--- a/Data/Encoding 2025-26/Encoding Study Draft.docx
+++ b/Data/Encoding 2025-26/Encoding Study Draft.docx
@@ -3930,7 +3930,6 @@
       <w:pPr>
         <w:spacing w:after="0"/>
         <w:rPr>
-          <w:rFonts w:hint="eastAsia"/>
           <w:lang w:val="en-AU" w:eastAsia="zh-CN"/>
         </w:rPr>
       </w:pPr>
@@ -4091,92 +4090,89 @@
       <w:pPr>
         <w:spacing w:after="0"/>
         <w:rPr>
+          <w:lang w:val="en-AU" w:eastAsia="zh-CN"/>
+        </w:rPr>
+      </w:pPr>
+      <w:r>
+        <w:rPr>
+          <w:lang w:val="en-AU" w:eastAsia="zh-CN"/>
+        </w:rPr>
+        <w:t>Primary inference used participant-level Bayesian regression models fit separately for each complete participant (AQ, HC, YILIU), consistent with the small-N intensive replication design. Each model predicted trial-wise absolute error (AbsErr, degrees) as:</w:t>
+      </w:r>
+      <w:r>
+        <w:rPr>
           <w:rFonts w:hint="eastAsia"/>
           <w:lang w:val="en-AU" w:eastAsia="zh-CN"/>
         </w:rPr>
-      </w:pPr>
+        <w:t xml:space="preserve"> </w:t>
+      </w:r>
       <w:r>
         <w:rPr>
           <w:lang w:val="en-AU" w:eastAsia="zh-CN"/>
         </w:rPr>
-        <w:t>Primary inference used participant-level Bayesian regression models fit separately for each complete participant (AQ, HC, YILIU), consistent with the small-N intensive replication design. Each model predicted trial-wise absolute error (AbsErr, degrees) as:</w:t>
+        <w:t>AbsErr ~ CueType × DurationF × Session_z + (1 | SessionF)</w:t>
       </w:r>
       <w:r>
         <w:rPr>
           <w:rFonts w:hint="eastAsia"/>
           <w:lang w:val="en-AU" w:eastAsia="zh-CN"/>
         </w:rPr>
-        <w:t xml:space="preserve"> </w:t>
-      </w:r>
-      <w:r>
+        <w:t>.</w:t>
+      </w:r>
+    </w:p>
+    <w:p>
+      <w:pPr>
+        <w:spacing w:after="0"/>
         <w:rPr>
           <w:lang w:val="en-AU" w:eastAsia="zh-CN"/>
         </w:rPr>
-        <w:t>AbsErr ~ CueType × DurationF × Session_z + (1 | SessionF)</w:t>
+      </w:pPr>
+      <w:r>
+        <w:rPr>
+          <w:lang w:val="en-AU" w:eastAsia="zh-CN"/>
+        </w:rPr>
+        <w:t>Cue type (NR vs R) and encoding duration (50–350 ms in 50-ms steps) were categorical predictors. Session progression was modelled continuously (Session_z). A random intercept for session accounted for trial clustering within sessions. Outliers were accommodated with a Student-t likelihood.</w:t>
+      </w:r>
+    </w:p>
+    <w:p>
+      <w:pPr>
+        <w:spacing w:after="0"/>
+        <w:rPr>
+          <w:lang w:val="en-AU" w:eastAsia="zh-CN"/>
+        </w:rPr>
+      </w:pPr>
+      <w:r>
+        <w:rPr>
+          <w:lang w:val="en-AU" w:eastAsia="zh-CN"/>
+        </w:rPr>
+        <w:t xml:space="preserve">Weakly informative priors were placed on the intercept (Normal[30, 20]), fixed effects (Normal[0, 15]), residual scale (Exponential[1]), random-effect SD (Exponential[1]), and degrees of freedom (Gamma[2, 0.1]). Models were fit in brms with four chains, 4,000 iterations (2,000 warmup), adapt_delta = 0.95, and max_treedepth = 12. All chains converged satisfactorily (R̂ </w:t>
       </w:r>
       <w:r>
         <w:rPr>
           <w:rFonts w:hint="eastAsia"/>
           <w:lang w:val="en-AU" w:eastAsia="zh-CN"/>
         </w:rPr>
-        <w:t>.</w:t>
+        <w:t>≈</w:t>
+      </w:r>
+      <w:r>
+        <w:rPr>
+          <w:lang w:val="en-AU" w:eastAsia="zh-CN"/>
+        </w:rPr>
+        <w:t xml:space="preserve"> 1.00).</w:t>
       </w:r>
     </w:p>
     <w:p>
       <w:pPr>
         <w:spacing w:after="0"/>
         <w:rPr>
-          <w:rFonts w:hint="eastAsia"/>
           <w:lang w:val="en-AU" w:eastAsia="zh-CN"/>
         </w:rPr>
       </w:pPr>
-      <w:r>
-        <w:rPr>
-          <w:lang w:val="en-AU" w:eastAsia="zh-CN"/>
-        </w:rPr>
-        <w:t>Cue type (NR vs R) and encoding duration (50–350 ms in 50-ms steps) were categorical predictors. Session progression was modelled continuously (Session_z). A random intercept for session accounted for trial clustering within sessions. Outliers were accommodated with a Student-t likelihood.</w:t>
-      </w:r>
     </w:p>
     <w:p>
       <w:pPr>
         <w:spacing w:after="0"/>
         <w:rPr>
-          <w:lang w:val="en-AU" w:eastAsia="zh-CN"/>
-        </w:rPr>
-      </w:pPr>
-      <w:r>
-        <w:rPr>
-          <w:lang w:val="en-AU" w:eastAsia="zh-CN"/>
-        </w:rPr>
-        <w:t xml:space="preserve">Weakly informative priors were placed on the intercept (Normal[30, 20]), fixed effects (Normal[0, 15]), residual scale (Exponential[1]), random-effect SD (Exponential[1]), and degrees of freedom (Gamma[2, 0.1]). Models were fit in brms with four chains, 4,000 iterations (2,000 warmup), adapt_delta = 0.95, and max_treedepth = 12. All chains converged satisfactorily (R̂ </w:t>
-      </w:r>
-      <w:r>
-        <w:rPr>
-          <w:rFonts w:hint="eastAsia"/>
-          <w:lang w:val="en-AU" w:eastAsia="zh-CN"/>
-        </w:rPr>
-        <w:t>≈</w:t>
-      </w:r>
-      <w:r>
-        <w:rPr>
-          <w:lang w:val="en-AU" w:eastAsia="zh-CN"/>
-        </w:rPr>
-        <w:t xml:space="preserve"> 1.00).</w:t>
-      </w:r>
-    </w:p>
-    <w:p>
-      <w:pPr>
-        <w:spacing w:after="0"/>
-        <w:rPr>
-          <w:lang w:val="en-AU" w:eastAsia="zh-CN"/>
-        </w:rPr>
-      </w:pPr>
-    </w:p>
-    <w:p>
-      <w:pPr>
-        <w:spacing w:after="0"/>
-        <w:rPr>
-          <w:rFonts w:hint="eastAsia"/>
           <w:lang w:val="en-AU" w:eastAsia="zh-CN"/>
         </w:rPr>
       </w:pPr>
@@ -4209,7 +4205,6 @@
       <w:pPr>
         <w:spacing w:after="0"/>
         <w:rPr>
-          <w:rFonts w:hint="eastAsia"/>
           <w:lang w:val="en-AU" w:eastAsia="zh-CN"/>
         </w:rPr>
       </w:pPr>
@@ -4225,7 +4220,6 @@
         <w:spacing w:after="0"/>
         <w:ind w:firstLine="0"/>
         <w:rPr>
-          <w:rFonts w:hint="eastAsia"/>
           <w:lang w:val="en-AU" w:eastAsia="zh-CN"/>
         </w:rPr>
       </w:pPr>
@@ -4317,27 +4311,26 @@
         <w:spacing w:after="0"/>
         <w:ind w:firstLine="0"/>
         <w:rPr>
+          <w:lang w:val="en-AU" w:eastAsia="zh-CN"/>
+        </w:rPr>
+      </w:pPr>
+      <w:r>
+        <w:rPr>
+          <w:lang w:val="en-AU" w:eastAsia="zh-CN"/>
+        </w:rPr>
+        <w:t>Participant-level frequentist mixed models</w:t>
+      </w:r>
+      <w:r>
+        <w:rPr>
+          <w:lang w:val="en-AU" w:eastAsia="zh-CN"/>
+        </w:rPr>
+        <w:t>’</w:t>
+      </w:r>
+      <w:r>
+        <w:rPr>
           <w:rFonts w:hint="eastAsia"/>
           <w:lang w:val="en-AU" w:eastAsia="zh-CN"/>
         </w:rPr>
-      </w:pPr>
-      <w:r>
-        <w:rPr>
-          <w:lang w:val="en-AU" w:eastAsia="zh-CN"/>
-        </w:rPr>
-        <w:t>Participant-level frequentist mixed models</w:t>
-      </w:r>
-      <w:r>
-        <w:rPr>
-          <w:lang w:val="en-AU" w:eastAsia="zh-CN"/>
-        </w:rPr>
-        <w:t>’</w:t>
-      </w:r>
-      <w:r>
-        <w:rPr>
-          <w:rFonts w:hint="eastAsia"/>
-          <w:lang w:val="en-AU" w:eastAsia="zh-CN"/>
-        </w:rPr>
         <w:t xml:space="preserve"> outcome are consistent, and are placed in the appendix.</w:t>
       </w:r>
     </w:p>
@@ -4346,7 +4339,6 @@
         <w:spacing w:after="0"/>
         <w:ind w:firstLine="0"/>
         <w:rPr>
-          <w:rFonts w:hint="eastAsia"/>
           <w:lang w:eastAsia="zh-CN"/>
         </w:rPr>
       </w:pPr>
@@ -4630,7 +4622,7 @@
           <w:lang w:eastAsia="zh-CN"/>
         </w:rPr>
         <w:drawing>
-          <wp:inline distT="0" distB="0" distL="0" distR="0" wp14:anchorId="7B3444FF" wp14:editId="1705B8E9">
+          <wp:inline distT="0" distB="0" distL="0" distR="0" wp14:anchorId="7B3444FF" wp14:editId="557086D8">
             <wp:extent cx="6600901" cy="3285641"/>
             <wp:effectExtent l="0" t="0" r="3175" b="3810"/>
             <wp:docPr id="1207469906" name="Picture 1"/>
@@ -4755,7 +4747,7 @@
         </w:rPr>
         <w:lastRenderedPageBreak/>
         <w:drawing>
-          <wp:inline distT="0" distB="0" distL="0" distR="0" wp14:anchorId="46073AE9" wp14:editId="144ADCCF">
+          <wp:inline distT="0" distB="0" distL="0" distR="0" wp14:anchorId="46073AE9" wp14:editId="040BD82A">
             <wp:extent cx="6844990" cy="3417376"/>
             <wp:effectExtent l="0" t="0" r="635" b="0"/>
             <wp:docPr id="1726349811" name="Picture 2"/>
@@ -4889,7 +4881,7 @@
           <w:lang w:eastAsia="zh-CN"/>
         </w:rPr>
         <w:drawing>
-          <wp:anchor distT="0" distB="0" distL="114300" distR="114300" simplePos="0" relativeHeight="251659264" behindDoc="1" locked="0" layoutInCell="1" allowOverlap="1" wp14:anchorId="7A7550BA" wp14:editId="5016C330">
+          <wp:anchor distT="0" distB="0" distL="114300" distR="114300" simplePos="0" relativeHeight="251659264" behindDoc="1" locked="0" layoutInCell="1" allowOverlap="1" wp14:anchorId="7A7550BA" wp14:editId="3ABD1CEF">
             <wp:simplePos x="0" y="0"/>
             <wp:positionH relativeFrom="column">
               <wp:posOffset>0</wp:posOffset>
@@ -5019,7 +5011,7 @@
           <w:lang w:eastAsia="zh-CN"/>
         </w:rPr>
         <w:drawing>
-          <wp:anchor distT="0" distB="0" distL="114300" distR="114300" simplePos="0" relativeHeight="251660288" behindDoc="1" locked="0" layoutInCell="1" allowOverlap="1" wp14:anchorId="1A1BCED6" wp14:editId="350D08C8">
+          <wp:anchor distT="0" distB="0" distL="114300" distR="114300" simplePos="0" relativeHeight="251660288" behindDoc="1" locked="0" layoutInCell="1" allowOverlap="1" wp14:anchorId="1A1BCED6" wp14:editId="75D65663">
             <wp:simplePos x="0" y="0"/>
             <wp:positionH relativeFrom="column">
               <wp:posOffset>1166</wp:posOffset>
@@ -5118,7 +5110,7 @@
           <w:lang w:eastAsia="zh-CN"/>
         </w:rPr>
         <w:drawing>
-          <wp:anchor distT="0" distB="0" distL="114300" distR="114300" simplePos="0" relativeHeight="251661312" behindDoc="1" locked="0" layoutInCell="1" allowOverlap="1" wp14:anchorId="211D9A58" wp14:editId="5760BBAF">
+          <wp:anchor distT="0" distB="0" distL="114300" distR="114300" simplePos="0" relativeHeight="251661312" behindDoc="1" locked="0" layoutInCell="1" allowOverlap="1" wp14:anchorId="211D9A58" wp14:editId="0D4D9EEB">
             <wp:simplePos x="0" y="0"/>
             <wp:positionH relativeFrom="column">
               <wp:posOffset>-531</wp:posOffset>
@@ -5253,19 +5245,7 @@
         <w:rPr>
           <w:lang w:eastAsia="zh-CN"/>
         </w:rPr>
-        <w:t>Descriptively, R-cue absolute error and circular SD were lower than NR-cue values across durations and session phases for all three participants. Absolute-error redundancy gain (NR − R) ranged approximately 9–38° for AQ, 7–22° for HC, and 23–35° for YILIU across session phases; circular</w:t>
-      </w:r>
-      <w:r>
-        <w:rPr>
-          <w:lang w:eastAsia="zh-CN"/>
-        </w:rPr>
-        <w:t xml:space="preserve"> </w:t>
-      </w:r>
-      <w:r>
-        <w:rPr>
-          <w:lang w:eastAsia="zh-CN"/>
-        </w:rPr>
-        <w:t>SD gain showed the same directional pattern.</w:t>
+        <w:t>Descriptively, R-cue absolute error and circular SD were lower than NR-cue values across durations and session phases for all three participants. Absolute-error redundancy gain (NR − R) ranged approximately 9–38° for AQ, 7–22° for HC, and 23–35° for YILIU across session phases; circular SD gain showed the same directional pattern.</w:t>
       </w:r>
     </w:p>
     <w:p>
@@ -5378,7 +5358,6 @@
       <w:pPr>
         <w:ind w:firstLine="0"/>
         <w:rPr>
-          <w:rFonts w:hint="eastAsia"/>
           <w:b/>
           <w:bCs/>
           <w:lang w:eastAsia="zh-CN"/>
@@ -5420,7 +5399,6 @@
       <w:pPr>
         <w:ind w:firstLine="0"/>
         <w:rPr>
-          <w:rFonts w:hint="eastAsia"/>
           <w:lang w:eastAsia="zh-CN"/>
         </w:rPr>
       </w:pPr>
@@ -5479,7 +5457,6 @@
       <w:pPr>
         <w:ind w:firstLine="0"/>
         <w:rPr>
-          <w:rFonts w:hint="eastAsia"/>
           <w:lang w:eastAsia="zh-CN"/>
         </w:rPr>
       </w:pPr>
@@ -5679,6 +5656,2905 @@
       <w:pPr>
         <w:ind w:firstLine="0"/>
         <w:rPr>
+          <w:lang w:eastAsia="zh-CN"/>
+        </w:rPr>
+      </w:pPr>
+    </w:p>
+    <w:p>
+      <w:pPr>
+        <w:ind w:firstLine="0"/>
+        <w:rPr>
+          <w:lang w:eastAsia="zh-CN"/>
+        </w:rPr>
+      </w:pPr>
+    </w:p>
+    <w:p>
+      <w:pPr>
+        <w:ind w:firstLine="0"/>
+        <w:rPr>
+          <w:lang w:eastAsia="zh-CN"/>
+        </w:rPr>
+      </w:pPr>
+    </w:p>
+    <w:p>
+      <w:pPr>
+        <w:ind w:firstLine="0"/>
+        <w:rPr>
+          <w:lang w:eastAsia="zh-CN"/>
+        </w:rPr>
+      </w:pPr>
+    </w:p>
+    <w:p>
+      <w:pPr>
+        <w:ind w:firstLine="0"/>
+        <w:rPr>
+          <w:lang w:eastAsia="zh-CN"/>
+        </w:rPr>
+      </w:pPr>
+    </w:p>
+    <w:p>
+      <w:pPr>
+        <w:ind w:firstLine="0"/>
+        <w:rPr>
+          <w:lang w:eastAsia="zh-CN"/>
+        </w:rPr>
+      </w:pPr>
+    </w:p>
+    <w:p>
+      <w:pPr>
+        <w:ind w:firstLine="0"/>
+        <w:rPr>
+          <w:lang w:eastAsia="zh-CN"/>
+        </w:rPr>
+      </w:pPr>
+      <w:r>
+        <w:rPr>
+          <w:lang w:eastAsia="zh-CN"/>
+        </w:rPr>
+        <w:lastRenderedPageBreak/>
+        <w:t>Changes in Kappa</w:t>
+      </w:r>
+    </w:p>
+    <w:tbl>
+      <w:tblPr>
+        <w:tblW w:w="0" w:type="auto"/>
+        <w:tblBorders>
+          <w:top w:val="single" w:sz="4" w:space="0" w:color="auto"/>
+          <w:left w:val="single" w:sz="4" w:space="0" w:color="auto"/>
+          <w:bottom w:val="single" w:sz="4" w:space="0" w:color="auto"/>
+          <w:right w:val="single" w:sz="4" w:space="0" w:color="auto"/>
+          <w:insideH w:val="single" w:sz="4" w:space="0" w:color="auto"/>
+          <w:insideV w:val="single" w:sz="4" w:space="0" w:color="auto"/>
+        </w:tblBorders>
+        <w:tblCellMar>
+          <w:top w:w="15" w:type="dxa"/>
+          <w:left w:w="15" w:type="dxa"/>
+          <w:bottom w:w="15" w:type="dxa"/>
+          <w:right w:w="15" w:type="dxa"/>
+        </w:tblCellMar>
+        <w:tblLook w:val="04A0" w:firstRow="1" w:lastRow="0" w:firstColumn="1" w:lastColumn="0" w:noHBand="0" w:noVBand="1"/>
+      </w:tblPr>
+      <w:tblGrid>
+        <w:gridCol w:w="572"/>
+        <w:gridCol w:w="615"/>
+        <w:gridCol w:w="720"/>
+        <w:gridCol w:w="720"/>
+        <w:gridCol w:w="720"/>
+        <w:gridCol w:w="720"/>
+        <w:gridCol w:w="720"/>
+        <w:gridCol w:w="720"/>
+        <w:gridCol w:w="720"/>
+        <w:gridCol w:w="884"/>
+        <w:gridCol w:w="1598"/>
+      </w:tblGrid>
+      <w:tr>
+        <w:trPr>
+          <w:tblHeader/>
+        </w:trPr>
+        <w:tc>
+          <w:tcPr>
+            <w:tcW w:w="572" w:type="dxa"/>
+            <w:noWrap/>
+            <w:tcMar>
+              <w:top w:w="75" w:type="dxa"/>
+              <w:left w:w="135" w:type="dxa"/>
+              <w:bottom w:w="75" w:type="dxa"/>
+              <w:right w:w="135" w:type="dxa"/>
+            </w:tcMar>
+            <w:hideMark/>
+          </w:tcPr>
+          <w:p>
+            <w:pPr>
+              <w:spacing w:after="0" w:line="240" w:lineRule="auto"/>
+              <w:ind w:firstLine="0"/>
+              <w:rPr>
+                <w:rFonts w:eastAsia="Times New Roman"/>
+                <w:b/>
+                <w:bCs/>
+                <w:color w:val="000000" w:themeColor="text1"/>
+                <w:sz w:val="20"/>
+                <w:szCs w:val="20"/>
+                <w:lang w:val="en-AU" w:eastAsia="zh-CN"/>
+              </w:rPr>
+            </w:pPr>
+            <w:r>
+              <w:rPr>
+                <w:rFonts w:eastAsia="Times New Roman"/>
+                <w:b/>
+                <w:bCs/>
+                <w:color w:val="000000" w:themeColor="text1"/>
+                <w:sz w:val="20"/>
+                <w:szCs w:val="20"/>
+                <w:lang w:val="en-AU" w:eastAsia="zh-CN"/>
+              </w:rPr>
+              <w:t>ID</w:t>
+            </w:r>
+          </w:p>
+        </w:tc>
+        <w:tc>
+          <w:tcPr>
+            <w:tcW w:w="528" w:type="dxa"/>
+            <w:noWrap/>
+            <w:tcMar>
+              <w:top w:w="75" w:type="dxa"/>
+              <w:left w:w="135" w:type="dxa"/>
+              <w:bottom w:w="75" w:type="dxa"/>
+              <w:right w:w="135" w:type="dxa"/>
+            </w:tcMar>
+            <w:hideMark/>
+          </w:tcPr>
+          <w:p>
+            <w:pPr>
+              <w:spacing w:after="0" w:line="240" w:lineRule="auto"/>
+              <w:ind w:firstLine="0"/>
+              <w:rPr>
+                <w:rFonts w:eastAsia="Times New Roman"/>
+                <w:b/>
+                <w:bCs/>
+                <w:color w:val="000000" w:themeColor="text1"/>
+                <w:sz w:val="20"/>
+                <w:szCs w:val="20"/>
+                <w:lang w:val="en-AU" w:eastAsia="zh-CN"/>
+              </w:rPr>
+            </w:pPr>
+            <w:r>
+              <w:rPr>
+                <w:rFonts w:eastAsia="Times New Roman"/>
+                <w:b/>
+                <w:bCs/>
+                <w:color w:val="000000" w:themeColor="text1"/>
+                <w:sz w:val="20"/>
+                <w:szCs w:val="20"/>
+                <w:lang w:val="en-AU" w:eastAsia="zh-CN"/>
+              </w:rPr>
+              <w:t>Cue</w:t>
+            </w:r>
+          </w:p>
+        </w:tc>
+        <w:tc>
+          <w:tcPr>
+            <w:tcW w:w="0" w:type="auto"/>
+            <w:noWrap/>
+            <w:tcMar>
+              <w:top w:w="75" w:type="dxa"/>
+              <w:left w:w="135" w:type="dxa"/>
+              <w:bottom w:w="75" w:type="dxa"/>
+              <w:right w:w="135" w:type="dxa"/>
+            </w:tcMar>
+            <w:hideMark/>
+          </w:tcPr>
+          <w:p>
+            <w:pPr>
+              <w:spacing w:after="0" w:line="240" w:lineRule="auto"/>
+              <w:ind w:firstLine="0"/>
+              <w:rPr>
+                <w:rFonts w:eastAsia="Times New Roman"/>
+                <w:b/>
+                <w:bCs/>
+                <w:color w:val="000000" w:themeColor="text1"/>
+                <w:sz w:val="20"/>
+                <w:szCs w:val="20"/>
+                <w:lang w:val="en-AU" w:eastAsia="zh-CN"/>
+              </w:rPr>
+            </w:pPr>
+            <w:r>
+              <w:rPr>
+                <w:rFonts w:eastAsia="Times New Roman"/>
+                <w:b/>
+                <w:bCs/>
+                <w:color w:val="000000" w:themeColor="text1"/>
+                <w:sz w:val="20"/>
+                <w:szCs w:val="20"/>
+                <w:lang w:val="en-AU" w:eastAsia="zh-CN"/>
+              </w:rPr>
+              <w:t>50</w:t>
+            </w:r>
+          </w:p>
+        </w:tc>
+        <w:tc>
+          <w:tcPr>
+            <w:tcW w:w="0" w:type="auto"/>
+            <w:noWrap/>
+            <w:tcMar>
+              <w:top w:w="75" w:type="dxa"/>
+              <w:left w:w="135" w:type="dxa"/>
+              <w:bottom w:w="75" w:type="dxa"/>
+              <w:right w:w="135" w:type="dxa"/>
+            </w:tcMar>
+            <w:hideMark/>
+          </w:tcPr>
+          <w:p>
+            <w:pPr>
+              <w:spacing w:after="0" w:line="240" w:lineRule="auto"/>
+              <w:ind w:firstLine="0"/>
+              <w:rPr>
+                <w:rFonts w:eastAsia="Times New Roman"/>
+                <w:b/>
+                <w:bCs/>
+                <w:color w:val="000000" w:themeColor="text1"/>
+                <w:sz w:val="20"/>
+                <w:szCs w:val="20"/>
+                <w:lang w:val="en-AU" w:eastAsia="zh-CN"/>
+              </w:rPr>
+            </w:pPr>
+            <w:r>
+              <w:rPr>
+                <w:rFonts w:eastAsia="Times New Roman"/>
+                <w:b/>
+                <w:bCs/>
+                <w:color w:val="000000" w:themeColor="text1"/>
+                <w:sz w:val="20"/>
+                <w:szCs w:val="20"/>
+                <w:lang w:val="en-AU" w:eastAsia="zh-CN"/>
+              </w:rPr>
+              <w:t>100</w:t>
+            </w:r>
+          </w:p>
+        </w:tc>
+        <w:tc>
+          <w:tcPr>
+            <w:tcW w:w="0" w:type="auto"/>
+            <w:noWrap/>
+            <w:tcMar>
+              <w:top w:w="75" w:type="dxa"/>
+              <w:left w:w="135" w:type="dxa"/>
+              <w:bottom w:w="75" w:type="dxa"/>
+              <w:right w:w="135" w:type="dxa"/>
+            </w:tcMar>
+            <w:hideMark/>
+          </w:tcPr>
+          <w:p>
+            <w:pPr>
+              <w:spacing w:after="0" w:line="240" w:lineRule="auto"/>
+              <w:ind w:firstLine="0"/>
+              <w:rPr>
+                <w:rFonts w:eastAsia="Times New Roman"/>
+                <w:b/>
+                <w:bCs/>
+                <w:color w:val="000000" w:themeColor="text1"/>
+                <w:sz w:val="20"/>
+                <w:szCs w:val="20"/>
+                <w:lang w:val="en-AU" w:eastAsia="zh-CN"/>
+              </w:rPr>
+            </w:pPr>
+            <w:r>
+              <w:rPr>
+                <w:rFonts w:eastAsia="Times New Roman"/>
+                <w:b/>
+                <w:bCs/>
+                <w:color w:val="000000" w:themeColor="text1"/>
+                <w:sz w:val="20"/>
+                <w:szCs w:val="20"/>
+                <w:lang w:val="en-AU" w:eastAsia="zh-CN"/>
+              </w:rPr>
+              <w:t>150</w:t>
+            </w:r>
+          </w:p>
+        </w:tc>
+        <w:tc>
+          <w:tcPr>
+            <w:tcW w:w="0" w:type="auto"/>
+            <w:noWrap/>
+            <w:tcMar>
+              <w:top w:w="75" w:type="dxa"/>
+              <w:left w:w="135" w:type="dxa"/>
+              <w:bottom w:w="75" w:type="dxa"/>
+              <w:right w:w="135" w:type="dxa"/>
+            </w:tcMar>
+            <w:hideMark/>
+          </w:tcPr>
+          <w:p>
+            <w:pPr>
+              <w:spacing w:after="0" w:line="240" w:lineRule="auto"/>
+              <w:ind w:firstLine="0"/>
+              <w:rPr>
+                <w:rFonts w:eastAsia="Times New Roman"/>
+                <w:b/>
+                <w:bCs/>
+                <w:color w:val="000000" w:themeColor="text1"/>
+                <w:sz w:val="20"/>
+                <w:szCs w:val="20"/>
+                <w:lang w:val="en-AU" w:eastAsia="zh-CN"/>
+              </w:rPr>
+            </w:pPr>
+            <w:r>
+              <w:rPr>
+                <w:rFonts w:eastAsia="Times New Roman"/>
+                <w:b/>
+                <w:bCs/>
+                <w:color w:val="000000" w:themeColor="text1"/>
+                <w:sz w:val="20"/>
+                <w:szCs w:val="20"/>
+                <w:lang w:val="en-AU" w:eastAsia="zh-CN"/>
+              </w:rPr>
+              <w:t>200</w:t>
+            </w:r>
+          </w:p>
+        </w:tc>
+        <w:tc>
+          <w:tcPr>
+            <w:tcW w:w="0" w:type="auto"/>
+            <w:noWrap/>
+            <w:tcMar>
+              <w:top w:w="75" w:type="dxa"/>
+              <w:left w:w="135" w:type="dxa"/>
+              <w:bottom w:w="75" w:type="dxa"/>
+              <w:right w:w="135" w:type="dxa"/>
+            </w:tcMar>
+            <w:hideMark/>
+          </w:tcPr>
+          <w:p>
+            <w:pPr>
+              <w:spacing w:after="0" w:line="240" w:lineRule="auto"/>
+              <w:ind w:firstLine="0"/>
+              <w:rPr>
+                <w:rFonts w:eastAsia="Times New Roman"/>
+                <w:b/>
+                <w:bCs/>
+                <w:color w:val="000000" w:themeColor="text1"/>
+                <w:sz w:val="20"/>
+                <w:szCs w:val="20"/>
+                <w:lang w:val="en-AU" w:eastAsia="zh-CN"/>
+              </w:rPr>
+            </w:pPr>
+            <w:r>
+              <w:rPr>
+                <w:rFonts w:eastAsia="Times New Roman"/>
+                <w:b/>
+                <w:bCs/>
+                <w:color w:val="000000" w:themeColor="text1"/>
+                <w:sz w:val="20"/>
+                <w:szCs w:val="20"/>
+                <w:lang w:val="en-AU" w:eastAsia="zh-CN"/>
+              </w:rPr>
+              <w:t>250</w:t>
+            </w:r>
+          </w:p>
+        </w:tc>
+        <w:tc>
+          <w:tcPr>
+            <w:tcW w:w="0" w:type="auto"/>
+            <w:noWrap/>
+            <w:tcMar>
+              <w:top w:w="75" w:type="dxa"/>
+              <w:left w:w="135" w:type="dxa"/>
+              <w:bottom w:w="75" w:type="dxa"/>
+              <w:right w:w="135" w:type="dxa"/>
+            </w:tcMar>
+            <w:hideMark/>
+          </w:tcPr>
+          <w:p>
+            <w:pPr>
+              <w:spacing w:after="0" w:line="240" w:lineRule="auto"/>
+              <w:ind w:firstLine="0"/>
+              <w:rPr>
+                <w:rFonts w:eastAsia="Times New Roman"/>
+                <w:b/>
+                <w:bCs/>
+                <w:color w:val="000000" w:themeColor="text1"/>
+                <w:sz w:val="20"/>
+                <w:szCs w:val="20"/>
+                <w:lang w:val="en-AU" w:eastAsia="zh-CN"/>
+              </w:rPr>
+            </w:pPr>
+            <w:r>
+              <w:rPr>
+                <w:rFonts w:eastAsia="Times New Roman"/>
+                <w:b/>
+                <w:bCs/>
+                <w:color w:val="000000" w:themeColor="text1"/>
+                <w:sz w:val="20"/>
+                <w:szCs w:val="20"/>
+                <w:lang w:val="en-AU" w:eastAsia="zh-CN"/>
+              </w:rPr>
+              <w:t>300</w:t>
+            </w:r>
+          </w:p>
+        </w:tc>
+        <w:tc>
+          <w:tcPr>
+            <w:tcW w:w="0" w:type="auto"/>
+            <w:noWrap/>
+            <w:tcMar>
+              <w:top w:w="75" w:type="dxa"/>
+              <w:left w:w="135" w:type="dxa"/>
+              <w:bottom w:w="75" w:type="dxa"/>
+              <w:right w:w="135" w:type="dxa"/>
+            </w:tcMar>
+            <w:hideMark/>
+          </w:tcPr>
+          <w:p>
+            <w:pPr>
+              <w:spacing w:after="0" w:line="240" w:lineRule="auto"/>
+              <w:ind w:firstLine="0"/>
+              <w:rPr>
+                <w:rFonts w:eastAsia="Times New Roman"/>
+                <w:b/>
+                <w:bCs/>
+                <w:color w:val="000000" w:themeColor="text1"/>
+                <w:sz w:val="20"/>
+                <w:szCs w:val="20"/>
+                <w:lang w:val="en-AU" w:eastAsia="zh-CN"/>
+              </w:rPr>
+            </w:pPr>
+            <w:r>
+              <w:rPr>
+                <w:rFonts w:eastAsia="Times New Roman"/>
+                <w:b/>
+                <w:bCs/>
+                <w:color w:val="000000" w:themeColor="text1"/>
+                <w:sz w:val="20"/>
+                <w:szCs w:val="20"/>
+                <w:lang w:val="en-AU" w:eastAsia="zh-CN"/>
+              </w:rPr>
+              <w:t>350</w:t>
+            </w:r>
+          </w:p>
+        </w:tc>
+        <w:tc>
+          <w:tcPr>
+            <w:tcW w:w="0" w:type="auto"/>
+            <w:noWrap/>
+            <w:tcMar>
+              <w:top w:w="75" w:type="dxa"/>
+              <w:left w:w="135" w:type="dxa"/>
+              <w:bottom w:w="75" w:type="dxa"/>
+              <w:right w:w="135" w:type="dxa"/>
+            </w:tcMar>
+            <w:hideMark/>
+          </w:tcPr>
+          <w:p>
+            <w:pPr>
+              <w:spacing w:after="0" w:line="240" w:lineRule="auto"/>
+              <w:ind w:firstLine="0"/>
+              <w:rPr>
+                <w:rFonts w:eastAsia="Times New Roman"/>
+                <w:b/>
+                <w:bCs/>
+                <w:color w:val="000000" w:themeColor="text1"/>
+                <w:sz w:val="20"/>
+                <w:szCs w:val="20"/>
+                <w:lang w:val="en-AU" w:eastAsia="zh-CN"/>
+              </w:rPr>
+            </w:pPr>
+            <w:r>
+              <w:rPr>
+                <w:rFonts w:eastAsia="Times New Roman"/>
+                <w:b/>
+                <w:bCs/>
+                <w:color w:val="000000" w:themeColor="text1"/>
+                <w:sz w:val="20"/>
+                <w:szCs w:val="20"/>
+                <w:lang w:val="en-AU" w:eastAsia="zh-CN"/>
+              </w:rPr>
+              <w:t>350−50</w:t>
+            </w:r>
+          </w:p>
+        </w:tc>
+        <w:tc>
+          <w:tcPr>
+            <w:tcW w:w="0" w:type="auto"/>
+            <w:noWrap/>
+            <w:tcMar>
+              <w:top w:w="75" w:type="dxa"/>
+              <w:left w:w="135" w:type="dxa"/>
+              <w:bottom w:w="75" w:type="dxa"/>
+              <w:right w:w="135" w:type="dxa"/>
+            </w:tcMar>
+            <w:hideMark/>
+          </w:tcPr>
+          <w:p>
+            <w:pPr>
+              <w:spacing w:after="0" w:line="240" w:lineRule="auto"/>
+              <w:ind w:firstLine="0"/>
+              <w:rPr>
+                <w:rFonts w:eastAsia="Times New Roman"/>
+                <w:b/>
+                <w:bCs/>
+                <w:color w:val="000000" w:themeColor="text1"/>
+                <w:sz w:val="20"/>
+                <w:szCs w:val="20"/>
+                <w:lang w:val="en-AU" w:eastAsia="zh-CN"/>
+              </w:rPr>
+            </w:pPr>
+            <w:r>
+              <w:rPr>
+                <w:rFonts w:eastAsia="Times New Roman"/>
+                <w:b/>
+                <w:bCs/>
+                <w:color w:val="000000" w:themeColor="text1"/>
+                <w:sz w:val="20"/>
+                <w:szCs w:val="20"/>
+                <w:lang w:val="en-AU" w:eastAsia="zh-CN"/>
+              </w:rPr>
+              <w:t>circSD 50→350</w:t>
+            </w:r>
+          </w:p>
+        </w:tc>
+      </w:tr>
+      <w:tr>
+        <w:tc>
+          <w:tcPr>
+            <w:tcW w:w="572" w:type="dxa"/>
+            <w:tcMar>
+              <w:top w:w="75" w:type="dxa"/>
+              <w:left w:w="135" w:type="dxa"/>
+              <w:bottom w:w="75" w:type="dxa"/>
+              <w:right w:w="135" w:type="dxa"/>
+            </w:tcMar>
+            <w:hideMark/>
+          </w:tcPr>
+          <w:p>
+            <w:pPr>
+              <w:spacing w:after="0" w:line="240" w:lineRule="auto"/>
+              <w:ind w:firstLine="0"/>
+              <w:rPr>
+                <w:rFonts w:eastAsia="Times New Roman"/>
+                <w:color w:val="000000" w:themeColor="text1"/>
+                <w:sz w:val="20"/>
+                <w:szCs w:val="20"/>
+                <w:lang w:val="en-AU" w:eastAsia="zh-CN"/>
+              </w:rPr>
+            </w:pPr>
+            <w:r>
+              <w:rPr>
+                <w:rFonts w:eastAsia="Times New Roman"/>
+                <w:color w:val="000000" w:themeColor="text1"/>
+                <w:sz w:val="20"/>
+                <w:szCs w:val="20"/>
+                <w:lang w:val="en-AU" w:eastAsia="zh-CN"/>
+              </w:rPr>
+              <w:t>AQ</w:t>
+            </w:r>
+          </w:p>
+        </w:tc>
+        <w:tc>
+          <w:tcPr>
+            <w:tcW w:w="528" w:type="dxa"/>
+            <w:tcMar>
+              <w:top w:w="75" w:type="dxa"/>
+              <w:left w:w="135" w:type="dxa"/>
+              <w:bottom w:w="75" w:type="dxa"/>
+              <w:right w:w="135" w:type="dxa"/>
+            </w:tcMar>
+            <w:hideMark/>
+          </w:tcPr>
+          <w:p>
+            <w:pPr>
+              <w:spacing w:after="0" w:line="240" w:lineRule="auto"/>
+              <w:ind w:firstLine="0"/>
+              <w:rPr>
+                <w:rFonts w:eastAsia="Times New Roman"/>
+                <w:color w:val="000000" w:themeColor="text1"/>
+                <w:sz w:val="20"/>
+                <w:szCs w:val="20"/>
+                <w:lang w:val="en-AU" w:eastAsia="zh-CN"/>
+              </w:rPr>
+            </w:pPr>
+            <w:r>
+              <w:rPr>
+                <w:rFonts w:eastAsia="Times New Roman"/>
+                <w:color w:val="000000" w:themeColor="text1"/>
+                <w:sz w:val="20"/>
+                <w:szCs w:val="20"/>
+                <w:lang w:val="en-AU" w:eastAsia="zh-CN"/>
+              </w:rPr>
+              <w:t>NR</w:t>
+            </w:r>
+          </w:p>
+        </w:tc>
+        <w:tc>
+          <w:tcPr>
+            <w:tcW w:w="0" w:type="auto"/>
+            <w:tcMar>
+              <w:top w:w="75" w:type="dxa"/>
+              <w:left w:w="135" w:type="dxa"/>
+              <w:bottom w:w="75" w:type="dxa"/>
+              <w:right w:w="135" w:type="dxa"/>
+            </w:tcMar>
+            <w:hideMark/>
+          </w:tcPr>
+          <w:p>
+            <w:pPr>
+              <w:spacing w:after="0" w:line="240" w:lineRule="auto"/>
+              <w:ind w:firstLine="0"/>
+              <w:rPr>
+                <w:rFonts w:eastAsia="Times New Roman"/>
+                <w:color w:val="000000" w:themeColor="text1"/>
+                <w:sz w:val="20"/>
+                <w:szCs w:val="20"/>
+                <w:lang w:val="en-AU" w:eastAsia="zh-CN"/>
+              </w:rPr>
+            </w:pPr>
+            <w:r>
+              <w:rPr>
+                <w:rFonts w:eastAsia="Times New Roman"/>
+                <w:b/>
+                <w:bCs/>
+                <w:color w:val="000000" w:themeColor="text1"/>
+                <w:sz w:val="20"/>
+                <w:szCs w:val="20"/>
+                <w:lang w:val="en-AU" w:eastAsia="zh-CN"/>
+              </w:rPr>
+              <w:t>3.38</w:t>
+            </w:r>
+          </w:p>
+        </w:tc>
+        <w:tc>
+          <w:tcPr>
+            <w:tcW w:w="0" w:type="auto"/>
+            <w:tcMar>
+              <w:top w:w="75" w:type="dxa"/>
+              <w:left w:w="135" w:type="dxa"/>
+              <w:bottom w:w="75" w:type="dxa"/>
+              <w:right w:w="135" w:type="dxa"/>
+            </w:tcMar>
+            <w:hideMark/>
+          </w:tcPr>
+          <w:p>
+            <w:pPr>
+              <w:spacing w:after="0" w:line="240" w:lineRule="auto"/>
+              <w:ind w:firstLine="0"/>
+              <w:rPr>
+                <w:rFonts w:eastAsia="Times New Roman"/>
+                <w:color w:val="000000" w:themeColor="text1"/>
+                <w:sz w:val="20"/>
+                <w:szCs w:val="20"/>
+                <w:lang w:val="en-AU" w:eastAsia="zh-CN"/>
+              </w:rPr>
+            </w:pPr>
+            <w:r>
+              <w:rPr>
+                <w:rFonts w:eastAsia="Times New Roman"/>
+                <w:color w:val="000000" w:themeColor="text1"/>
+                <w:sz w:val="20"/>
+                <w:szCs w:val="20"/>
+                <w:lang w:val="en-AU" w:eastAsia="zh-CN"/>
+              </w:rPr>
+              <w:t>4.53</w:t>
+            </w:r>
+          </w:p>
+        </w:tc>
+        <w:tc>
+          <w:tcPr>
+            <w:tcW w:w="0" w:type="auto"/>
+            <w:tcMar>
+              <w:top w:w="75" w:type="dxa"/>
+              <w:left w:w="135" w:type="dxa"/>
+              <w:bottom w:w="75" w:type="dxa"/>
+              <w:right w:w="135" w:type="dxa"/>
+            </w:tcMar>
+            <w:hideMark/>
+          </w:tcPr>
+          <w:p>
+            <w:pPr>
+              <w:spacing w:after="0" w:line="240" w:lineRule="auto"/>
+              <w:ind w:firstLine="0"/>
+              <w:rPr>
+                <w:rFonts w:eastAsia="Times New Roman"/>
+                <w:color w:val="000000" w:themeColor="text1"/>
+                <w:sz w:val="20"/>
+                <w:szCs w:val="20"/>
+                <w:lang w:val="en-AU" w:eastAsia="zh-CN"/>
+              </w:rPr>
+            </w:pPr>
+            <w:r>
+              <w:rPr>
+                <w:rFonts w:eastAsia="Times New Roman"/>
+                <w:color w:val="000000" w:themeColor="text1"/>
+                <w:sz w:val="20"/>
+                <w:szCs w:val="20"/>
+                <w:lang w:val="en-AU" w:eastAsia="zh-CN"/>
+              </w:rPr>
+              <w:t>5.44</w:t>
+            </w:r>
+          </w:p>
+        </w:tc>
+        <w:tc>
+          <w:tcPr>
+            <w:tcW w:w="0" w:type="auto"/>
+            <w:tcMar>
+              <w:top w:w="75" w:type="dxa"/>
+              <w:left w:w="135" w:type="dxa"/>
+              <w:bottom w:w="75" w:type="dxa"/>
+              <w:right w:w="135" w:type="dxa"/>
+            </w:tcMar>
+            <w:hideMark/>
+          </w:tcPr>
+          <w:p>
+            <w:pPr>
+              <w:spacing w:after="0" w:line="240" w:lineRule="auto"/>
+              <w:ind w:firstLine="0"/>
+              <w:rPr>
+                <w:rFonts w:eastAsia="Times New Roman"/>
+                <w:color w:val="000000" w:themeColor="text1"/>
+                <w:sz w:val="20"/>
+                <w:szCs w:val="20"/>
+                <w:lang w:val="en-AU" w:eastAsia="zh-CN"/>
+              </w:rPr>
+            </w:pPr>
+            <w:r>
+              <w:rPr>
+                <w:rFonts w:eastAsia="Times New Roman"/>
+                <w:color w:val="000000" w:themeColor="text1"/>
+                <w:sz w:val="20"/>
+                <w:szCs w:val="20"/>
+                <w:lang w:val="en-AU" w:eastAsia="zh-CN"/>
+              </w:rPr>
+              <w:t>5.24</w:t>
+            </w:r>
+          </w:p>
+        </w:tc>
+        <w:tc>
+          <w:tcPr>
+            <w:tcW w:w="0" w:type="auto"/>
+            <w:tcMar>
+              <w:top w:w="75" w:type="dxa"/>
+              <w:left w:w="135" w:type="dxa"/>
+              <w:bottom w:w="75" w:type="dxa"/>
+              <w:right w:w="135" w:type="dxa"/>
+            </w:tcMar>
+            <w:hideMark/>
+          </w:tcPr>
+          <w:p>
+            <w:pPr>
+              <w:spacing w:after="0" w:line="240" w:lineRule="auto"/>
+              <w:ind w:firstLine="0"/>
+              <w:rPr>
+                <w:rFonts w:eastAsia="Times New Roman"/>
+                <w:color w:val="000000" w:themeColor="text1"/>
+                <w:sz w:val="20"/>
+                <w:szCs w:val="20"/>
+                <w:lang w:val="en-AU" w:eastAsia="zh-CN"/>
+              </w:rPr>
+            </w:pPr>
+            <w:r>
+              <w:rPr>
+                <w:rFonts w:eastAsia="Times New Roman"/>
+                <w:color w:val="000000" w:themeColor="text1"/>
+                <w:sz w:val="20"/>
+                <w:szCs w:val="20"/>
+                <w:lang w:val="en-AU" w:eastAsia="zh-CN"/>
+              </w:rPr>
+              <w:t>5.69</w:t>
+            </w:r>
+          </w:p>
+        </w:tc>
+        <w:tc>
+          <w:tcPr>
+            <w:tcW w:w="0" w:type="auto"/>
+            <w:tcMar>
+              <w:top w:w="75" w:type="dxa"/>
+              <w:left w:w="135" w:type="dxa"/>
+              <w:bottom w:w="75" w:type="dxa"/>
+              <w:right w:w="135" w:type="dxa"/>
+            </w:tcMar>
+            <w:hideMark/>
+          </w:tcPr>
+          <w:p>
+            <w:pPr>
+              <w:spacing w:after="0" w:line="240" w:lineRule="auto"/>
+              <w:ind w:firstLine="0"/>
+              <w:rPr>
+                <w:rFonts w:eastAsia="Times New Roman"/>
+                <w:color w:val="000000" w:themeColor="text1"/>
+                <w:sz w:val="20"/>
+                <w:szCs w:val="20"/>
+                <w:lang w:val="en-AU" w:eastAsia="zh-CN"/>
+              </w:rPr>
+            </w:pPr>
+            <w:r>
+              <w:rPr>
+                <w:rFonts w:eastAsia="Times New Roman"/>
+                <w:color w:val="000000" w:themeColor="text1"/>
+                <w:sz w:val="20"/>
+                <w:szCs w:val="20"/>
+                <w:lang w:val="en-AU" w:eastAsia="zh-CN"/>
+              </w:rPr>
+              <w:t>5.37</w:t>
+            </w:r>
+          </w:p>
+        </w:tc>
+        <w:tc>
+          <w:tcPr>
+            <w:tcW w:w="0" w:type="auto"/>
+            <w:tcMar>
+              <w:top w:w="75" w:type="dxa"/>
+              <w:left w:w="135" w:type="dxa"/>
+              <w:bottom w:w="75" w:type="dxa"/>
+              <w:right w:w="135" w:type="dxa"/>
+            </w:tcMar>
+            <w:hideMark/>
+          </w:tcPr>
+          <w:p>
+            <w:pPr>
+              <w:spacing w:after="0" w:line="240" w:lineRule="auto"/>
+              <w:ind w:firstLine="0"/>
+              <w:rPr>
+                <w:rFonts w:eastAsia="Times New Roman"/>
+                <w:color w:val="000000" w:themeColor="text1"/>
+                <w:sz w:val="20"/>
+                <w:szCs w:val="20"/>
+                <w:lang w:val="en-AU" w:eastAsia="zh-CN"/>
+              </w:rPr>
+            </w:pPr>
+            <w:r>
+              <w:rPr>
+                <w:rFonts w:eastAsia="Times New Roman"/>
+                <w:b/>
+                <w:bCs/>
+                <w:color w:val="000000" w:themeColor="text1"/>
+                <w:sz w:val="20"/>
+                <w:szCs w:val="20"/>
+                <w:lang w:val="en-AU" w:eastAsia="zh-CN"/>
+              </w:rPr>
+              <w:t>5.22</w:t>
+            </w:r>
+          </w:p>
+        </w:tc>
+        <w:tc>
+          <w:tcPr>
+            <w:tcW w:w="0" w:type="auto"/>
+            <w:tcMar>
+              <w:top w:w="75" w:type="dxa"/>
+              <w:left w:w="135" w:type="dxa"/>
+              <w:bottom w:w="75" w:type="dxa"/>
+              <w:right w:w="135" w:type="dxa"/>
+            </w:tcMar>
+            <w:hideMark/>
+          </w:tcPr>
+          <w:p>
+            <w:pPr>
+              <w:spacing w:after="0" w:line="240" w:lineRule="auto"/>
+              <w:ind w:firstLine="0"/>
+              <w:rPr>
+                <w:rFonts w:eastAsia="Times New Roman"/>
+                <w:color w:val="000000" w:themeColor="text1"/>
+                <w:sz w:val="20"/>
+                <w:szCs w:val="20"/>
+                <w:lang w:val="en-AU" w:eastAsia="zh-CN"/>
+              </w:rPr>
+            </w:pPr>
+            <w:r>
+              <w:rPr>
+                <w:rFonts w:eastAsia="Times New Roman"/>
+                <w:b/>
+                <w:bCs/>
+                <w:color w:val="000000" w:themeColor="text1"/>
+                <w:sz w:val="20"/>
+                <w:szCs w:val="20"/>
+                <w:lang w:val="en-AU" w:eastAsia="zh-CN"/>
+              </w:rPr>
+              <w:t>+1.84</w:t>
+            </w:r>
+          </w:p>
+        </w:tc>
+        <w:tc>
+          <w:tcPr>
+            <w:tcW w:w="0" w:type="auto"/>
+            <w:tcMar>
+              <w:top w:w="75" w:type="dxa"/>
+              <w:left w:w="135" w:type="dxa"/>
+              <w:bottom w:w="75" w:type="dxa"/>
+              <w:right w:w="135" w:type="dxa"/>
+            </w:tcMar>
+            <w:hideMark/>
+          </w:tcPr>
+          <w:p>
+            <w:pPr>
+              <w:spacing w:after="0" w:line="240" w:lineRule="auto"/>
+              <w:ind w:firstLine="0"/>
+              <w:rPr>
+                <w:rFonts w:eastAsia="Times New Roman"/>
+                <w:color w:val="000000" w:themeColor="text1"/>
+                <w:sz w:val="20"/>
+                <w:szCs w:val="20"/>
+                <w:lang w:val="en-AU" w:eastAsia="zh-CN"/>
+              </w:rPr>
+            </w:pPr>
+            <w:r>
+              <w:rPr>
+                <w:rFonts w:eastAsia="Times New Roman"/>
+                <w:color w:val="000000" w:themeColor="text1"/>
+                <w:sz w:val="20"/>
+                <w:szCs w:val="20"/>
+                <w:lang w:val="en-AU" w:eastAsia="zh-CN"/>
+              </w:rPr>
+              <w:t>34.5° → 26.6°</w:t>
+            </w:r>
+          </w:p>
+        </w:tc>
+      </w:tr>
+      <w:tr>
+        <w:tc>
+          <w:tcPr>
+            <w:tcW w:w="572" w:type="dxa"/>
+            <w:tcMar>
+              <w:top w:w="75" w:type="dxa"/>
+              <w:left w:w="135" w:type="dxa"/>
+              <w:bottom w:w="75" w:type="dxa"/>
+              <w:right w:w="135" w:type="dxa"/>
+            </w:tcMar>
+            <w:hideMark/>
+          </w:tcPr>
+          <w:p>
+            <w:pPr>
+              <w:spacing w:after="0" w:line="240" w:lineRule="auto"/>
+              <w:ind w:firstLine="0"/>
+              <w:rPr>
+                <w:rFonts w:eastAsia="Times New Roman"/>
+                <w:color w:val="000000" w:themeColor="text1"/>
+                <w:sz w:val="20"/>
+                <w:szCs w:val="20"/>
+                <w:lang w:val="en-AU" w:eastAsia="zh-CN"/>
+              </w:rPr>
+            </w:pPr>
+            <w:r>
+              <w:rPr>
+                <w:rFonts w:eastAsia="Times New Roman"/>
+                <w:color w:val="000000" w:themeColor="text1"/>
+                <w:sz w:val="20"/>
+                <w:szCs w:val="20"/>
+                <w:lang w:val="en-AU" w:eastAsia="zh-CN"/>
+              </w:rPr>
+              <w:t>AQ</w:t>
+            </w:r>
+          </w:p>
+        </w:tc>
+        <w:tc>
+          <w:tcPr>
+            <w:tcW w:w="528" w:type="dxa"/>
+            <w:tcMar>
+              <w:top w:w="75" w:type="dxa"/>
+              <w:left w:w="135" w:type="dxa"/>
+              <w:bottom w:w="75" w:type="dxa"/>
+              <w:right w:w="135" w:type="dxa"/>
+            </w:tcMar>
+            <w:hideMark/>
+          </w:tcPr>
+          <w:p>
+            <w:pPr>
+              <w:spacing w:after="0" w:line="240" w:lineRule="auto"/>
+              <w:ind w:firstLine="0"/>
+              <w:rPr>
+                <w:rFonts w:eastAsia="Times New Roman"/>
+                <w:color w:val="000000" w:themeColor="text1"/>
+                <w:sz w:val="20"/>
+                <w:szCs w:val="20"/>
+                <w:lang w:val="en-AU" w:eastAsia="zh-CN"/>
+              </w:rPr>
+            </w:pPr>
+            <w:r>
+              <w:rPr>
+                <w:rFonts w:eastAsia="Times New Roman"/>
+                <w:color w:val="000000" w:themeColor="text1"/>
+                <w:sz w:val="20"/>
+                <w:szCs w:val="20"/>
+                <w:lang w:val="en-AU" w:eastAsia="zh-CN"/>
+              </w:rPr>
+              <w:t>R</w:t>
+            </w:r>
+          </w:p>
+        </w:tc>
+        <w:tc>
+          <w:tcPr>
+            <w:tcW w:w="0" w:type="auto"/>
+            <w:tcMar>
+              <w:top w:w="75" w:type="dxa"/>
+              <w:left w:w="135" w:type="dxa"/>
+              <w:bottom w:w="75" w:type="dxa"/>
+              <w:right w:w="135" w:type="dxa"/>
+            </w:tcMar>
+            <w:hideMark/>
+          </w:tcPr>
+          <w:p>
+            <w:pPr>
+              <w:spacing w:after="0" w:line="240" w:lineRule="auto"/>
+              <w:ind w:firstLine="0"/>
+              <w:rPr>
+                <w:rFonts w:eastAsia="Times New Roman"/>
+                <w:color w:val="000000" w:themeColor="text1"/>
+                <w:sz w:val="20"/>
+                <w:szCs w:val="20"/>
+                <w:lang w:val="en-AU" w:eastAsia="zh-CN"/>
+              </w:rPr>
+            </w:pPr>
+            <w:r>
+              <w:rPr>
+                <w:rFonts w:eastAsia="Times New Roman"/>
+                <w:b/>
+                <w:bCs/>
+                <w:color w:val="000000" w:themeColor="text1"/>
+                <w:sz w:val="20"/>
+                <w:szCs w:val="20"/>
+                <w:lang w:val="en-AU" w:eastAsia="zh-CN"/>
+              </w:rPr>
+              <w:t>12.47</w:t>
+            </w:r>
+          </w:p>
+        </w:tc>
+        <w:tc>
+          <w:tcPr>
+            <w:tcW w:w="0" w:type="auto"/>
+            <w:tcMar>
+              <w:top w:w="75" w:type="dxa"/>
+              <w:left w:w="135" w:type="dxa"/>
+              <w:bottom w:w="75" w:type="dxa"/>
+              <w:right w:w="135" w:type="dxa"/>
+            </w:tcMar>
+            <w:hideMark/>
+          </w:tcPr>
+          <w:p>
+            <w:pPr>
+              <w:spacing w:after="0" w:line="240" w:lineRule="auto"/>
+              <w:ind w:firstLine="0"/>
+              <w:rPr>
+                <w:rFonts w:eastAsia="Times New Roman"/>
+                <w:color w:val="000000" w:themeColor="text1"/>
+                <w:sz w:val="20"/>
+                <w:szCs w:val="20"/>
+                <w:lang w:val="en-AU" w:eastAsia="zh-CN"/>
+              </w:rPr>
+            </w:pPr>
+            <w:r>
+              <w:rPr>
+                <w:rFonts w:eastAsia="Times New Roman"/>
+                <w:color w:val="000000" w:themeColor="text1"/>
+                <w:sz w:val="20"/>
+                <w:szCs w:val="20"/>
+                <w:lang w:val="en-AU" w:eastAsia="zh-CN"/>
+              </w:rPr>
+              <w:t>12.63</w:t>
+            </w:r>
+          </w:p>
+        </w:tc>
+        <w:tc>
+          <w:tcPr>
+            <w:tcW w:w="0" w:type="auto"/>
+            <w:tcMar>
+              <w:top w:w="75" w:type="dxa"/>
+              <w:left w:w="135" w:type="dxa"/>
+              <w:bottom w:w="75" w:type="dxa"/>
+              <w:right w:w="135" w:type="dxa"/>
+            </w:tcMar>
+            <w:hideMark/>
+          </w:tcPr>
+          <w:p>
+            <w:pPr>
+              <w:spacing w:after="0" w:line="240" w:lineRule="auto"/>
+              <w:ind w:firstLine="0"/>
+              <w:rPr>
+                <w:rFonts w:eastAsia="Times New Roman"/>
+                <w:color w:val="000000" w:themeColor="text1"/>
+                <w:sz w:val="20"/>
+                <w:szCs w:val="20"/>
+                <w:lang w:val="en-AU" w:eastAsia="zh-CN"/>
+              </w:rPr>
+            </w:pPr>
+            <w:r>
+              <w:rPr>
+                <w:rFonts w:eastAsia="Times New Roman"/>
+                <w:color w:val="000000" w:themeColor="text1"/>
+                <w:sz w:val="20"/>
+                <w:szCs w:val="20"/>
+                <w:lang w:val="en-AU" w:eastAsia="zh-CN"/>
+              </w:rPr>
+              <w:t>14.02</w:t>
+            </w:r>
+          </w:p>
+        </w:tc>
+        <w:tc>
+          <w:tcPr>
+            <w:tcW w:w="0" w:type="auto"/>
+            <w:tcMar>
+              <w:top w:w="75" w:type="dxa"/>
+              <w:left w:w="135" w:type="dxa"/>
+              <w:bottom w:w="75" w:type="dxa"/>
+              <w:right w:w="135" w:type="dxa"/>
+            </w:tcMar>
+            <w:hideMark/>
+          </w:tcPr>
+          <w:p>
+            <w:pPr>
+              <w:spacing w:after="0" w:line="240" w:lineRule="auto"/>
+              <w:ind w:firstLine="0"/>
+              <w:rPr>
+                <w:rFonts w:eastAsia="Times New Roman"/>
+                <w:color w:val="000000" w:themeColor="text1"/>
+                <w:sz w:val="20"/>
+                <w:szCs w:val="20"/>
+                <w:lang w:val="en-AU" w:eastAsia="zh-CN"/>
+              </w:rPr>
+            </w:pPr>
+            <w:r>
+              <w:rPr>
+                <w:rFonts w:eastAsia="Times New Roman"/>
+                <w:color w:val="000000" w:themeColor="text1"/>
+                <w:sz w:val="20"/>
+                <w:szCs w:val="20"/>
+                <w:lang w:val="en-AU" w:eastAsia="zh-CN"/>
+              </w:rPr>
+              <w:t>16.59</w:t>
+            </w:r>
+          </w:p>
+        </w:tc>
+        <w:tc>
+          <w:tcPr>
+            <w:tcW w:w="0" w:type="auto"/>
+            <w:tcMar>
+              <w:top w:w="75" w:type="dxa"/>
+              <w:left w:w="135" w:type="dxa"/>
+              <w:bottom w:w="75" w:type="dxa"/>
+              <w:right w:w="135" w:type="dxa"/>
+            </w:tcMar>
+            <w:hideMark/>
+          </w:tcPr>
+          <w:p>
+            <w:pPr>
+              <w:spacing w:after="0" w:line="240" w:lineRule="auto"/>
+              <w:ind w:firstLine="0"/>
+              <w:rPr>
+                <w:rFonts w:eastAsia="Times New Roman"/>
+                <w:color w:val="000000" w:themeColor="text1"/>
+                <w:sz w:val="20"/>
+                <w:szCs w:val="20"/>
+                <w:lang w:val="en-AU" w:eastAsia="zh-CN"/>
+              </w:rPr>
+            </w:pPr>
+            <w:r>
+              <w:rPr>
+                <w:rFonts w:eastAsia="Times New Roman"/>
+                <w:color w:val="000000" w:themeColor="text1"/>
+                <w:sz w:val="20"/>
+                <w:szCs w:val="20"/>
+                <w:lang w:val="en-AU" w:eastAsia="zh-CN"/>
+              </w:rPr>
+              <w:t>19.15</w:t>
+            </w:r>
+          </w:p>
+        </w:tc>
+        <w:tc>
+          <w:tcPr>
+            <w:tcW w:w="0" w:type="auto"/>
+            <w:tcMar>
+              <w:top w:w="75" w:type="dxa"/>
+              <w:left w:w="135" w:type="dxa"/>
+              <w:bottom w:w="75" w:type="dxa"/>
+              <w:right w:w="135" w:type="dxa"/>
+            </w:tcMar>
+            <w:hideMark/>
+          </w:tcPr>
+          <w:p>
+            <w:pPr>
+              <w:spacing w:after="0" w:line="240" w:lineRule="auto"/>
+              <w:ind w:firstLine="0"/>
+              <w:rPr>
+                <w:rFonts w:eastAsia="Times New Roman"/>
+                <w:color w:val="000000" w:themeColor="text1"/>
+                <w:sz w:val="20"/>
+                <w:szCs w:val="20"/>
+                <w:lang w:val="en-AU" w:eastAsia="zh-CN"/>
+              </w:rPr>
+            </w:pPr>
+            <w:r>
+              <w:rPr>
+                <w:rFonts w:eastAsia="Times New Roman"/>
+                <w:color w:val="000000" w:themeColor="text1"/>
+                <w:sz w:val="20"/>
+                <w:szCs w:val="20"/>
+                <w:lang w:val="en-AU" w:eastAsia="zh-CN"/>
+              </w:rPr>
+              <w:t>13.58</w:t>
+            </w:r>
+          </w:p>
+        </w:tc>
+        <w:tc>
+          <w:tcPr>
+            <w:tcW w:w="0" w:type="auto"/>
+            <w:tcMar>
+              <w:top w:w="75" w:type="dxa"/>
+              <w:left w:w="135" w:type="dxa"/>
+              <w:bottom w:w="75" w:type="dxa"/>
+              <w:right w:w="135" w:type="dxa"/>
+            </w:tcMar>
+            <w:hideMark/>
+          </w:tcPr>
+          <w:p>
+            <w:pPr>
+              <w:spacing w:after="0" w:line="240" w:lineRule="auto"/>
+              <w:ind w:firstLine="0"/>
+              <w:rPr>
+                <w:rFonts w:eastAsia="Times New Roman"/>
+                <w:color w:val="000000" w:themeColor="text1"/>
+                <w:sz w:val="20"/>
+                <w:szCs w:val="20"/>
+                <w:lang w:val="en-AU" w:eastAsia="zh-CN"/>
+              </w:rPr>
+            </w:pPr>
+            <w:r>
+              <w:rPr>
+                <w:rFonts w:eastAsia="Times New Roman"/>
+                <w:b/>
+                <w:bCs/>
+                <w:color w:val="000000" w:themeColor="text1"/>
+                <w:sz w:val="20"/>
+                <w:szCs w:val="20"/>
+                <w:lang w:val="en-AU" w:eastAsia="zh-CN"/>
+              </w:rPr>
+              <w:t>15.03</w:t>
+            </w:r>
+          </w:p>
+        </w:tc>
+        <w:tc>
+          <w:tcPr>
+            <w:tcW w:w="0" w:type="auto"/>
+            <w:tcMar>
+              <w:top w:w="75" w:type="dxa"/>
+              <w:left w:w="135" w:type="dxa"/>
+              <w:bottom w:w="75" w:type="dxa"/>
+              <w:right w:w="135" w:type="dxa"/>
+            </w:tcMar>
+            <w:hideMark/>
+          </w:tcPr>
+          <w:p>
+            <w:pPr>
+              <w:spacing w:after="0" w:line="240" w:lineRule="auto"/>
+              <w:ind w:firstLine="0"/>
+              <w:rPr>
+                <w:rFonts w:eastAsia="Times New Roman"/>
+                <w:color w:val="000000" w:themeColor="text1"/>
+                <w:sz w:val="20"/>
+                <w:szCs w:val="20"/>
+                <w:lang w:val="en-AU" w:eastAsia="zh-CN"/>
+              </w:rPr>
+            </w:pPr>
+            <w:r>
+              <w:rPr>
+                <w:rFonts w:eastAsia="Times New Roman"/>
+                <w:b/>
+                <w:bCs/>
+                <w:color w:val="000000" w:themeColor="text1"/>
+                <w:sz w:val="20"/>
+                <w:szCs w:val="20"/>
+                <w:lang w:val="en-AU" w:eastAsia="zh-CN"/>
+              </w:rPr>
+              <w:t>+2.56</w:t>
+            </w:r>
+          </w:p>
+        </w:tc>
+        <w:tc>
+          <w:tcPr>
+            <w:tcW w:w="0" w:type="auto"/>
+            <w:tcMar>
+              <w:top w:w="75" w:type="dxa"/>
+              <w:left w:w="135" w:type="dxa"/>
+              <w:bottom w:w="75" w:type="dxa"/>
+              <w:right w:w="135" w:type="dxa"/>
+            </w:tcMar>
+            <w:hideMark/>
+          </w:tcPr>
+          <w:p>
+            <w:pPr>
+              <w:spacing w:after="0" w:line="240" w:lineRule="auto"/>
+              <w:ind w:firstLine="0"/>
+              <w:rPr>
+                <w:rFonts w:eastAsia="Times New Roman"/>
+                <w:color w:val="000000" w:themeColor="text1"/>
+                <w:sz w:val="20"/>
+                <w:szCs w:val="20"/>
+                <w:lang w:val="en-AU" w:eastAsia="zh-CN"/>
+              </w:rPr>
+            </w:pPr>
+            <w:r>
+              <w:rPr>
+                <w:rFonts w:eastAsia="Times New Roman"/>
+                <w:color w:val="000000" w:themeColor="text1"/>
+                <w:sz w:val="20"/>
+                <w:szCs w:val="20"/>
+                <w:lang w:val="en-AU" w:eastAsia="zh-CN"/>
+              </w:rPr>
+              <w:t>16.6° → 15.0°</w:t>
+            </w:r>
+          </w:p>
+        </w:tc>
+      </w:tr>
+      <w:tr>
+        <w:tc>
+          <w:tcPr>
+            <w:tcW w:w="572" w:type="dxa"/>
+            <w:tcMar>
+              <w:top w:w="75" w:type="dxa"/>
+              <w:left w:w="135" w:type="dxa"/>
+              <w:bottom w:w="75" w:type="dxa"/>
+              <w:right w:w="135" w:type="dxa"/>
+            </w:tcMar>
+            <w:hideMark/>
+          </w:tcPr>
+          <w:p>
+            <w:pPr>
+              <w:spacing w:after="0" w:line="240" w:lineRule="auto"/>
+              <w:ind w:firstLine="0"/>
+              <w:rPr>
+                <w:rFonts w:eastAsia="Times New Roman"/>
+                <w:color w:val="000000" w:themeColor="text1"/>
+                <w:sz w:val="20"/>
+                <w:szCs w:val="20"/>
+                <w:lang w:val="en-AU" w:eastAsia="zh-CN"/>
+              </w:rPr>
+            </w:pPr>
+            <w:r>
+              <w:rPr>
+                <w:rFonts w:eastAsia="Times New Roman"/>
+                <w:color w:val="000000" w:themeColor="text1"/>
+                <w:sz w:val="20"/>
+                <w:szCs w:val="20"/>
+                <w:lang w:val="en-AU" w:eastAsia="zh-CN"/>
+              </w:rPr>
+              <w:t>HC</w:t>
+            </w:r>
+          </w:p>
+        </w:tc>
+        <w:tc>
+          <w:tcPr>
+            <w:tcW w:w="528" w:type="dxa"/>
+            <w:tcMar>
+              <w:top w:w="75" w:type="dxa"/>
+              <w:left w:w="135" w:type="dxa"/>
+              <w:bottom w:w="75" w:type="dxa"/>
+              <w:right w:w="135" w:type="dxa"/>
+            </w:tcMar>
+            <w:hideMark/>
+          </w:tcPr>
+          <w:p>
+            <w:pPr>
+              <w:spacing w:after="0" w:line="240" w:lineRule="auto"/>
+              <w:ind w:firstLine="0"/>
+              <w:rPr>
+                <w:rFonts w:eastAsia="Times New Roman"/>
+                <w:color w:val="000000" w:themeColor="text1"/>
+                <w:sz w:val="20"/>
+                <w:szCs w:val="20"/>
+                <w:lang w:val="en-AU" w:eastAsia="zh-CN"/>
+              </w:rPr>
+            </w:pPr>
+            <w:r>
+              <w:rPr>
+                <w:rFonts w:eastAsia="Times New Roman"/>
+                <w:color w:val="000000" w:themeColor="text1"/>
+                <w:sz w:val="20"/>
+                <w:szCs w:val="20"/>
+                <w:lang w:val="en-AU" w:eastAsia="zh-CN"/>
+              </w:rPr>
+              <w:t>NR</w:t>
+            </w:r>
+          </w:p>
+        </w:tc>
+        <w:tc>
+          <w:tcPr>
+            <w:tcW w:w="0" w:type="auto"/>
+            <w:tcMar>
+              <w:top w:w="75" w:type="dxa"/>
+              <w:left w:w="135" w:type="dxa"/>
+              <w:bottom w:w="75" w:type="dxa"/>
+              <w:right w:w="135" w:type="dxa"/>
+            </w:tcMar>
+            <w:hideMark/>
+          </w:tcPr>
+          <w:p>
+            <w:pPr>
+              <w:spacing w:after="0" w:line="240" w:lineRule="auto"/>
+              <w:ind w:firstLine="0"/>
+              <w:rPr>
+                <w:rFonts w:eastAsia="Times New Roman"/>
+                <w:color w:val="000000" w:themeColor="text1"/>
+                <w:sz w:val="20"/>
+                <w:szCs w:val="20"/>
+                <w:lang w:val="en-AU" w:eastAsia="zh-CN"/>
+              </w:rPr>
+            </w:pPr>
+            <w:r>
+              <w:rPr>
+                <w:rFonts w:eastAsia="Times New Roman"/>
+                <w:b/>
+                <w:bCs/>
+                <w:color w:val="000000" w:themeColor="text1"/>
+                <w:sz w:val="20"/>
+                <w:szCs w:val="20"/>
+                <w:lang w:val="en-AU" w:eastAsia="zh-CN"/>
+              </w:rPr>
+              <w:t>3.98</w:t>
+            </w:r>
+          </w:p>
+        </w:tc>
+        <w:tc>
+          <w:tcPr>
+            <w:tcW w:w="0" w:type="auto"/>
+            <w:tcMar>
+              <w:top w:w="75" w:type="dxa"/>
+              <w:left w:w="135" w:type="dxa"/>
+              <w:bottom w:w="75" w:type="dxa"/>
+              <w:right w:w="135" w:type="dxa"/>
+            </w:tcMar>
+            <w:hideMark/>
+          </w:tcPr>
+          <w:p>
+            <w:pPr>
+              <w:spacing w:after="0" w:line="240" w:lineRule="auto"/>
+              <w:ind w:firstLine="0"/>
+              <w:rPr>
+                <w:rFonts w:eastAsia="Times New Roman"/>
+                <w:color w:val="000000" w:themeColor="text1"/>
+                <w:sz w:val="20"/>
+                <w:szCs w:val="20"/>
+                <w:lang w:val="en-AU" w:eastAsia="zh-CN"/>
+              </w:rPr>
+            </w:pPr>
+            <w:r>
+              <w:rPr>
+                <w:rFonts w:eastAsia="Times New Roman"/>
+                <w:color w:val="000000" w:themeColor="text1"/>
+                <w:sz w:val="20"/>
+                <w:szCs w:val="20"/>
+                <w:lang w:val="en-AU" w:eastAsia="zh-CN"/>
+              </w:rPr>
+              <w:t>5.13</w:t>
+            </w:r>
+          </w:p>
+        </w:tc>
+        <w:tc>
+          <w:tcPr>
+            <w:tcW w:w="0" w:type="auto"/>
+            <w:tcMar>
+              <w:top w:w="75" w:type="dxa"/>
+              <w:left w:w="135" w:type="dxa"/>
+              <w:bottom w:w="75" w:type="dxa"/>
+              <w:right w:w="135" w:type="dxa"/>
+            </w:tcMar>
+            <w:hideMark/>
+          </w:tcPr>
+          <w:p>
+            <w:pPr>
+              <w:spacing w:after="0" w:line="240" w:lineRule="auto"/>
+              <w:ind w:firstLine="0"/>
+              <w:rPr>
+                <w:rFonts w:eastAsia="Times New Roman"/>
+                <w:color w:val="000000" w:themeColor="text1"/>
+                <w:sz w:val="20"/>
+                <w:szCs w:val="20"/>
+                <w:lang w:val="en-AU" w:eastAsia="zh-CN"/>
+              </w:rPr>
+            </w:pPr>
+            <w:r>
+              <w:rPr>
+                <w:rFonts w:eastAsia="Times New Roman"/>
+                <w:color w:val="000000" w:themeColor="text1"/>
+                <w:sz w:val="20"/>
+                <w:szCs w:val="20"/>
+                <w:lang w:val="en-AU" w:eastAsia="zh-CN"/>
+              </w:rPr>
+              <w:t>4.01</w:t>
+            </w:r>
+          </w:p>
+        </w:tc>
+        <w:tc>
+          <w:tcPr>
+            <w:tcW w:w="0" w:type="auto"/>
+            <w:tcMar>
+              <w:top w:w="75" w:type="dxa"/>
+              <w:left w:w="135" w:type="dxa"/>
+              <w:bottom w:w="75" w:type="dxa"/>
+              <w:right w:w="135" w:type="dxa"/>
+            </w:tcMar>
+            <w:hideMark/>
+          </w:tcPr>
+          <w:p>
+            <w:pPr>
+              <w:spacing w:after="0" w:line="240" w:lineRule="auto"/>
+              <w:ind w:firstLine="0"/>
+              <w:rPr>
+                <w:rFonts w:eastAsia="Times New Roman"/>
+                <w:color w:val="000000" w:themeColor="text1"/>
+                <w:sz w:val="20"/>
+                <w:szCs w:val="20"/>
+                <w:lang w:val="en-AU" w:eastAsia="zh-CN"/>
+              </w:rPr>
+            </w:pPr>
+            <w:r>
+              <w:rPr>
+                <w:rFonts w:eastAsia="Times New Roman"/>
+                <w:color w:val="000000" w:themeColor="text1"/>
+                <w:sz w:val="20"/>
+                <w:szCs w:val="20"/>
+                <w:lang w:val="en-AU" w:eastAsia="zh-CN"/>
+              </w:rPr>
+              <w:t>4.39</w:t>
+            </w:r>
+          </w:p>
+        </w:tc>
+        <w:tc>
+          <w:tcPr>
+            <w:tcW w:w="0" w:type="auto"/>
+            <w:tcMar>
+              <w:top w:w="75" w:type="dxa"/>
+              <w:left w:w="135" w:type="dxa"/>
+              <w:bottom w:w="75" w:type="dxa"/>
+              <w:right w:w="135" w:type="dxa"/>
+            </w:tcMar>
+            <w:hideMark/>
+          </w:tcPr>
+          <w:p>
+            <w:pPr>
+              <w:spacing w:after="0" w:line="240" w:lineRule="auto"/>
+              <w:ind w:firstLine="0"/>
+              <w:rPr>
+                <w:rFonts w:eastAsia="Times New Roman"/>
+                <w:color w:val="000000" w:themeColor="text1"/>
+                <w:sz w:val="20"/>
+                <w:szCs w:val="20"/>
+                <w:lang w:val="en-AU" w:eastAsia="zh-CN"/>
+              </w:rPr>
+            </w:pPr>
+            <w:r>
+              <w:rPr>
+                <w:rFonts w:eastAsia="Times New Roman"/>
+                <w:color w:val="000000" w:themeColor="text1"/>
+                <w:sz w:val="20"/>
+                <w:szCs w:val="20"/>
+                <w:lang w:val="en-AU" w:eastAsia="zh-CN"/>
+              </w:rPr>
+              <w:t>3.64</w:t>
+            </w:r>
+          </w:p>
+        </w:tc>
+        <w:tc>
+          <w:tcPr>
+            <w:tcW w:w="0" w:type="auto"/>
+            <w:tcMar>
+              <w:top w:w="75" w:type="dxa"/>
+              <w:left w:w="135" w:type="dxa"/>
+              <w:bottom w:w="75" w:type="dxa"/>
+              <w:right w:w="135" w:type="dxa"/>
+            </w:tcMar>
+            <w:hideMark/>
+          </w:tcPr>
+          <w:p>
+            <w:pPr>
+              <w:spacing w:after="0" w:line="240" w:lineRule="auto"/>
+              <w:ind w:firstLine="0"/>
+              <w:rPr>
+                <w:rFonts w:eastAsia="Times New Roman"/>
+                <w:color w:val="000000" w:themeColor="text1"/>
+                <w:sz w:val="20"/>
+                <w:szCs w:val="20"/>
+                <w:lang w:val="en-AU" w:eastAsia="zh-CN"/>
+              </w:rPr>
+            </w:pPr>
+            <w:r>
+              <w:rPr>
+                <w:rFonts w:eastAsia="Times New Roman"/>
+                <w:color w:val="000000" w:themeColor="text1"/>
+                <w:sz w:val="20"/>
+                <w:szCs w:val="20"/>
+                <w:lang w:val="en-AU" w:eastAsia="zh-CN"/>
+              </w:rPr>
+              <w:t>6.96</w:t>
+            </w:r>
+          </w:p>
+        </w:tc>
+        <w:tc>
+          <w:tcPr>
+            <w:tcW w:w="0" w:type="auto"/>
+            <w:tcMar>
+              <w:top w:w="75" w:type="dxa"/>
+              <w:left w:w="135" w:type="dxa"/>
+              <w:bottom w:w="75" w:type="dxa"/>
+              <w:right w:w="135" w:type="dxa"/>
+            </w:tcMar>
+            <w:hideMark/>
+          </w:tcPr>
+          <w:p>
+            <w:pPr>
+              <w:spacing w:after="0" w:line="240" w:lineRule="auto"/>
+              <w:ind w:firstLine="0"/>
+              <w:rPr>
+                <w:rFonts w:eastAsia="Times New Roman"/>
+                <w:color w:val="000000" w:themeColor="text1"/>
+                <w:sz w:val="20"/>
+                <w:szCs w:val="20"/>
+                <w:lang w:val="en-AU" w:eastAsia="zh-CN"/>
+              </w:rPr>
+            </w:pPr>
+            <w:r>
+              <w:rPr>
+                <w:rFonts w:eastAsia="Times New Roman"/>
+                <w:b/>
+                <w:bCs/>
+                <w:color w:val="000000" w:themeColor="text1"/>
+                <w:sz w:val="20"/>
+                <w:szCs w:val="20"/>
+                <w:lang w:val="en-AU" w:eastAsia="zh-CN"/>
+              </w:rPr>
+              <w:t>6.82</w:t>
+            </w:r>
+          </w:p>
+        </w:tc>
+        <w:tc>
+          <w:tcPr>
+            <w:tcW w:w="0" w:type="auto"/>
+            <w:tcMar>
+              <w:top w:w="75" w:type="dxa"/>
+              <w:left w:w="135" w:type="dxa"/>
+              <w:bottom w:w="75" w:type="dxa"/>
+              <w:right w:w="135" w:type="dxa"/>
+            </w:tcMar>
+            <w:hideMark/>
+          </w:tcPr>
+          <w:p>
+            <w:pPr>
+              <w:spacing w:after="0" w:line="240" w:lineRule="auto"/>
+              <w:ind w:firstLine="0"/>
+              <w:rPr>
+                <w:rFonts w:eastAsia="Times New Roman"/>
+                <w:color w:val="000000" w:themeColor="text1"/>
+                <w:sz w:val="20"/>
+                <w:szCs w:val="20"/>
+                <w:lang w:val="en-AU" w:eastAsia="zh-CN"/>
+              </w:rPr>
+            </w:pPr>
+            <w:r>
+              <w:rPr>
+                <w:rFonts w:eastAsia="Times New Roman"/>
+                <w:b/>
+                <w:bCs/>
+                <w:color w:val="000000" w:themeColor="text1"/>
+                <w:sz w:val="20"/>
+                <w:szCs w:val="20"/>
+                <w:lang w:val="en-AU" w:eastAsia="zh-CN"/>
+              </w:rPr>
+              <w:t>+2.84</w:t>
+            </w:r>
+          </w:p>
+        </w:tc>
+        <w:tc>
+          <w:tcPr>
+            <w:tcW w:w="0" w:type="auto"/>
+            <w:tcMar>
+              <w:top w:w="75" w:type="dxa"/>
+              <w:left w:w="135" w:type="dxa"/>
+              <w:bottom w:w="75" w:type="dxa"/>
+              <w:right w:w="135" w:type="dxa"/>
+            </w:tcMar>
+            <w:hideMark/>
+          </w:tcPr>
+          <w:p>
+            <w:pPr>
+              <w:spacing w:after="0" w:line="240" w:lineRule="auto"/>
+              <w:ind w:firstLine="0"/>
+              <w:rPr>
+                <w:rFonts w:eastAsia="Times New Roman"/>
+                <w:color w:val="000000" w:themeColor="text1"/>
+                <w:sz w:val="20"/>
+                <w:szCs w:val="20"/>
+                <w:lang w:val="en-AU" w:eastAsia="zh-CN"/>
+              </w:rPr>
+            </w:pPr>
+            <w:r>
+              <w:rPr>
+                <w:rFonts w:eastAsia="Times New Roman"/>
+                <w:color w:val="000000" w:themeColor="text1"/>
+                <w:sz w:val="20"/>
+                <w:szCs w:val="20"/>
+                <w:lang w:val="en-AU" w:eastAsia="zh-CN"/>
+              </w:rPr>
+              <w:t>31.1° → 22.9°</w:t>
+            </w:r>
+          </w:p>
+        </w:tc>
+      </w:tr>
+      <w:tr>
+        <w:tc>
+          <w:tcPr>
+            <w:tcW w:w="572" w:type="dxa"/>
+            <w:tcMar>
+              <w:top w:w="75" w:type="dxa"/>
+              <w:left w:w="135" w:type="dxa"/>
+              <w:bottom w:w="75" w:type="dxa"/>
+              <w:right w:w="135" w:type="dxa"/>
+            </w:tcMar>
+            <w:hideMark/>
+          </w:tcPr>
+          <w:p>
+            <w:pPr>
+              <w:spacing w:after="0" w:line="240" w:lineRule="auto"/>
+              <w:ind w:firstLine="0"/>
+              <w:rPr>
+                <w:rFonts w:eastAsia="Times New Roman"/>
+                <w:color w:val="000000" w:themeColor="text1"/>
+                <w:sz w:val="20"/>
+                <w:szCs w:val="20"/>
+                <w:lang w:val="en-AU" w:eastAsia="zh-CN"/>
+              </w:rPr>
+            </w:pPr>
+            <w:r>
+              <w:rPr>
+                <w:rFonts w:eastAsia="Times New Roman"/>
+                <w:color w:val="000000" w:themeColor="text1"/>
+                <w:sz w:val="20"/>
+                <w:szCs w:val="20"/>
+                <w:lang w:val="en-AU" w:eastAsia="zh-CN"/>
+              </w:rPr>
+              <w:t>HC</w:t>
+            </w:r>
+          </w:p>
+        </w:tc>
+        <w:tc>
+          <w:tcPr>
+            <w:tcW w:w="528" w:type="dxa"/>
+            <w:tcMar>
+              <w:top w:w="75" w:type="dxa"/>
+              <w:left w:w="135" w:type="dxa"/>
+              <w:bottom w:w="75" w:type="dxa"/>
+              <w:right w:w="135" w:type="dxa"/>
+            </w:tcMar>
+            <w:hideMark/>
+          </w:tcPr>
+          <w:p>
+            <w:pPr>
+              <w:spacing w:after="0" w:line="240" w:lineRule="auto"/>
+              <w:ind w:firstLine="0"/>
+              <w:rPr>
+                <w:rFonts w:eastAsia="Times New Roman"/>
+                <w:color w:val="000000" w:themeColor="text1"/>
+                <w:sz w:val="20"/>
+                <w:szCs w:val="20"/>
+                <w:lang w:val="en-AU" w:eastAsia="zh-CN"/>
+              </w:rPr>
+            </w:pPr>
+            <w:r>
+              <w:rPr>
+                <w:rFonts w:eastAsia="Times New Roman"/>
+                <w:color w:val="000000" w:themeColor="text1"/>
+                <w:sz w:val="20"/>
+                <w:szCs w:val="20"/>
+                <w:lang w:val="en-AU" w:eastAsia="zh-CN"/>
+              </w:rPr>
+              <w:t>R</w:t>
+            </w:r>
+          </w:p>
+        </w:tc>
+        <w:tc>
+          <w:tcPr>
+            <w:tcW w:w="0" w:type="auto"/>
+            <w:tcMar>
+              <w:top w:w="75" w:type="dxa"/>
+              <w:left w:w="135" w:type="dxa"/>
+              <w:bottom w:w="75" w:type="dxa"/>
+              <w:right w:w="135" w:type="dxa"/>
+            </w:tcMar>
+            <w:hideMark/>
+          </w:tcPr>
+          <w:p>
+            <w:pPr>
+              <w:spacing w:after="0" w:line="240" w:lineRule="auto"/>
+              <w:ind w:firstLine="0"/>
+              <w:rPr>
+                <w:rFonts w:eastAsia="Times New Roman"/>
+                <w:color w:val="000000" w:themeColor="text1"/>
+                <w:sz w:val="20"/>
+                <w:szCs w:val="20"/>
+                <w:lang w:val="en-AU" w:eastAsia="zh-CN"/>
+              </w:rPr>
+            </w:pPr>
+            <w:r>
+              <w:rPr>
+                <w:rFonts w:eastAsia="Times New Roman"/>
+                <w:b/>
+                <w:bCs/>
+                <w:color w:val="000000" w:themeColor="text1"/>
+                <w:sz w:val="20"/>
+                <w:szCs w:val="20"/>
+                <w:lang w:val="en-AU" w:eastAsia="zh-CN"/>
+              </w:rPr>
+              <w:t>9.11</w:t>
+            </w:r>
+          </w:p>
+        </w:tc>
+        <w:tc>
+          <w:tcPr>
+            <w:tcW w:w="0" w:type="auto"/>
+            <w:tcMar>
+              <w:top w:w="75" w:type="dxa"/>
+              <w:left w:w="135" w:type="dxa"/>
+              <w:bottom w:w="75" w:type="dxa"/>
+              <w:right w:w="135" w:type="dxa"/>
+            </w:tcMar>
+            <w:hideMark/>
+          </w:tcPr>
+          <w:p>
+            <w:pPr>
+              <w:spacing w:after="0" w:line="240" w:lineRule="auto"/>
+              <w:ind w:firstLine="0"/>
+              <w:rPr>
+                <w:rFonts w:eastAsia="Times New Roman"/>
+                <w:color w:val="000000" w:themeColor="text1"/>
+                <w:sz w:val="20"/>
+                <w:szCs w:val="20"/>
+                <w:lang w:val="en-AU" w:eastAsia="zh-CN"/>
+              </w:rPr>
+            </w:pPr>
+            <w:r>
+              <w:rPr>
+                <w:rFonts w:eastAsia="Times New Roman"/>
+                <w:color w:val="000000" w:themeColor="text1"/>
+                <w:sz w:val="20"/>
+                <w:szCs w:val="20"/>
+                <w:lang w:val="en-AU" w:eastAsia="zh-CN"/>
+              </w:rPr>
+              <w:t>10.94</w:t>
+            </w:r>
+          </w:p>
+        </w:tc>
+        <w:tc>
+          <w:tcPr>
+            <w:tcW w:w="0" w:type="auto"/>
+            <w:tcMar>
+              <w:top w:w="75" w:type="dxa"/>
+              <w:left w:w="135" w:type="dxa"/>
+              <w:bottom w:w="75" w:type="dxa"/>
+              <w:right w:w="135" w:type="dxa"/>
+            </w:tcMar>
+            <w:hideMark/>
+          </w:tcPr>
+          <w:p>
+            <w:pPr>
+              <w:spacing w:after="0" w:line="240" w:lineRule="auto"/>
+              <w:ind w:firstLine="0"/>
+              <w:rPr>
+                <w:rFonts w:eastAsia="Times New Roman"/>
+                <w:color w:val="000000" w:themeColor="text1"/>
+                <w:sz w:val="20"/>
+                <w:szCs w:val="20"/>
+                <w:lang w:val="en-AU" w:eastAsia="zh-CN"/>
+              </w:rPr>
+            </w:pPr>
+            <w:r>
+              <w:rPr>
+                <w:rFonts w:eastAsia="Times New Roman"/>
+                <w:color w:val="000000" w:themeColor="text1"/>
+                <w:sz w:val="20"/>
+                <w:szCs w:val="20"/>
+                <w:lang w:val="en-AU" w:eastAsia="zh-CN"/>
+              </w:rPr>
+              <w:t>10.66</w:t>
+            </w:r>
+          </w:p>
+        </w:tc>
+        <w:tc>
+          <w:tcPr>
+            <w:tcW w:w="0" w:type="auto"/>
+            <w:tcMar>
+              <w:top w:w="75" w:type="dxa"/>
+              <w:left w:w="135" w:type="dxa"/>
+              <w:bottom w:w="75" w:type="dxa"/>
+              <w:right w:w="135" w:type="dxa"/>
+            </w:tcMar>
+            <w:hideMark/>
+          </w:tcPr>
+          <w:p>
+            <w:pPr>
+              <w:spacing w:after="0" w:line="240" w:lineRule="auto"/>
+              <w:ind w:firstLine="0"/>
+              <w:rPr>
+                <w:rFonts w:eastAsia="Times New Roman"/>
+                <w:color w:val="000000" w:themeColor="text1"/>
+                <w:sz w:val="20"/>
+                <w:szCs w:val="20"/>
+                <w:lang w:val="en-AU" w:eastAsia="zh-CN"/>
+              </w:rPr>
+            </w:pPr>
+            <w:r>
+              <w:rPr>
+                <w:rFonts w:eastAsia="Times New Roman"/>
+                <w:color w:val="000000" w:themeColor="text1"/>
+                <w:sz w:val="20"/>
+                <w:szCs w:val="20"/>
+                <w:lang w:val="en-AU" w:eastAsia="zh-CN"/>
+              </w:rPr>
+              <w:t>10.66</w:t>
+            </w:r>
+          </w:p>
+        </w:tc>
+        <w:tc>
+          <w:tcPr>
+            <w:tcW w:w="0" w:type="auto"/>
+            <w:tcMar>
+              <w:top w:w="75" w:type="dxa"/>
+              <w:left w:w="135" w:type="dxa"/>
+              <w:bottom w:w="75" w:type="dxa"/>
+              <w:right w:w="135" w:type="dxa"/>
+            </w:tcMar>
+            <w:hideMark/>
+          </w:tcPr>
+          <w:p>
+            <w:pPr>
+              <w:spacing w:after="0" w:line="240" w:lineRule="auto"/>
+              <w:ind w:firstLine="0"/>
+              <w:rPr>
+                <w:rFonts w:eastAsia="Times New Roman"/>
+                <w:color w:val="000000" w:themeColor="text1"/>
+                <w:sz w:val="20"/>
+                <w:szCs w:val="20"/>
+                <w:lang w:val="en-AU" w:eastAsia="zh-CN"/>
+              </w:rPr>
+            </w:pPr>
+            <w:r>
+              <w:rPr>
+                <w:rFonts w:eastAsia="Times New Roman"/>
+                <w:color w:val="000000" w:themeColor="text1"/>
+                <w:sz w:val="20"/>
+                <w:szCs w:val="20"/>
+                <w:lang w:val="en-AU" w:eastAsia="zh-CN"/>
+              </w:rPr>
+              <w:t>12.51</w:t>
+            </w:r>
+          </w:p>
+        </w:tc>
+        <w:tc>
+          <w:tcPr>
+            <w:tcW w:w="0" w:type="auto"/>
+            <w:tcMar>
+              <w:top w:w="75" w:type="dxa"/>
+              <w:left w:w="135" w:type="dxa"/>
+              <w:bottom w:w="75" w:type="dxa"/>
+              <w:right w:w="135" w:type="dxa"/>
+            </w:tcMar>
+            <w:hideMark/>
+          </w:tcPr>
+          <w:p>
+            <w:pPr>
+              <w:spacing w:after="0" w:line="240" w:lineRule="auto"/>
+              <w:ind w:firstLine="0"/>
+              <w:rPr>
+                <w:rFonts w:eastAsia="Times New Roman"/>
+                <w:color w:val="000000" w:themeColor="text1"/>
+                <w:sz w:val="20"/>
+                <w:szCs w:val="20"/>
+                <w:lang w:val="en-AU" w:eastAsia="zh-CN"/>
+              </w:rPr>
+            </w:pPr>
+            <w:r>
+              <w:rPr>
+                <w:rFonts w:eastAsia="Times New Roman"/>
+                <w:color w:val="000000" w:themeColor="text1"/>
+                <w:sz w:val="20"/>
+                <w:szCs w:val="20"/>
+                <w:lang w:val="en-AU" w:eastAsia="zh-CN"/>
+              </w:rPr>
+              <w:t>10.05</w:t>
+            </w:r>
+          </w:p>
+        </w:tc>
+        <w:tc>
+          <w:tcPr>
+            <w:tcW w:w="0" w:type="auto"/>
+            <w:tcMar>
+              <w:top w:w="75" w:type="dxa"/>
+              <w:left w:w="135" w:type="dxa"/>
+              <w:bottom w:w="75" w:type="dxa"/>
+              <w:right w:w="135" w:type="dxa"/>
+            </w:tcMar>
+            <w:hideMark/>
+          </w:tcPr>
+          <w:p>
+            <w:pPr>
+              <w:spacing w:after="0" w:line="240" w:lineRule="auto"/>
+              <w:ind w:firstLine="0"/>
+              <w:rPr>
+                <w:rFonts w:eastAsia="Times New Roman"/>
+                <w:color w:val="000000" w:themeColor="text1"/>
+                <w:sz w:val="20"/>
+                <w:szCs w:val="20"/>
+                <w:lang w:val="en-AU" w:eastAsia="zh-CN"/>
+              </w:rPr>
+            </w:pPr>
+            <w:r>
+              <w:rPr>
+                <w:rFonts w:eastAsia="Times New Roman"/>
+                <w:b/>
+                <w:bCs/>
+                <w:color w:val="000000" w:themeColor="text1"/>
+                <w:sz w:val="20"/>
+                <w:szCs w:val="20"/>
+                <w:lang w:val="en-AU" w:eastAsia="zh-CN"/>
+              </w:rPr>
+              <w:t>10.65</w:t>
+            </w:r>
+          </w:p>
+        </w:tc>
+        <w:tc>
+          <w:tcPr>
+            <w:tcW w:w="0" w:type="auto"/>
+            <w:tcMar>
+              <w:top w:w="75" w:type="dxa"/>
+              <w:left w:w="135" w:type="dxa"/>
+              <w:bottom w:w="75" w:type="dxa"/>
+              <w:right w:w="135" w:type="dxa"/>
+            </w:tcMar>
+            <w:hideMark/>
+          </w:tcPr>
+          <w:p>
+            <w:pPr>
+              <w:spacing w:after="0" w:line="240" w:lineRule="auto"/>
+              <w:ind w:firstLine="0"/>
+              <w:rPr>
+                <w:rFonts w:eastAsia="Times New Roman"/>
+                <w:color w:val="000000" w:themeColor="text1"/>
+                <w:sz w:val="20"/>
+                <w:szCs w:val="20"/>
+                <w:lang w:val="en-AU" w:eastAsia="zh-CN"/>
+              </w:rPr>
+            </w:pPr>
+            <w:r>
+              <w:rPr>
+                <w:rFonts w:eastAsia="Times New Roman"/>
+                <w:b/>
+                <w:bCs/>
+                <w:color w:val="000000" w:themeColor="text1"/>
+                <w:sz w:val="20"/>
+                <w:szCs w:val="20"/>
+                <w:lang w:val="en-AU" w:eastAsia="zh-CN"/>
+              </w:rPr>
+              <w:t>+1.54</w:t>
+            </w:r>
+          </w:p>
+        </w:tc>
+        <w:tc>
+          <w:tcPr>
+            <w:tcW w:w="0" w:type="auto"/>
+            <w:tcMar>
+              <w:top w:w="75" w:type="dxa"/>
+              <w:left w:w="135" w:type="dxa"/>
+              <w:bottom w:w="75" w:type="dxa"/>
+              <w:right w:w="135" w:type="dxa"/>
+            </w:tcMar>
+            <w:hideMark/>
+          </w:tcPr>
+          <w:p>
+            <w:pPr>
+              <w:spacing w:after="0" w:line="240" w:lineRule="auto"/>
+              <w:ind w:firstLine="0"/>
+              <w:rPr>
+                <w:rFonts w:eastAsia="Times New Roman"/>
+                <w:color w:val="000000" w:themeColor="text1"/>
+                <w:sz w:val="20"/>
+                <w:szCs w:val="20"/>
+                <w:lang w:val="en-AU" w:eastAsia="zh-CN"/>
+              </w:rPr>
+            </w:pPr>
+            <w:r>
+              <w:rPr>
+                <w:rFonts w:eastAsia="Times New Roman"/>
+                <w:color w:val="000000" w:themeColor="text1"/>
+                <w:sz w:val="20"/>
+                <w:szCs w:val="20"/>
+                <w:lang w:val="en-AU" w:eastAsia="zh-CN"/>
+              </w:rPr>
+              <w:t>19.6° → 18.0°</w:t>
+            </w:r>
+          </w:p>
+        </w:tc>
+      </w:tr>
+      <w:tr>
+        <w:tc>
+          <w:tcPr>
+            <w:tcW w:w="572" w:type="dxa"/>
+            <w:tcMar>
+              <w:top w:w="75" w:type="dxa"/>
+              <w:left w:w="135" w:type="dxa"/>
+              <w:bottom w:w="75" w:type="dxa"/>
+              <w:right w:w="135" w:type="dxa"/>
+            </w:tcMar>
+            <w:hideMark/>
+          </w:tcPr>
+          <w:p>
+            <w:pPr>
+              <w:spacing w:after="0" w:line="240" w:lineRule="auto"/>
+              <w:ind w:firstLine="0"/>
+              <w:rPr>
+                <w:rFonts w:eastAsia="Times New Roman"/>
+                <w:color w:val="000000" w:themeColor="text1"/>
+                <w:sz w:val="20"/>
+                <w:szCs w:val="20"/>
+                <w:lang w:val="en-AU" w:eastAsia="zh-CN"/>
+              </w:rPr>
+            </w:pPr>
+            <w:r>
+              <w:rPr>
+                <w:rFonts w:eastAsia="Times New Roman"/>
+                <w:color w:val="000000" w:themeColor="text1"/>
+                <w:sz w:val="20"/>
+                <w:szCs w:val="20"/>
+                <w:lang w:val="en-AU" w:eastAsia="zh-CN"/>
+              </w:rPr>
+              <w:t>YI</w:t>
+            </w:r>
+          </w:p>
+        </w:tc>
+        <w:tc>
+          <w:tcPr>
+            <w:tcW w:w="528" w:type="dxa"/>
+            <w:tcMar>
+              <w:top w:w="75" w:type="dxa"/>
+              <w:left w:w="135" w:type="dxa"/>
+              <w:bottom w:w="75" w:type="dxa"/>
+              <w:right w:w="135" w:type="dxa"/>
+            </w:tcMar>
+            <w:hideMark/>
+          </w:tcPr>
+          <w:p>
+            <w:pPr>
+              <w:spacing w:after="0" w:line="240" w:lineRule="auto"/>
+              <w:ind w:firstLine="0"/>
+              <w:rPr>
+                <w:rFonts w:eastAsia="Times New Roman"/>
+                <w:color w:val="000000" w:themeColor="text1"/>
+                <w:sz w:val="20"/>
+                <w:szCs w:val="20"/>
+                <w:lang w:val="en-AU" w:eastAsia="zh-CN"/>
+              </w:rPr>
+            </w:pPr>
+            <w:r>
+              <w:rPr>
+                <w:rFonts w:eastAsia="Times New Roman"/>
+                <w:color w:val="000000" w:themeColor="text1"/>
+                <w:sz w:val="20"/>
+                <w:szCs w:val="20"/>
+                <w:lang w:val="en-AU" w:eastAsia="zh-CN"/>
+              </w:rPr>
+              <w:t>NR</w:t>
+            </w:r>
+          </w:p>
+        </w:tc>
+        <w:tc>
+          <w:tcPr>
+            <w:tcW w:w="0" w:type="auto"/>
+            <w:tcMar>
+              <w:top w:w="75" w:type="dxa"/>
+              <w:left w:w="135" w:type="dxa"/>
+              <w:bottom w:w="75" w:type="dxa"/>
+              <w:right w:w="135" w:type="dxa"/>
+            </w:tcMar>
+            <w:hideMark/>
+          </w:tcPr>
+          <w:p>
+            <w:pPr>
+              <w:spacing w:after="0" w:line="240" w:lineRule="auto"/>
+              <w:ind w:firstLine="0"/>
+              <w:rPr>
+                <w:rFonts w:eastAsia="Times New Roman"/>
+                <w:color w:val="000000" w:themeColor="text1"/>
+                <w:sz w:val="20"/>
+                <w:szCs w:val="20"/>
+                <w:lang w:val="en-AU" w:eastAsia="zh-CN"/>
+              </w:rPr>
+            </w:pPr>
+            <w:r>
+              <w:rPr>
+                <w:rFonts w:eastAsia="Times New Roman"/>
+                <w:b/>
+                <w:bCs/>
+                <w:color w:val="000000" w:themeColor="text1"/>
+                <w:sz w:val="20"/>
+                <w:szCs w:val="20"/>
+                <w:lang w:val="en-AU" w:eastAsia="zh-CN"/>
+              </w:rPr>
+              <w:t>6.30</w:t>
+            </w:r>
+          </w:p>
+        </w:tc>
+        <w:tc>
+          <w:tcPr>
+            <w:tcW w:w="0" w:type="auto"/>
+            <w:tcMar>
+              <w:top w:w="75" w:type="dxa"/>
+              <w:left w:w="135" w:type="dxa"/>
+              <w:bottom w:w="75" w:type="dxa"/>
+              <w:right w:w="135" w:type="dxa"/>
+            </w:tcMar>
+            <w:hideMark/>
+          </w:tcPr>
+          <w:p>
+            <w:pPr>
+              <w:spacing w:after="0" w:line="240" w:lineRule="auto"/>
+              <w:ind w:firstLine="0"/>
+              <w:rPr>
+                <w:rFonts w:eastAsia="Times New Roman"/>
+                <w:color w:val="000000" w:themeColor="text1"/>
+                <w:sz w:val="20"/>
+                <w:szCs w:val="20"/>
+                <w:lang w:val="en-AU" w:eastAsia="zh-CN"/>
+              </w:rPr>
+            </w:pPr>
+            <w:r>
+              <w:rPr>
+                <w:rFonts w:eastAsia="Times New Roman"/>
+                <w:color w:val="000000" w:themeColor="text1"/>
+                <w:sz w:val="20"/>
+                <w:szCs w:val="20"/>
+                <w:lang w:val="en-AU" w:eastAsia="zh-CN"/>
+              </w:rPr>
+              <w:t>5.35</w:t>
+            </w:r>
+          </w:p>
+        </w:tc>
+        <w:tc>
+          <w:tcPr>
+            <w:tcW w:w="0" w:type="auto"/>
+            <w:tcMar>
+              <w:top w:w="75" w:type="dxa"/>
+              <w:left w:w="135" w:type="dxa"/>
+              <w:bottom w:w="75" w:type="dxa"/>
+              <w:right w:w="135" w:type="dxa"/>
+            </w:tcMar>
+            <w:hideMark/>
+          </w:tcPr>
+          <w:p>
+            <w:pPr>
+              <w:spacing w:after="0" w:line="240" w:lineRule="auto"/>
+              <w:ind w:firstLine="0"/>
+              <w:rPr>
+                <w:rFonts w:eastAsia="Times New Roman"/>
+                <w:color w:val="000000" w:themeColor="text1"/>
+                <w:sz w:val="20"/>
+                <w:szCs w:val="20"/>
+                <w:lang w:val="en-AU" w:eastAsia="zh-CN"/>
+              </w:rPr>
+            </w:pPr>
+            <w:r>
+              <w:rPr>
+                <w:rFonts w:eastAsia="Times New Roman"/>
+                <w:color w:val="000000" w:themeColor="text1"/>
+                <w:sz w:val="20"/>
+                <w:szCs w:val="20"/>
+                <w:lang w:val="en-AU" w:eastAsia="zh-CN"/>
+              </w:rPr>
+              <w:t>7.08</w:t>
+            </w:r>
+          </w:p>
+        </w:tc>
+        <w:tc>
+          <w:tcPr>
+            <w:tcW w:w="0" w:type="auto"/>
+            <w:tcMar>
+              <w:top w:w="75" w:type="dxa"/>
+              <w:left w:w="135" w:type="dxa"/>
+              <w:bottom w:w="75" w:type="dxa"/>
+              <w:right w:w="135" w:type="dxa"/>
+            </w:tcMar>
+            <w:hideMark/>
+          </w:tcPr>
+          <w:p>
+            <w:pPr>
+              <w:spacing w:after="0" w:line="240" w:lineRule="auto"/>
+              <w:ind w:firstLine="0"/>
+              <w:rPr>
+                <w:rFonts w:eastAsia="Times New Roman"/>
+                <w:color w:val="000000" w:themeColor="text1"/>
+                <w:sz w:val="20"/>
+                <w:szCs w:val="20"/>
+                <w:lang w:val="en-AU" w:eastAsia="zh-CN"/>
+              </w:rPr>
+            </w:pPr>
+            <w:r>
+              <w:rPr>
+                <w:rFonts w:eastAsia="Times New Roman"/>
+                <w:color w:val="000000" w:themeColor="text1"/>
+                <w:sz w:val="20"/>
+                <w:szCs w:val="20"/>
+                <w:lang w:val="en-AU" w:eastAsia="zh-CN"/>
+              </w:rPr>
+              <w:t>9.42</w:t>
+            </w:r>
+          </w:p>
+        </w:tc>
+        <w:tc>
+          <w:tcPr>
+            <w:tcW w:w="0" w:type="auto"/>
+            <w:tcMar>
+              <w:top w:w="75" w:type="dxa"/>
+              <w:left w:w="135" w:type="dxa"/>
+              <w:bottom w:w="75" w:type="dxa"/>
+              <w:right w:w="135" w:type="dxa"/>
+            </w:tcMar>
+            <w:hideMark/>
+          </w:tcPr>
+          <w:p>
+            <w:pPr>
+              <w:spacing w:after="0" w:line="240" w:lineRule="auto"/>
+              <w:ind w:firstLine="0"/>
+              <w:rPr>
+                <w:rFonts w:eastAsia="Times New Roman"/>
+                <w:color w:val="000000" w:themeColor="text1"/>
+                <w:sz w:val="20"/>
+                <w:szCs w:val="20"/>
+                <w:lang w:val="en-AU" w:eastAsia="zh-CN"/>
+              </w:rPr>
+            </w:pPr>
+            <w:r>
+              <w:rPr>
+                <w:rFonts w:eastAsia="Times New Roman"/>
+                <w:color w:val="000000" w:themeColor="text1"/>
+                <w:sz w:val="20"/>
+                <w:szCs w:val="20"/>
+                <w:lang w:val="en-AU" w:eastAsia="zh-CN"/>
+              </w:rPr>
+              <w:t>13.75</w:t>
+            </w:r>
+          </w:p>
+        </w:tc>
+        <w:tc>
+          <w:tcPr>
+            <w:tcW w:w="0" w:type="auto"/>
+            <w:tcMar>
+              <w:top w:w="75" w:type="dxa"/>
+              <w:left w:w="135" w:type="dxa"/>
+              <w:bottom w:w="75" w:type="dxa"/>
+              <w:right w:w="135" w:type="dxa"/>
+            </w:tcMar>
+            <w:hideMark/>
+          </w:tcPr>
+          <w:p>
+            <w:pPr>
+              <w:spacing w:after="0" w:line="240" w:lineRule="auto"/>
+              <w:ind w:firstLine="0"/>
+              <w:rPr>
+                <w:rFonts w:eastAsia="Times New Roman"/>
+                <w:color w:val="000000" w:themeColor="text1"/>
+                <w:sz w:val="20"/>
+                <w:szCs w:val="20"/>
+                <w:lang w:val="en-AU" w:eastAsia="zh-CN"/>
+              </w:rPr>
+            </w:pPr>
+            <w:r>
+              <w:rPr>
+                <w:rFonts w:eastAsia="Times New Roman"/>
+                <w:color w:val="000000" w:themeColor="text1"/>
+                <w:sz w:val="20"/>
+                <w:szCs w:val="20"/>
+                <w:lang w:val="en-AU" w:eastAsia="zh-CN"/>
+              </w:rPr>
+              <w:t>10.11</w:t>
+            </w:r>
+          </w:p>
+        </w:tc>
+        <w:tc>
+          <w:tcPr>
+            <w:tcW w:w="0" w:type="auto"/>
+            <w:tcMar>
+              <w:top w:w="75" w:type="dxa"/>
+              <w:left w:w="135" w:type="dxa"/>
+              <w:bottom w:w="75" w:type="dxa"/>
+              <w:right w:w="135" w:type="dxa"/>
+            </w:tcMar>
+            <w:hideMark/>
+          </w:tcPr>
+          <w:p>
+            <w:pPr>
+              <w:spacing w:after="0" w:line="240" w:lineRule="auto"/>
+              <w:ind w:firstLine="0"/>
+              <w:rPr>
+                <w:rFonts w:eastAsia="Times New Roman"/>
+                <w:color w:val="000000" w:themeColor="text1"/>
+                <w:sz w:val="20"/>
+                <w:szCs w:val="20"/>
+                <w:lang w:val="en-AU" w:eastAsia="zh-CN"/>
+              </w:rPr>
+            </w:pPr>
+            <w:r>
+              <w:rPr>
+                <w:rFonts w:eastAsia="Times New Roman"/>
+                <w:b/>
+                <w:bCs/>
+                <w:color w:val="000000" w:themeColor="text1"/>
+                <w:sz w:val="20"/>
+                <w:szCs w:val="20"/>
+                <w:lang w:val="en-AU" w:eastAsia="zh-CN"/>
+              </w:rPr>
+              <w:t>7.13</w:t>
+            </w:r>
+          </w:p>
+        </w:tc>
+        <w:tc>
+          <w:tcPr>
+            <w:tcW w:w="0" w:type="auto"/>
+            <w:tcMar>
+              <w:top w:w="75" w:type="dxa"/>
+              <w:left w:w="135" w:type="dxa"/>
+              <w:bottom w:w="75" w:type="dxa"/>
+              <w:right w:w="135" w:type="dxa"/>
+            </w:tcMar>
+            <w:hideMark/>
+          </w:tcPr>
+          <w:p>
+            <w:pPr>
+              <w:spacing w:after="0" w:line="240" w:lineRule="auto"/>
+              <w:ind w:firstLine="0"/>
+              <w:rPr>
+                <w:rFonts w:eastAsia="Times New Roman"/>
+                <w:color w:val="000000" w:themeColor="text1"/>
+                <w:sz w:val="20"/>
+                <w:szCs w:val="20"/>
+                <w:lang w:val="en-AU" w:eastAsia="zh-CN"/>
+              </w:rPr>
+            </w:pPr>
+            <w:r>
+              <w:rPr>
+                <w:rFonts w:eastAsia="Times New Roman"/>
+                <w:b/>
+                <w:bCs/>
+                <w:color w:val="000000" w:themeColor="text1"/>
+                <w:sz w:val="20"/>
+                <w:szCs w:val="20"/>
+                <w:lang w:val="en-AU" w:eastAsia="zh-CN"/>
+              </w:rPr>
+              <w:t>+0.83</w:t>
+            </w:r>
+          </w:p>
+        </w:tc>
+        <w:tc>
+          <w:tcPr>
+            <w:tcW w:w="0" w:type="auto"/>
+            <w:tcMar>
+              <w:top w:w="75" w:type="dxa"/>
+              <w:left w:w="135" w:type="dxa"/>
+              <w:bottom w:w="75" w:type="dxa"/>
+              <w:right w:w="135" w:type="dxa"/>
+            </w:tcMar>
+            <w:hideMark/>
+          </w:tcPr>
+          <w:p>
+            <w:pPr>
+              <w:spacing w:after="0" w:line="240" w:lineRule="auto"/>
+              <w:ind w:firstLine="0"/>
+              <w:rPr>
+                <w:rFonts w:eastAsia="Times New Roman"/>
+                <w:color w:val="000000" w:themeColor="text1"/>
+                <w:sz w:val="20"/>
+                <w:szCs w:val="20"/>
+                <w:lang w:val="en-AU" w:eastAsia="zh-CN"/>
+              </w:rPr>
+            </w:pPr>
+            <w:r>
+              <w:rPr>
+                <w:rFonts w:eastAsia="Times New Roman"/>
+                <w:color w:val="000000" w:themeColor="text1"/>
+                <w:sz w:val="20"/>
+                <w:szCs w:val="20"/>
+                <w:lang w:val="en-AU" w:eastAsia="zh-CN"/>
+              </w:rPr>
+              <w:t>23.9° → 22.3°</w:t>
+            </w:r>
+          </w:p>
+        </w:tc>
+      </w:tr>
+      <w:tr>
+        <w:tc>
+          <w:tcPr>
+            <w:tcW w:w="572" w:type="dxa"/>
+            <w:tcMar>
+              <w:top w:w="75" w:type="dxa"/>
+              <w:left w:w="135" w:type="dxa"/>
+              <w:bottom w:w="75" w:type="dxa"/>
+              <w:right w:w="135" w:type="dxa"/>
+            </w:tcMar>
+            <w:hideMark/>
+          </w:tcPr>
+          <w:p>
+            <w:pPr>
+              <w:spacing w:after="0" w:line="240" w:lineRule="auto"/>
+              <w:ind w:firstLine="0"/>
+              <w:rPr>
+                <w:rFonts w:eastAsia="Times New Roman"/>
+                <w:color w:val="000000" w:themeColor="text1"/>
+                <w:sz w:val="20"/>
+                <w:szCs w:val="20"/>
+                <w:lang w:val="en-AU" w:eastAsia="zh-CN"/>
+              </w:rPr>
+            </w:pPr>
+            <w:r>
+              <w:rPr>
+                <w:rFonts w:eastAsia="Times New Roman"/>
+                <w:color w:val="000000" w:themeColor="text1"/>
+                <w:sz w:val="20"/>
+                <w:szCs w:val="20"/>
+                <w:lang w:val="en-AU" w:eastAsia="zh-CN"/>
+              </w:rPr>
+              <w:t>YI</w:t>
+            </w:r>
+          </w:p>
+        </w:tc>
+        <w:tc>
+          <w:tcPr>
+            <w:tcW w:w="528" w:type="dxa"/>
+            <w:tcMar>
+              <w:top w:w="75" w:type="dxa"/>
+              <w:left w:w="135" w:type="dxa"/>
+              <w:bottom w:w="75" w:type="dxa"/>
+              <w:right w:w="135" w:type="dxa"/>
+            </w:tcMar>
+            <w:hideMark/>
+          </w:tcPr>
+          <w:p>
+            <w:pPr>
+              <w:spacing w:after="0" w:line="240" w:lineRule="auto"/>
+              <w:ind w:firstLine="0"/>
+              <w:rPr>
+                <w:rFonts w:eastAsia="Times New Roman"/>
+                <w:color w:val="000000" w:themeColor="text1"/>
+                <w:sz w:val="20"/>
+                <w:szCs w:val="20"/>
+                <w:lang w:val="en-AU" w:eastAsia="zh-CN"/>
+              </w:rPr>
+            </w:pPr>
+            <w:r>
+              <w:rPr>
+                <w:rFonts w:eastAsia="Times New Roman"/>
+                <w:color w:val="000000" w:themeColor="text1"/>
+                <w:sz w:val="20"/>
+                <w:szCs w:val="20"/>
+                <w:lang w:val="en-AU" w:eastAsia="zh-CN"/>
+              </w:rPr>
+              <w:t>R</w:t>
+            </w:r>
+          </w:p>
+        </w:tc>
+        <w:tc>
+          <w:tcPr>
+            <w:tcW w:w="0" w:type="auto"/>
+            <w:tcMar>
+              <w:top w:w="75" w:type="dxa"/>
+              <w:left w:w="135" w:type="dxa"/>
+              <w:bottom w:w="75" w:type="dxa"/>
+              <w:right w:w="135" w:type="dxa"/>
+            </w:tcMar>
+            <w:hideMark/>
+          </w:tcPr>
+          <w:p>
+            <w:pPr>
+              <w:spacing w:after="0" w:line="240" w:lineRule="auto"/>
+              <w:ind w:firstLine="0"/>
+              <w:rPr>
+                <w:rFonts w:eastAsia="Times New Roman"/>
+                <w:color w:val="000000" w:themeColor="text1"/>
+                <w:sz w:val="20"/>
+                <w:szCs w:val="20"/>
+                <w:lang w:val="en-AU" w:eastAsia="zh-CN"/>
+              </w:rPr>
+            </w:pPr>
+            <w:r>
+              <w:rPr>
+                <w:rFonts w:eastAsia="Times New Roman"/>
+                <w:b/>
+                <w:bCs/>
+                <w:color w:val="000000" w:themeColor="text1"/>
+                <w:sz w:val="20"/>
+                <w:szCs w:val="20"/>
+                <w:lang w:val="en-AU" w:eastAsia="zh-CN"/>
+              </w:rPr>
+              <w:t>24.01</w:t>
+            </w:r>
+          </w:p>
+        </w:tc>
+        <w:tc>
+          <w:tcPr>
+            <w:tcW w:w="0" w:type="auto"/>
+            <w:tcMar>
+              <w:top w:w="75" w:type="dxa"/>
+              <w:left w:w="135" w:type="dxa"/>
+              <w:bottom w:w="75" w:type="dxa"/>
+              <w:right w:w="135" w:type="dxa"/>
+            </w:tcMar>
+            <w:hideMark/>
+          </w:tcPr>
+          <w:p>
+            <w:pPr>
+              <w:spacing w:after="0" w:line="240" w:lineRule="auto"/>
+              <w:ind w:firstLine="0"/>
+              <w:rPr>
+                <w:rFonts w:eastAsia="Times New Roman"/>
+                <w:color w:val="000000" w:themeColor="text1"/>
+                <w:sz w:val="20"/>
+                <w:szCs w:val="20"/>
+                <w:lang w:val="en-AU" w:eastAsia="zh-CN"/>
+              </w:rPr>
+            </w:pPr>
+            <w:r>
+              <w:rPr>
+                <w:rFonts w:eastAsia="Times New Roman"/>
+                <w:color w:val="000000" w:themeColor="text1"/>
+                <w:sz w:val="20"/>
+                <w:szCs w:val="20"/>
+                <w:lang w:val="en-AU" w:eastAsia="zh-CN"/>
+              </w:rPr>
+              <w:t>25.82</w:t>
+            </w:r>
+          </w:p>
+        </w:tc>
+        <w:tc>
+          <w:tcPr>
+            <w:tcW w:w="0" w:type="auto"/>
+            <w:tcMar>
+              <w:top w:w="75" w:type="dxa"/>
+              <w:left w:w="135" w:type="dxa"/>
+              <w:bottom w:w="75" w:type="dxa"/>
+              <w:right w:w="135" w:type="dxa"/>
+            </w:tcMar>
+            <w:hideMark/>
+          </w:tcPr>
+          <w:p>
+            <w:pPr>
+              <w:spacing w:after="0" w:line="240" w:lineRule="auto"/>
+              <w:ind w:firstLine="0"/>
+              <w:rPr>
+                <w:rFonts w:eastAsia="Times New Roman"/>
+                <w:color w:val="000000" w:themeColor="text1"/>
+                <w:sz w:val="20"/>
+                <w:szCs w:val="20"/>
+                <w:lang w:val="en-AU" w:eastAsia="zh-CN"/>
+              </w:rPr>
+            </w:pPr>
+            <w:r>
+              <w:rPr>
+                <w:rFonts w:eastAsia="Times New Roman"/>
+                <w:color w:val="000000" w:themeColor="text1"/>
+                <w:sz w:val="20"/>
+                <w:szCs w:val="20"/>
+                <w:lang w:val="en-AU" w:eastAsia="zh-CN"/>
+              </w:rPr>
+              <w:t>28.09</w:t>
+            </w:r>
+          </w:p>
+        </w:tc>
+        <w:tc>
+          <w:tcPr>
+            <w:tcW w:w="0" w:type="auto"/>
+            <w:tcMar>
+              <w:top w:w="75" w:type="dxa"/>
+              <w:left w:w="135" w:type="dxa"/>
+              <w:bottom w:w="75" w:type="dxa"/>
+              <w:right w:w="135" w:type="dxa"/>
+            </w:tcMar>
+            <w:hideMark/>
+          </w:tcPr>
+          <w:p>
+            <w:pPr>
+              <w:spacing w:after="0" w:line="240" w:lineRule="auto"/>
+              <w:ind w:firstLine="0"/>
+              <w:rPr>
+                <w:rFonts w:eastAsia="Times New Roman"/>
+                <w:color w:val="000000" w:themeColor="text1"/>
+                <w:sz w:val="20"/>
+                <w:szCs w:val="20"/>
+                <w:lang w:val="en-AU" w:eastAsia="zh-CN"/>
+              </w:rPr>
+            </w:pPr>
+            <w:r>
+              <w:rPr>
+                <w:rFonts w:eastAsia="Times New Roman"/>
+                <w:color w:val="000000" w:themeColor="text1"/>
+                <w:sz w:val="20"/>
+                <w:szCs w:val="20"/>
+                <w:lang w:val="en-AU" w:eastAsia="zh-CN"/>
+              </w:rPr>
+              <w:t>41.11</w:t>
+            </w:r>
+          </w:p>
+        </w:tc>
+        <w:tc>
+          <w:tcPr>
+            <w:tcW w:w="0" w:type="auto"/>
+            <w:tcMar>
+              <w:top w:w="75" w:type="dxa"/>
+              <w:left w:w="135" w:type="dxa"/>
+              <w:bottom w:w="75" w:type="dxa"/>
+              <w:right w:w="135" w:type="dxa"/>
+            </w:tcMar>
+            <w:hideMark/>
+          </w:tcPr>
+          <w:p>
+            <w:pPr>
+              <w:spacing w:after="0" w:line="240" w:lineRule="auto"/>
+              <w:ind w:firstLine="0"/>
+              <w:rPr>
+                <w:rFonts w:eastAsia="Times New Roman"/>
+                <w:color w:val="000000" w:themeColor="text1"/>
+                <w:sz w:val="20"/>
+                <w:szCs w:val="20"/>
+                <w:lang w:val="en-AU" w:eastAsia="zh-CN"/>
+              </w:rPr>
+            </w:pPr>
+            <w:r>
+              <w:rPr>
+                <w:rFonts w:eastAsia="Times New Roman"/>
+                <w:color w:val="000000" w:themeColor="text1"/>
+                <w:sz w:val="20"/>
+                <w:szCs w:val="20"/>
+                <w:lang w:val="en-AU" w:eastAsia="zh-CN"/>
+              </w:rPr>
+              <w:t>37.41</w:t>
+            </w:r>
+          </w:p>
+        </w:tc>
+        <w:tc>
+          <w:tcPr>
+            <w:tcW w:w="0" w:type="auto"/>
+            <w:tcMar>
+              <w:top w:w="75" w:type="dxa"/>
+              <w:left w:w="135" w:type="dxa"/>
+              <w:bottom w:w="75" w:type="dxa"/>
+              <w:right w:w="135" w:type="dxa"/>
+            </w:tcMar>
+            <w:hideMark/>
+          </w:tcPr>
+          <w:p>
+            <w:pPr>
+              <w:spacing w:after="0" w:line="240" w:lineRule="auto"/>
+              <w:ind w:firstLine="0"/>
+              <w:rPr>
+                <w:rFonts w:eastAsia="Times New Roman"/>
+                <w:color w:val="000000" w:themeColor="text1"/>
+                <w:sz w:val="20"/>
+                <w:szCs w:val="20"/>
+                <w:lang w:val="en-AU" w:eastAsia="zh-CN"/>
+              </w:rPr>
+            </w:pPr>
+            <w:r>
+              <w:rPr>
+                <w:rFonts w:eastAsia="Times New Roman"/>
+                <w:color w:val="000000" w:themeColor="text1"/>
+                <w:sz w:val="20"/>
+                <w:szCs w:val="20"/>
+                <w:lang w:val="en-AU" w:eastAsia="zh-CN"/>
+              </w:rPr>
+              <w:t>32.55</w:t>
+            </w:r>
+          </w:p>
+        </w:tc>
+        <w:tc>
+          <w:tcPr>
+            <w:tcW w:w="0" w:type="auto"/>
+            <w:tcMar>
+              <w:top w:w="75" w:type="dxa"/>
+              <w:left w:w="135" w:type="dxa"/>
+              <w:bottom w:w="75" w:type="dxa"/>
+              <w:right w:w="135" w:type="dxa"/>
+            </w:tcMar>
+            <w:hideMark/>
+          </w:tcPr>
+          <w:p>
+            <w:pPr>
+              <w:spacing w:after="0" w:line="240" w:lineRule="auto"/>
+              <w:ind w:firstLine="0"/>
+              <w:rPr>
+                <w:rFonts w:eastAsia="Times New Roman"/>
+                <w:color w:val="000000" w:themeColor="text1"/>
+                <w:sz w:val="20"/>
+                <w:szCs w:val="20"/>
+                <w:lang w:val="en-AU" w:eastAsia="zh-CN"/>
+              </w:rPr>
+            </w:pPr>
+            <w:r>
+              <w:rPr>
+                <w:rFonts w:eastAsia="Times New Roman"/>
+                <w:b/>
+                <w:bCs/>
+                <w:color w:val="000000" w:themeColor="text1"/>
+                <w:sz w:val="20"/>
+                <w:szCs w:val="20"/>
+                <w:lang w:val="en-AU" w:eastAsia="zh-CN"/>
+              </w:rPr>
+              <w:t>41.42</w:t>
+            </w:r>
+          </w:p>
+        </w:tc>
+        <w:tc>
+          <w:tcPr>
+            <w:tcW w:w="0" w:type="auto"/>
+            <w:tcMar>
+              <w:top w:w="75" w:type="dxa"/>
+              <w:left w:w="135" w:type="dxa"/>
+              <w:bottom w:w="75" w:type="dxa"/>
+              <w:right w:w="135" w:type="dxa"/>
+            </w:tcMar>
+            <w:hideMark/>
+          </w:tcPr>
+          <w:p>
+            <w:pPr>
+              <w:spacing w:after="0" w:line="240" w:lineRule="auto"/>
+              <w:ind w:firstLine="0"/>
+              <w:rPr>
+                <w:rFonts w:eastAsia="Times New Roman"/>
+                <w:color w:val="000000" w:themeColor="text1"/>
+                <w:sz w:val="20"/>
+                <w:szCs w:val="20"/>
+                <w:lang w:val="en-AU" w:eastAsia="zh-CN"/>
+              </w:rPr>
+            </w:pPr>
+            <w:r>
+              <w:rPr>
+                <w:rFonts w:eastAsia="Times New Roman"/>
+                <w:b/>
+                <w:bCs/>
+                <w:color w:val="000000" w:themeColor="text1"/>
+                <w:sz w:val="20"/>
+                <w:szCs w:val="20"/>
+                <w:lang w:val="en-AU" w:eastAsia="zh-CN"/>
+              </w:rPr>
+              <w:t>+17.41</w:t>
+            </w:r>
+          </w:p>
+        </w:tc>
+        <w:tc>
+          <w:tcPr>
+            <w:tcW w:w="0" w:type="auto"/>
+            <w:tcMar>
+              <w:top w:w="75" w:type="dxa"/>
+              <w:left w:w="135" w:type="dxa"/>
+              <w:bottom w:w="75" w:type="dxa"/>
+              <w:right w:w="135" w:type="dxa"/>
+            </w:tcMar>
+            <w:hideMark/>
+          </w:tcPr>
+          <w:p>
+            <w:pPr>
+              <w:spacing w:after="0" w:line="240" w:lineRule="auto"/>
+              <w:ind w:firstLine="0"/>
+              <w:rPr>
+                <w:rFonts w:eastAsia="Times New Roman"/>
+                <w:color w:val="000000" w:themeColor="text1"/>
+                <w:sz w:val="20"/>
+                <w:szCs w:val="20"/>
+                <w:lang w:val="en-AU" w:eastAsia="zh-CN"/>
+              </w:rPr>
+            </w:pPr>
+            <w:r>
+              <w:rPr>
+                <w:rFonts w:eastAsia="Times New Roman"/>
+                <w:color w:val="000000" w:themeColor="text1"/>
+                <w:sz w:val="20"/>
+                <w:szCs w:val="20"/>
+                <w:lang w:val="en-AU" w:eastAsia="zh-CN"/>
+              </w:rPr>
+              <w:t>11.8° → 9.0°</w:t>
+            </w:r>
+          </w:p>
+        </w:tc>
+      </w:tr>
+    </w:tbl>
+    <w:p>
+      <w:pPr>
+        <w:ind w:firstLine="0"/>
+        <w:rPr>
           <w:rFonts w:hint="eastAsia"/>
           <w:lang w:eastAsia="zh-CN"/>
         </w:rPr>
@@ -5691,7 +8567,2536 @@
           <w:lang w:eastAsia="zh-CN"/>
         </w:rPr>
       </w:pPr>
-    </w:p>
+      <w:r>
+        <w:rPr>
+          <w:lang w:eastAsia="zh-CN"/>
+        </w:rPr>
+        <w:t>Change in swap rate</w:t>
+      </w:r>
+    </w:p>
+    <w:tbl>
+      <w:tblPr>
+        <w:tblW w:w="7268" w:type="dxa"/>
+        <w:tblBorders>
+          <w:top w:val="single" w:sz="4" w:space="0" w:color="auto"/>
+          <w:left w:val="single" w:sz="4" w:space="0" w:color="auto"/>
+          <w:bottom w:val="single" w:sz="4" w:space="0" w:color="auto"/>
+          <w:right w:val="single" w:sz="4" w:space="0" w:color="auto"/>
+          <w:insideH w:val="single" w:sz="4" w:space="0" w:color="auto"/>
+          <w:insideV w:val="single" w:sz="4" w:space="0" w:color="auto"/>
+        </w:tblBorders>
+        <w:tblCellMar>
+          <w:top w:w="15" w:type="dxa"/>
+          <w:left w:w="15" w:type="dxa"/>
+          <w:bottom w:w="15" w:type="dxa"/>
+          <w:right w:w="15" w:type="dxa"/>
+        </w:tblCellMar>
+        <w:tblLook w:val="04A0" w:firstRow="1" w:lastRow="0" w:firstColumn="1" w:lastColumn="0" w:noHBand="0" w:noVBand="1"/>
+      </w:tblPr>
+      <w:tblGrid>
+        <w:gridCol w:w="683"/>
+        <w:gridCol w:w="750"/>
+        <w:gridCol w:w="933"/>
+        <w:gridCol w:w="756"/>
+        <w:gridCol w:w="756"/>
+        <w:gridCol w:w="878"/>
+        <w:gridCol w:w="878"/>
+        <w:gridCol w:w="756"/>
+        <w:gridCol w:w="878"/>
+      </w:tblGrid>
+      <w:tr>
+        <w:trPr>
+          <w:trHeight w:val="247"/>
+          <w:tblHeader/>
+        </w:trPr>
+        <w:tc>
+          <w:tcPr>
+            <w:tcW w:w="0" w:type="auto"/>
+            <w:noWrap/>
+            <w:tcMar>
+              <w:top w:w="75" w:type="dxa"/>
+              <w:left w:w="135" w:type="dxa"/>
+              <w:bottom w:w="75" w:type="dxa"/>
+              <w:right w:w="135" w:type="dxa"/>
+            </w:tcMar>
+            <w:hideMark/>
+          </w:tcPr>
+          <w:p>
+            <w:pPr>
+              <w:spacing w:after="0" w:line="240" w:lineRule="auto"/>
+              <w:ind w:firstLine="0"/>
+              <w:rPr>
+                <w:rFonts w:eastAsia="Times New Roman"/>
+                <w:b/>
+                <w:bCs/>
+                <w:sz w:val="20"/>
+                <w:szCs w:val="20"/>
+                <w:lang w:val="en-AU" w:eastAsia="zh-CN"/>
+              </w:rPr>
+            </w:pPr>
+            <w:r>
+              <w:rPr>
+                <w:rFonts w:eastAsia="Times New Roman"/>
+                <w:b/>
+                <w:bCs/>
+                <w:sz w:val="20"/>
+                <w:szCs w:val="20"/>
+                <w:lang w:val="en-AU" w:eastAsia="zh-CN"/>
+              </w:rPr>
+              <w:t>I</w:t>
+            </w:r>
+            <w:r>
+              <w:rPr>
+                <w:rFonts w:eastAsia="Times New Roman"/>
+                <w:b/>
+                <w:bCs/>
+                <w:sz w:val="20"/>
+                <w:szCs w:val="20"/>
+                <w:lang w:val="en-AU" w:eastAsia="zh-CN"/>
+              </w:rPr>
+              <w:t>D</w:t>
+            </w:r>
+          </w:p>
+        </w:tc>
+        <w:tc>
+          <w:tcPr>
+            <w:tcW w:w="0" w:type="auto"/>
+            <w:noWrap/>
+            <w:tcMar>
+              <w:top w:w="75" w:type="dxa"/>
+              <w:left w:w="135" w:type="dxa"/>
+              <w:bottom w:w="75" w:type="dxa"/>
+              <w:right w:w="135" w:type="dxa"/>
+            </w:tcMar>
+            <w:hideMark/>
+          </w:tcPr>
+          <w:p>
+            <w:pPr>
+              <w:spacing w:after="0" w:line="240" w:lineRule="auto"/>
+              <w:ind w:firstLine="0"/>
+              <w:rPr>
+                <w:rFonts w:eastAsia="Times New Roman"/>
+                <w:b/>
+                <w:bCs/>
+                <w:sz w:val="20"/>
+                <w:szCs w:val="20"/>
+                <w:lang w:val="en-AU" w:eastAsia="zh-CN"/>
+              </w:rPr>
+            </w:pPr>
+            <w:r>
+              <w:rPr>
+                <w:rFonts w:eastAsia="Times New Roman"/>
+                <w:b/>
+                <w:bCs/>
+                <w:sz w:val="20"/>
+                <w:szCs w:val="20"/>
+                <w:lang w:val="en-AU" w:eastAsia="zh-CN"/>
+              </w:rPr>
+              <w:t>Cue</w:t>
+            </w:r>
+          </w:p>
+        </w:tc>
+        <w:tc>
+          <w:tcPr>
+            <w:tcW w:w="0" w:type="auto"/>
+            <w:noWrap/>
+            <w:tcMar>
+              <w:top w:w="75" w:type="dxa"/>
+              <w:left w:w="135" w:type="dxa"/>
+              <w:bottom w:w="75" w:type="dxa"/>
+              <w:right w:w="135" w:type="dxa"/>
+            </w:tcMar>
+            <w:hideMark/>
+          </w:tcPr>
+          <w:p>
+            <w:pPr>
+              <w:spacing w:after="0" w:line="240" w:lineRule="auto"/>
+              <w:ind w:firstLine="0"/>
+              <w:rPr>
+                <w:rFonts w:eastAsia="Times New Roman"/>
+                <w:b/>
+                <w:bCs/>
+                <w:sz w:val="20"/>
+                <w:szCs w:val="20"/>
+                <w:lang w:val="en-AU" w:eastAsia="zh-CN"/>
+              </w:rPr>
+            </w:pPr>
+            <w:r>
+              <w:rPr>
+                <w:rFonts w:eastAsia="Times New Roman"/>
+                <w:b/>
+                <w:bCs/>
+                <w:sz w:val="20"/>
+                <w:szCs w:val="20"/>
+                <w:lang w:val="en-AU" w:eastAsia="zh-CN"/>
+              </w:rPr>
+              <w:t>50 ms</w:t>
+            </w:r>
+          </w:p>
+        </w:tc>
+        <w:tc>
+          <w:tcPr>
+            <w:tcW w:w="0" w:type="auto"/>
+            <w:noWrap/>
+            <w:tcMar>
+              <w:top w:w="75" w:type="dxa"/>
+              <w:left w:w="135" w:type="dxa"/>
+              <w:bottom w:w="75" w:type="dxa"/>
+              <w:right w:w="135" w:type="dxa"/>
+            </w:tcMar>
+            <w:hideMark/>
+          </w:tcPr>
+          <w:p>
+            <w:pPr>
+              <w:spacing w:after="0" w:line="240" w:lineRule="auto"/>
+              <w:ind w:firstLine="0"/>
+              <w:rPr>
+                <w:rFonts w:eastAsia="Times New Roman"/>
+                <w:b/>
+                <w:bCs/>
+                <w:sz w:val="20"/>
+                <w:szCs w:val="20"/>
+                <w:lang w:val="en-AU" w:eastAsia="zh-CN"/>
+              </w:rPr>
+            </w:pPr>
+            <w:r>
+              <w:rPr>
+                <w:rFonts w:eastAsia="Times New Roman"/>
+                <w:b/>
+                <w:bCs/>
+                <w:sz w:val="20"/>
+                <w:szCs w:val="20"/>
+                <w:lang w:val="en-AU" w:eastAsia="zh-CN"/>
+              </w:rPr>
+              <w:t>100</w:t>
+            </w:r>
+          </w:p>
+        </w:tc>
+        <w:tc>
+          <w:tcPr>
+            <w:tcW w:w="0" w:type="auto"/>
+            <w:noWrap/>
+            <w:tcMar>
+              <w:top w:w="75" w:type="dxa"/>
+              <w:left w:w="135" w:type="dxa"/>
+              <w:bottom w:w="75" w:type="dxa"/>
+              <w:right w:w="135" w:type="dxa"/>
+            </w:tcMar>
+            <w:hideMark/>
+          </w:tcPr>
+          <w:p>
+            <w:pPr>
+              <w:spacing w:after="0" w:line="240" w:lineRule="auto"/>
+              <w:ind w:firstLine="0"/>
+              <w:rPr>
+                <w:rFonts w:eastAsia="Times New Roman"/>
+                <w:b/>
+                <w:bCs/>
+                <w:sz w:val="20"/>
+                <w:szCs w:val="20"/>
+                <w:lang w:val="en-AU" w:eastAsia="zh-CN"/>
+              </w:rPr>
+            </w:pPr>
+            <w:r>
+              <w:rPr>
+                <w:rFonts w:eastAsia="Times New Roman"/>
+                <w:b/>
+                <w:bCs/>
+                <w:sz w:val="20"/>
+                <w:szCs w:val="20"/>
+                <w:lang w:val="en-AU" w:eastAsia="zh-CN"/>
+              </w:rPr>
+              <w:t>150</w:t>
+            </w:r>
+          </w:p>
+        </w:tc>
+        <w:tc>
+          <w:tcPr>
+            <w:tcW w:w="0" w:type="auto"/>
+            <w:noWrap/>
+            <w:tcMar>
+              <w:top w:w="75" w:type="dxa"/>
+              <w:left w:w="135" w:type="dxa"/>
+              <w:bottom w:w="75" w:type="dxa"/>
+              <w:right w:w="135" w:type="dxa"/>
+            </w:tcMar>
+            <w:hideMark/>
+          </w:tcPr>
+          <w:p>
+            <w:pPr>
+              <w:spacing w:after="0" w:line="240" w:lineRule="auto"/>
+              <w:ind w:firstLine="0"/>
+              <w:rPr>
+                <w:rFonts w:eastAsia="Times New Roman"/>
+                <w:b/>
+                <w:bCs/>
+                <w:sz w:val="20"/>
+                <w:szCs w:val="20"/>
+                <w:lang w:val="en-AU" w:eastAsia="zh-CN"/>
+              </w:rPr>
+            </w:pPr>
+            <w:r>
+              <w:rPr>
+                <w:rFonts w:eastAsia="Times New Roman"/>
+                <w:b/>
+                <w:bCs/>
+                <w:sz w:val="20"/>
+                <w:szCs w:val="20"/>
+                <w:lang w:val="en-AU" w:eastAsia="zh-CN"/>
+              </w:rPr>
+              <w:t>200</w:t>
+            </w:r>
+          </w:p>
+        </w:tc>
+        <w:tc>
+          <w:tcPr>
+            <w:tcW w:w="0" w:type="auto"/>
+            <w:noWrap/>
+            <w:tcMar>
+              <w:top w:w="75" w:type="dxa"/>
+              <w:left w:w="135" w:type="dxa"/>
+              <w:bottom w:w="75" w:type="dxa"/>
+              <w:right w:w="135" w:type="dxa"/>
+            </w:tcMar>
+            <w:hideMark/>
+          </w:tcPr>
+          <w:p>
+            <w:pPr>
+              <w:spacing w:after="0" w:line="240" w:lineRule="auto"/>
+              <w:ind w:firstLine="0"/>
+              <w:rPr>
+                <w:rFonts w:eastAsia="Times New Roman"/>
+                <w:b/>
+                <w:bCs/>
+                <w:sz w:val="20"/>
+                <w:szCs w:val="20"/>
+                <w:lang w:val="en-AU" w:eastAsia="zh-CN"/>
+              </w:rPr>
+            </w:pPr>
+            <w:r>
+              <w:rPr>
+                <w:rFonts w:eastAsia="Times New Roman"/>
+                <w:b/>
+                <w:bCs/>
+                <w:sz w:val="20"/>
+                <w:szCs w:val="20"/>
+                <w:lang w:val="en-AU" w:eastAsia="zh-CN"/>
+              </w:rPr>
+              <w:t>250</w:t>
+            </w:r>
+          </w:p>
+        </w:tc>
+        <w:tc>
+          <w:tcPr>
+            <w:tcW w:w="0" w:type="auto"/>
+            <w:noWrap/>
+            <w:tcMar>
+              <w:top w:w="75" w:type="dxa"/>
+              <w:left w:w="135" w:type="dxa"/>
+              <w:bottom w:w="75" w:type="dxa"/>
+              <w:right w:w="135" w:type="dxa"/>
+            </w:tcMar>
+            <w:hideMark/>
+          </w:tcPr>
+          <w:p>
+            <w:pPr>
+              <w:spacing w:after="0" w:line="240" w:lineRule="auto"/>
+              <w:ind w:firstLine="0"/>
+              <w:rPr>
+                <w:rFonts w:eastAsia="Times New Roman"/>
+                <w:b/>
+                <w:bCs/>
+                <w:sz w:val="20"/>
+                <w:szCs w:val="20"/>
+                <w:lang w:val="en-AU" w:eastAsia="zh-CN"/>
+              </w:rPr>
+            </w:pPr>
+            <w:r>
+              <w:rPr>
+                <w:rFonts w:eastAsia="Times New Roman"/>
+                <w:b/>
+                <w:bCs/>
+                <w:sz w:val="20"/>
+                <w:szCs w:val="20"/>
+                <w:lang w:val="en-AU" w:eastAsia="zh-CN"/>
+              </w:rPr>
+              <w:t>300</w:t>
+            </w:r>
+          </w:p>
+        </w:tc>
+        <w:tc>
+          <w:tcPr>
+            <w:tcW w:w="0" w:type="auto"/>
+            <w:noWrap/>
+            <w:tcMar>
+              <w:top w:w="75" w:type="dxa"/>
+              <w:left w:w="135" w:type="dxa"/>
+              <w:bottom w:w="75" w:type="dxa"/>
+              <w:right w:w="135" w:type="dxa"/>
+            </w:tcMar>
+            <w:hideMark/>
+          </w:tcPr>
+          <w:p>
+            <w:pPr>
+              <w:spacing w:after="0" w:line="240" w:lineRule="auto"/>
+              <w:ind w:firstLine="0"/>
+              <w:rPr>
+                <w:rFonts w:eastAsia="Times New Roman"/>
+                <w:b/>
+                <w:bCs/>
+                <w:sz w:val="20"/>
+                <w:szCs w:val="20"/>
+                <w:lang w:val="en-AU" w:eastAsia="zh-CN"/>
+              </w:rPr>
+            </w:pPr>
+            <w:r>
+              <w:rPr>
+                <w:rFonts w:eastAsia="Times New Roman"/>
+                <w:b/>
+                <w:bCs/>
+                <w:sz w:val="20"/>
+                <w:szCs w:val="20"/>
+                <w:lang w:val="en-AU" w:eastAsia="zh-CN"/>
+              </w:rPr>
+              <w:t>350</w:t>
+            </w:r>
+          </w:p>
+        </w:tc>
+      </w:tr>
+      <w:tr>
+        <w:trPr>
+          <w:trHeight w:val="247"/>
+        </w:trPr>
+        <w:tc>
+          <w:tcPr>
+            <w:tcW w:w="0" w:type="auto"/>
+            <w:vMerge w:val="restart"/>
+            <w:tcMar>
+              <w:top w:w="75" w:type="dxa"/>
+              <w:left w:w="135" w:type="dxa"/>
+              <w:bottom w:w="75" w:type="dxa"/>
+              <w:right w:w="135" w:type="dxa"/>
+            </w:tcMar>
+            <w:hideMark/>
+          </w:tcPr>
+          <w:p>
+            <w:pPr>
+              <w:spacing w:after="0" w:line="240" w:lineRule="auto"/>
+              <w:ind w:firstLine="0"/>
+              <w:rPr>
+                <w:rFonts w:eastAsia="Times New Roman"/>
+                <w:sz w:val="20"/>
+                <w:szCs w:val="20"/>
+                <w:lang w:val="en-AU" w:eastAsia="zh-CN"/>
+              </w:rPr>
+            </w:pPr>
+            <w:r>
+              <w:rPr>
+                <w:rFonts w:eastAsia="Times New Roman"/>
+                <w:sz w:val="20"/>
+                <w:szCs w:val="20"/>
+                <w:lang w:val="en-AU" w:eastAsia="zh-CN"/>
+              </w:rPr>
+              <w:t>AQ</w:t>
+            </w:r>
+          </w:p>
+        </w:tc>
+        <w:tc>
+          <w:tcPr>
+            <w:tcW w:w="0" w:type="auto"/>
+            <w:tcMar>
+              <w:top w:w="75" w:type="dxa"/>
+              <w:left w:w="135" w:type="dxa"/>
+              <w:bottom w:w="75" w:type="dxa"/>
+              <w:right w:w="135" w:type="dxa"/>
+            </w:tcMar>
+            <w:hideMark/>
+          </w:tcPr>
+          <w:p>
+            <w:pPr>
+              <w:spacing w:after="0" w:line="240" w:lineRule="auto"/>
+              <w:ind w:firstLine="0"/>
+              <w:rPr>
+                <w:rFonts w:eastAsia="Times New Roman"/>
+                <w:sz w:val="20"/>
+                <w:szCs w:val="20"/>
+                <w:lang w:val="en-AU" w:eastAsia="zh-CN"/>
+              </w:rPr>
+            </w:pPr>
+            <w:r>
+              <w:rPr>
+                <w:rFonts w:eastAsia="Times New Roman"/>
+                <w:sz w:val="20"/>
+                <w:szCs w:val="20"/>
+                <w:lang w:val="en-AU" w:eastAsia="zh-CN"/>
+              </w:rPr>
+              <w:t>NR</w:t>
+            </w:r>
+          </w:p>
+        </w:tc>
+        <w:tc>
+          <w:tcPr>
+            <w:tcW w:w="0" w:type="auto"/>
+            <w:tcMar>
+              <w:top w:w="75" w:type="dxa"/>
+              <w:left w:w="135" w:type="dxa"/>
+              <w:bottom w:w="75" w:type="dxa"/>
+              <w:right w:w="135" w:type="dxa"/>
+            </w:tcMar>
+            <w:hideMark/>
+          </w:tcPr>
+          <w:p>
+            <w:pPr>
+              <w:spacing w:after="0" w:line="240" w:lineRule="auto"/>
+              <w:ind w:firstLine="0"/>
+              <w:rPr>
+                <w:rFonts w:eastAsia="Times New Roman"/>
+                <w:sz w:val="20"/>
+                <w:szCs w:val="20"/>
+                <w:lang w:val="en-AU" w:eastAsia="zh-CN"/>
+              </w:rPr>
+            </w:pPr>
+            <w:r>
+              <w:rPr>
+                <w:rFonts w:eastAsia="Times New Roman"/>
+                <w:sz w:val="20"/>
+                <w:szCs w:val="20"/>
+                <w:lang w:val="en-AU" w:eastAsia="zh-CN"/>
+              </w:rPr>
+              <w:t>0</w:t>
+            </w:r>
+            <w:r>
+              <w:rPr>
+                <w:rFonts w:eastAsia="Times New Roman"/>
+                <w:sz w:val="20"/>
+                <w:szCs w:val="20"/>
+                <w:lang w:val="en-AU" w:eastAsia="zh-CN"/>
+              </w:rPr>
+              <w:t>.18</w:t>
+            </w:r>
+          </w:p>
+        </w:tc>
+        <w:tc>
+          <w:tcPr>
+            <w:tcW w:w="0" w:type="auto"/>
+            <w:tcMar>
+              <w:top w:w="75" w:type="dxa"/>
+              <w:left w:w="135" w:type="dxa"/>
+              <w:bottom w:w="75" w:type="dxa"/>
+              <w:right w:w="135" w:type="dxa"/>
+            </w:tcMar>
+            <w:hideMark/>
+          </w:tcPr>
+          <w:p>
+            <w:pPr>
+              <w:spacing w:after="0" w:line="240" w:lineRule="auto"/>
+              <w:ind w:firstLine="0"/>
+              <w:rPr>
+                <w:rFonts w:eastAsia="Times New Roman"/>
+                <w:sz w:val="20"/>
+                <w:szCs w:val="20"/>
+                <w:lang w:val="en-AU" w:eastAsia="zh-CN"/>
+              </w:rPr>
+            </w:pPr>
+            <w:r>
+              <w:rPr>
+                <w:rFonts w:eastAsia="Times New Roman"/>
+                <w:sz w:val="20"/>
+                <w:szCs w:val="20"/>
+                <w:lang w:val="en-AU" w:eastAsia="zh-CN"/>
+              </w:rPr>
+              <w:t>0</w:t>
+            </w:r>
+            <w:r>
+              <w:rPr>
+                <w:rFonts w:eastAsia="Times New Roman"/>
+                <w:sz w:val="20"/>
+                <w:szCs w:val="20"/>
+                <w:lang w:val="en-AU" w:eastAsia="zh-CN"/>
+              </w:rPr>
+              <w:t>.08</w:t>
+            </w:r>
+          </w:p>
+        </w:tc>
+        <w:tc>
+          <w:tcPr>
+            <w:tcW w:w="0" w:type="auto"/>
+            <w:tcMar>
+              <w:top w:w="75" w:type="dxa"/>
+              <w:left w:w="135" w:type="dxa"/>
+              <w:bottom w:w="75" w:type="dxa"/>
+              <w:right w:w="135" w:type="dxa"/>
+            </w:tcMar>
+            <w:hideMark/>
+          </w:tcPr>
+          <w:p>
+            <w:pPr>
+              <w:spacing w:after="0" w:line="240" w:lineRule="auto"/>
+              <w:ind w:firstLine="0"/>
+              <w:rPr>
+                <w:rFonts w:eastAsia="Times New Roman"/>
+                <w:sz w:val="20"/>
+                <w:szCs w:val="20"/>
+                <w:lang w:val="en-AU" w:eastAsia="zh-CN"/>
+              </w:rPr>
+            </w:pPr>
+            <w:r>
+              <w:rPr>
+                <w:rFonts w:eastAsia="Times New Roman"/>
+                <w:sz w:val="20"/>
+                <w:szCs w:val="20"/>
+                <w:lang w:val="en-AU" w:eastAsia="zh-CN"/>
+              </w:rPr>
+              <w:t>0</w:t>
+            </w:r>
+            <w:r>
+              <w:rPr>
+                <w:rFonts w:eastAsia="Times New Roman"/>
+                <w:sz w:val="20"/>
+                <w:szCs w:val="20"/>
+                <w:lang w:val="en-AU" w:eastAsia="zh-CN"/>
+              </w:rPr>
+              <w:t>.12</w:t>
+            </w:r>
+          </w:p>
+        </w:tc>
+        <w:tc>
+          <w:tcPr>
+            <w:tcW w:w="0" w:type="auto"/>
+            <w:tcMar>
+              <w:top w:w="75" w:type="dxa"/>
+              <w:left w:w="135" w:type="dxa"/>
+              <w:bottom w:w="75" w:type="dxa"/>
+              <w:right w:w="135" w:type="dxa"/>
+            </w:tcMar>
+            <w:hideMark/>
+          </w:tcPr>
+          <w:p>
+            <w:pPr>
+              <w:spacing w:after="0" w:line="240" w:lineRule="auto"/>
+              <w:ind w:firstLine="0"/>
+              <w:rPr>
+                <w:rFonts w:eastAsia="Times New Roman"/>
+                <w:sz w:val="20"/>
+                <w:szCs w:val="20"/>
+                <w:lang w:val="en-AU" w:eastAsia="zh-CN"/>
+              </w:rPr>
+            </w:pPr>
+            <w:r>
+              <w:rPr>
+                <w:rFonts w:eastAsia="Times New Roman"/>
+                <w:sz w:val="20"/>
+                <w:szCs w:val="20"/>
+                <w:lang w:val="en-AU" w:eastAsia="zh-CN"/>
+              </w:rPr>
+              <w:t>0</w:t>
+            </w:r>
+            <w:r>
+              <w:rPr>
+                <w:rFonts w:eastAsia="Times New Roman"/>
+                <w:sz w:val="20"/>
+                <w:szCs w:val="20"/>
+                <w:lang w:val="en-AU" w:eastAsia="zh-CN"/>
+              </w:rPr>
+              <w:t>.08</w:t>
+            </w:r>
+          </w:p>
+        </w:tc>
+        <w:tc>
+          <w:tcPr>
+            <w:tcW w:w="0" w:type="auto"/>
+            <w:tcMar>
+              <w:top w:w="75" w:type="dxa"/>
+              <w:left w:w="135" w:type="dxa"/>
+              <w:bottom w:w="75" w:type="dxa"/>
+              <w:right w:w="135" w:type="dxa"/>
+            </w:tcMar>
+            <w:hideMark/>
+          </w:tcPr>
+          <w:p>
+            <w:pPr>
+              <w:spacing w:after="0" w:line="240" w:lineRule="auto"/>
+              <w:ind w:firstLine="0"/>
+              <w:rPr>
+                <w:rFonts w:eastAsia="Times New Roman"/>
+                <w:sz w:val="20"/>
+                <w:szCs w:val="20"/>
+                <w:lang w:val="en-AU" w:eastAsia="zh-CN"/>
+              </w:rPr>
+            </w:pPr>
+            <w:r>
+              <w:rPr>
+                <w:rFonts w:eastAsia="Times New Roman"/>
+                <w:sz w:val="20"/>
+                <w:szCs w:val="20"/>
+                <w:lang w:val="en-AU" w:eastAsia="zh-CN"/>
+              </w:rPr>
+              <w:t>0.00</w:t>
+            </w:r>
+          </w:p>
+        </w:tc>
+        <w:tc>
+          <w:tcPr>
+            <w:tcW w:w="0" w:type="auto"/>
+            <w:tcMar>
+              <w:top w:w="75" w:type="dxa"/>
+              <w:left w:w="135" w:type="dxa"/>
+              <w:bottom w:w="75" w:type="dxa"/>
+              <w:right w:w="135" w:type="dxa"/>
+            </w:tcMar>
+            <w:hideMark/>
+          </w:tcPr>
+          <w:p>
+            <w:pPr>
+              <w:spacing w:after="0" w:line="240" w:lineRule="auto"/>
+              <w:ind w:firstLine="0"/>
+              <w:rPr>
+                <w:rFonts w:eastAsia="Times New Roman"/>
+                <w:sz w:val="20"/>
+                <w:szCs w:val="20"/>
+                <w:lang w:val="en-AU" w:eastAsia="zh-CN"/>
+              </w:rPr>
+            </w:pPr>
+            <w:r>
+              <w:rPr>
+                <w:rFonts w:eastAsia="Times New Roman"/>
+                <w:sz w:val="20"/>
+                <w:szCs w:val="20"/>
+                <w:lang w:val="en-AU" w:eastAsia="zh-CN"/>
+              </w:rPr>
+              <w:t>0</w:t>
+            </w:r>
+            <w:r>
+              <w:rPr>
+                <w:rFonts w:eastAsia="Times New Roman"/>
+                <w:sz w:val="20"/>
+                <w:szCs w:val="20"/>
+                <w:lang w:val="en-AU" w:eastAsia="zh-CN"/>
+              </w:rPr>
+              <w:t>.18</w:t>
+            </w:r>
+          </w:p>
+        </w:tc>
+        <w:tc>
+          <w:tcPr>
+            <w:tcW w:w="0" w:type="auto"/>
+            <w:tcMar>
+              <w:top w:w="75" w:type="dxa"/>
+              <w:left w:w="135" w:type="dxa"/>
+              <w:bottom w:w="75" w:type="dxa"/>
+              <w:right w:w="135" w:type="dxa"/>
+            </w:tcMar>
+            <w:hideMark/>
+          </w:tcPr>
+          <w:p>
+            <w:pPr>
+              <w:spacing w:after="0" w:line="240" w:lineRule="auto"/>
+              <w:ind w:firstLine="0"/>
+              <w:rPr>
+                <w:rFonts w:eastAsia="Times New Roman"/>
+                <w:sz w:val="20"/>
+                <w:szCs w:val="20"/>
+                <w:lang w:val="en-AU" w:eastAsia="zh-CN"/>
+              </w:rPr>
+            </w:pPr>
+            <w:r>
+              <w:rPr>
+                <w:rFonts w:eastAsia="Times New Roman"/>
+                <w:sz w:val="20"/>
+                <w:szCs w:val="20"/>
+                <w:lang w:val="en-AU" w:eastAsia="zh-CN"/>
+              </w:rPr>
+              <w:t>0</w:t>
+            </w:r>
+            <w:r>
+              <w:rPr>
+                <w:rFonts w:eastAsia="Times New Roman"/>
+                <w:sz w:val="20"/>
+                <w:szCs w:val="20"/>
+                <w:lang w:val="en-AU" w:eastAsia="zh-CN"/>
+              </w:rPr>
+              <w:t>.08</w:t>
+            </w:r>
+          </w:p>
+        </w:tc>
+      </w:tr>
+      <w:tr>
+        <w:trPr>
+          <w:trHeight w:val="259"/>
+        </w:trPr>
+        <w:tc>
+          <w:tcPr>
+            <w:tcW w:w="0" w:type="auto"/>
+            <w:vMerge/>
+            <w:tcMar>
+              <w:top w:w="75" w:type="dxa"/>
+              <w:left w:w="135" w:type="dxa"/>
+              <w:bottom w:w="75" w:type="dxa"/>
+              <w:right w:w="135" w:type="dxa"/>
+            </w:tcMar>
+            <w:hideMark/>
+          </w:tcPr>
+          <w:p>
+            <w:pPr>
+              <w:spacing w:after="0" w:line="240" w:lineRule="auto"/>
+              <w:ind w:firstLine="0"/>
+              <w:rPr>
+                <w:rFonts w:eastAsia="Times New Roman"/>
+                <w:sz w:val="20"/>
+                <w:szCs w:val="20"/>
+                <w:lang w:val="en-AU" w:eastAsia="zh-CN"/>
+              </w:rPr>
+            </w:pPr>
+          </w:p>
+        </w:tc>
+        <w:tc>
+          <w:tcPr>
+            <w:tcW w:w="0" w:type="auto"/>
+            <w:tcMar>
+              <w:top w:w="75" w:type="dxa"/>
+              <w:left w:w="135" w:type="dxa"/>
+              <w:bottom w:w="75" w:type="dxa"/>
+              <w:right w:w="135" w:type="dxa"/>
+            </w:tcMar>
+            <w:hideMark/>
+          </w:tcPr>
+          <w:p>
+            <w:pPr>
+              <w:spacing w:after="0" w:line="240" w:lineRule="auto"/>
+              <w:ind w:firstLine="0"/>
+              <w:rPr>
+                <w:rFonts w:eastAsia="Times New Roman"/>
+                <w:sz w:val="20"/>
+                <w:szCs w:val="20"/>
+                <w:lang w:val="en-AU" w:eastAsia="zh-CN"/>
+              </w:rPr>
+            </w:pPr>
+            <w:r>
+              <w:rPr>
+                <w:rFonts w:eastAsia="Times New Roman"/>
+                <w:sz w:val="20"/>
+                <w:szCs w:val="20"/>
+                <w:lang w:val="en-AU" w:eastAsia="zh-CN"/>
+              </w:rPr>
+              <w:t>R</w:t>
+            </w:r>
+          </w:p>
+        </w:tc>
+        <w:tc>
+          <w:tcPr>
+            <w:tcW w:w="0" w:type="auto"/>
+            <w:tcMar>
+              <w:top w:w="75" w:type="dxa"/>
+              <w:left w:w="135" w:type="dxa"/>
+              <w:bottom w:w="75" w:type="dxa"/>
+              <w:right w:w="135" w:type="dxa"/>
+            </w:tcMar>
+            <w:hideMark/>
+          </w:tcPr>
+          <w:p>
+            <w:pPr>
+              <w:spacing w:after="0" w:line="240" w:lineRule="auto"/>
+              <w:ind w:firstLine="0"/>
+              <w:rPr>
+                <w:rFonts w:eastAsia="Times New Roman"/>
+                <w:sz w:val="20"/>
+                <w:szCs w:val="20"/>
+                <w:lang w:val="en-AU" w:eastAsia="zh-CN"/>
+              </w:rPr>
+            </w:pPr>
+            <w:r>
+              <w:rPr>
+                <w:rFonts w:eastAsia="Times New Roman"/>
+                <w:sz w:val="20"/>
+                <w:szCs w:val="20"/>
+                <w:lang w:val="en-AU" w:eastAsia="zh-CN"/>
+              </w:rPr>
+              <w:t>0</w:t>
+            </w:r>
+            <w:r>
+              <w:rPr>
+                <w:rFonts w:eastAsia="Times New Roman"/>
+                <w:sz w:val="20"/>
+                <w:szCs w:val="20"/>
+                <w:lang w:val="en-AU" w:eastAsia="zh-CN"/>
+              </w:rPr>
+              <w:t>.0</w:t>
+            </w:r>
+            <w:r>
+              <w:rPr>
+                <w:rFonts w:eastAsia="Times New Roman"/>
+                <w:sz w:val="20"/>
+                <w:szCs w:val="20"/>
+                <w:lang w:val="en-AU" w:eastAsia="zh-CN"/>
+              </w:rPr>
+              <w:t>3</w:t>
+            </w:r>
+          </w:p>
+        </w:tc>
+        <w:tc>
+          <w:tcPr>
+            <w:tcW w:w="0" w:type="auto"/>
+            <w:tcMar>
+              <w:top w:w="75" w:type="dxa"/>
+              <w:left w:w="135" w:type="dxa"/>
+              <w:bottom w:w="75" w:type="dxa"/>
+              <w:right w:w="135" w:type="dxa"/>
+            </w:tcMar>
+            <w:hideMark/>
+          </w:tcPr>
+          <w:p>
+            <w:pPr>
+              <w:spacing w:after="0" w:line="240" w:lineRule="auto"/>
+              <w:ind w:firstLine="0"/>
+              <w:rPr>
+                <w:rFonts w:eastAsia="Times New Roman"/>
+                <w:sz w:val="20"/>
+                <w:szCs w:val="20"/>
+                <w:lang w:val="en-AU" w:eastAsia="zh-CN"/>
+              </w:rPr>
+            </w:pPr>
+            <w:r>
+              <w:rPr>
+                <w:rFonts w:eastAsia="Times New Roman"/>
+                <w:sz w:val="20"/>
+                <w:szCs w:val="20"/>
+                <w:lang w:val="en-AU" w:eastAsia="zh-CN"/>
+              </w:rPr>
+              <w:t>0</w:t>
+            </w:r>
+            <w:r>
+              <w:rPr>
+                <w:rFonts w:eastAsia="Times New Roman"/>
+                <w:sz w:val="20"/>
+                <w:szCs w:val="20"/>
+                <w:lang w:val="en-AU" w:eastAsia="zh-CN"/>
+              </w:rPr>
+              <w:t>.03</w:t>
+            </w:r>
+          </w:p>
+        </w:tc>
+        <w:tc>
+          <w:tcPr>
+            <w:tcW w:w="0" w:type="auto"/>
+            <w:tcMar>
+              <w:top w:w="75" w:type="dxa"/>
+              <w:left w:w="135" w:type="dxa"/>
+              <w:bottom w:w="75" w:type="dxa"/>
+              <w:right w:w="135" w:type="dxa"/>
+            </w:tcMar>
+            <w:hideMark/>
+          </w:tcPr>
+          <w:p>
+            <w:pPr>
+              <w:spacing w:after="0" w:line="240" w:lineRule="auto"/>
+              <w:ind w:firstLine="0"/>
+              <w:rPr>
+                <w:rFonts w:eastAsia="Times New Roman"/>
+                <w:sz w:val="20"/>
+                <w:szCs w:val="20"/>
+                <w:lang w:val="en-AU" w:eastAsia="zh-CN"/>
+              </w:rPr>
+            </w:pPr>
+            <w:r>
+              <w:rPr>
+                <w:rFonts w:eastAsia="Times New Roman"/>
+                <w:sz w:val="20"/>
+                <w:szCs w:val="20"/>
+                <w:lang w:val="en-AU" w:eastAsia="zh-CN"/>
+              </w:rPr>
+              <w:t>0</w:t>
+            </w:r>
+            <w:r>
+              <w:rPr>
+                <w:rFonts w:eastAsia="Times New Roman"/>
+                <w:sz w:val="20"/>
+                <w:szCs w:val="20"/>
+                <w:lang w:val="en-AU" w:eastAsia="zh-CN"/>
+              </w:rPr>
+              <w:t>.01</w:t>
+            </w:r>
+          </w:p>
+        </w:tc>
+        <w:tc>
+          <w:tcPr>
+            <w:tcW w:w="0" w:type="auto"/>
+            <w:tcMar>
+              <w:top w:w="75" w:type="dxa"/>
+              <w:left w:w="135" w:type="dxa"/>
+              <w:bottom w:w="75" w:type="dxa"/>
+              <w:right w:w="135" w:type="dxa"/>
+            </w:tcMar>
+            <w:hideMark/>
+          </w:tcPr>
+          <w:p>
+            <w:pPr>
+              <w:spacing w:after="0" w:line="240" w:lineRule="auto"/>
+              <w:ind w:firstLine="0"/>
+              <w:rPr>
+                <w:rFonts w:eastAsia="Times New Roman"/>
+                <w:sz w:val="20"/>
+                <w:szCs w:val="20"/>
+                <w:lang w:val="en-AU" w:eastAsia="zh-CN"/>
+              </w:rPr>
+            </w:pPr>
+            <w:r>
+              <w:rPr>
+                <w:rFonts w:eastAsia="Times New Roman"/>
+                <w:sz w:val="20"/>
+                <w:szCs w:val="20"/>
+                <w:lang w:val="en-AU" w:eastAsia="zh-CN"/>
+              </w:rPr>
+              <w:t>0</w:t>
+            </w:r>
+            <w:r>
+              <w:rPr>
+                <w:rFonts w:eastAsia="Times New Roman"/>
+                <w:sz w:val="20"/>
+                <w:szCs w:val="20"/>
+                <w:lang w:val="en-AU" w:eastAsia="zh-CN"/>
+              </w:rPr>
+              <w:t>.011</w:t>
+            </w:r>
+          </w:p>
+        </w:tc>
+        <w:tc>
+          <w:tcPr>
+            <w:tcW w:w="0" w:type="auto"/>
+            <w:tcMar>
+              <w:top w:w="75" w:type="dxa"/>
+              <w:left w:w="135" w:type="dxa"/>
+              <w:bottom w:w="75" w:type="dxa"/>
+              <w:right w:w="135" w:type="dxa"/>
+            </w:tcMar>
+            <w:hideMark/>
+          </w:tcPr>
+          <w:p>
+            <w:pPr>
+              <w:spacing w:after="0" w:line="240" w:lineRule="auto"/>
+              <w:ind w:firstLine="0"/>
+              <w:rPr>
+                <w:rFonts w:eastAsia="Times New Roman"/>
+                <w:sz w:val="20"/>
+                <w:szCs w:val="20"/>
+                <w:lang w:val="en-AU" w:eastAsia="zh-CN"/>
+              </w:rPr>
+            </w:pPr>
+            <w:r>
+              <w:rPr>
+                <w:rFonts w:eastAsia="Times New Roman"/>
+                <w:sz w:val="20"/>
+                <w:szCs w:val="20"/>
+                <w:lang w:val="en-AU" w:eastAsia="zh-CN"/>
+              </w:rPr>
+              <w:t>0.00</w:t>
+            </w:r>
+          </w:p>
+        </w:tc>
+        <w:tc>
+          <w:tcPr>
+            <w:tcW w:w="0" w:type="auto"/>
+            <w:tcMar>
+              <w:top w:w="75" w:type="dxa"/>
+              <w:left w:w="135" w:type="dxa"/>
+              <w:bottom w:w="75" w:type="dxa"/>
+              <w:right w:w="135" w:type="dxa"/>
+            </w:tcMar>
+            <w:hideMark/>
+          </w:tcPr>
+          <w:p>
+            <w:pPr>
+              <w:spacing w:after="0" w:line="240" w:lineRule="auto"/>
+              <w:ind w:firstLine="0"/>
+              <w:rPr>
+                <w:rFonts w:eastAsia="Times New Roman"/>
+                <w:sz w:val="20"/>
+                <w:szCs w:val="20"/>
+                <w:lang w:val="en-AU" w:eastAsia="zh-CN"/>
+              </w:rPr>
+            </w:pPr>
+            <w:r>
+              <w:rPr>
+                <w:rFonts w:eastAsia="Times New Roman"/>
+                <w:sz w:val="20"/>
+                <w:szCs w:val="20"/>
+                <w:lang w:val="en-AU" w:eastAsia="zh-CN"/>
+              </w:rPr>
+              <w:t>0</w:t>
+            </w:r>
+            <w:r>
+              <w:rPr>
+                <w:rFonts w:eastAsia="Times New Roman"/>
+                <w:sz w:val="20"/>
+                <w:szCs w:val="20"/>
+                <w:lang w:val="en-AU" w:eastAsia="zh-CN"/>
+              </w:rPr>
+              <w:t>.01</w:t>
+            </w:r>
+          </w:p>
+        </w:tc>
+        <w:tc>
+          <w:tcPr>
+            <w:tcW w:w="0" w:type="auto"/>
+            <w:tcMar>
+              <w:top w:w="75" w:type="dxa"/>
+              <w:left w:w="135" w:type="dxa"/>
+              <w:bottom w:w="75" w:type="dxa"/>
+              <w:right w:w="135" w:type="dxa"/>
+            </w:tcMar>
+            <w:hideMark/>
+          </w:tcPr>
+          <w:p>
+            <w:pPr>
+              <w:spacing w:after="0" w:line="240" w:lineRule="auto"/>
+              <w:ind w:firstLine="0"/>
+              <w:rPr>
+                <w:rFonts w:eastAsia="Times New Roman"/>
+                <w:sz w:val="20"/>
+                <w:szCs w:val="20"/>
+                <w:lang w:val="en-AU" w:eastAsia="zh-CN"/>
+              </w:rPr>
+            </w:pPr>
+            <w:r>
+              <w:rPr>
+                <w:rFonts w:eastAsia="Times New Roman"/>
+                <w:sz w:val="20"/>
+                <w:szCs w:val="20"/>
+                <w:lang w:val="en-AU" w:eastAsia="zh-CN"/>
+              </w:rPr>
+              <w:t>0</w:t>
+            </w:r>
+            <w:r>
+              <w:rPr>
+                <w:rFonts w:eastAsia="Times New Roman"/>
+                <w:sz w:val="20"/>
+                <w:szCs w:val="20"/>
+                <w:lang w:val="en-AU" w:eastAsia="zh-CN"/>
+              </w:rPr>
+              <w:t>.02</w:t>
+            </w:r>
+          </w:p>
+        </w:tc>
+      </w:tr>
+      <w:tr>
+        <w:trPr>
+          <w:trHeight w:val="247"/>
+        </w:trPr>
+        <w:tc>
+          <w:tcPr>
+            <w:tcW w:w="0" w:type="auto"/>
+            <w:vMerge w:val="restart"/>
+            <w:tcMar>
+              <w:top w:w="75" w:type="dxa"/>
+              <w:left w:w="135" w:type="dxa"/>
+              <w:bottom w:w="75" w:type="dxa"/>
+              <w:right w:w="135" w:type="dxa"/>
+            </w:tcMar>
+            <w:hideMark/>
+          </w:tcPr>
+          <w:p>
+            <w:pPr>
+              <w:spacing w:after="0" w:line="240" w:lineRule="auto"/>
+              <w:ind w:firstLine="0"/>
+              <w:rPr>
+                <w:rFonts w:eastAsia="Times New Roman"/>
+                <w:sz w:val="20"/>
+                <w:szCs w:val="20"/>
+                <w:lang w:val="en-AU" w:eastAsia="zh-CN"/>
+              </w:rPr>
+            </w:pPr>
+            <w:r>
+              <w:rPr>
+                <w:rFonts w:eastAsia="Times New Roman"/>
+                <w:sz w:val="20"/>
+                <w:szCs w:val="20"/>
+                <w:lang w:val="en-AU" w:eastAsia="zh-CN"/>
+              </w:rPr>
+              <w:t>HC</w:t>
+            </w:r>
+          </w:p>
+        </w:tc>
+        <w:tc>
+          <w:tcPr>
+            <w:tcW w:w="0" w:type="auto"/>
+            <w:tcMar>
+              <w:top w:w="75" w:type="dxa"/>
+              <w:left w:w="135" w:type="dxa"/>
+              <w:bottom w:w="75" w:type="dxa"/>
+              <w:right w:w="135" w:type="dxa"/>
+            </w:tcMar>
+            <w:hideMark/>
+          </w:tcPr>
+          <w:p>
+            <w:pPr>
+              <w:spacing w:after="0" w:line="240" w:lineRule="auto"/>
+              <w:ind w:firstLine="0"/>
+              <w:rPr>
+                <w:rFonts w:eastAsia="Times New Roman"/>
+                <w:sz w:val="20"/>
+                <w:szCs w:val="20"/>
+                <w:lang w:val="en-AU" w:eastAsia="zh-CN"/>
+              </w:rPr>
+            </w:pPr>
+            <w:r>
+              <w:rPr>
+                <w:rFonts w:eastAsia="Times New Roman"/>
+                <w:sz w:val="20"/>
+                <w:szCs w:val="20"/>
+                <w:lang w:val="en-AU" w:eastAsia="zh-CN"/>
+              </w:rPr>
+              <w:t>NR</w:t>
+            </w:r>
+          </w:p>
+        </w:tc>
+        <w:tc>
+          <w:tcPr>
+            <w:tcW w:w="0" w:type="auto"/>
+            <w:tcMar>
+              <w:top w:w="75" w:type="dxa"/>
+              <w:left w:w="135" w:type="dxa"/>
+              <w:bottom w:w="75" w:type="dxa"/>
+              <w:right w:w="135" w:type="dxa"/>
+            </w:tcMar>
+            <w:hideMark/>
+          </w:tcPr>
+          <w:p>
+            <w:pPr>
+              <w:spacing w:after="0" w:line="240" w:lineRule="auto"/>
+              <w:ind w:firstLine="0"/>
+              <w:rPr>
+                <w:rFonts w:eastAsia="Times New Roman"/>
+                <w:sz w:val="20"/>
+                <w:szCs w:val="20"/>
+                <w:lang w:val="en-AU" w:eastAsia="zh-CN"/>
+              </w:rPr>
+            </w:pPr>
+            <w:r>
+              <w:rPr>
+                <w:rFonts w:eastAsia="Times New Roman"/>
+                <w:sz w:val="20"/>
+                <w:szCs w:val="20"/>
+                <w:lang w:val="en-AU" w:eastAsia="zh-CN"/>
+              </w:rPr>
+              <w:t>0</w:t>
+            </w:r>
+            <w:r>
+              <w:rPr>
+                <w:rFonts w:eastAsia="Times New Roman"/>
+                <w:sz w:val="20"/>
+                <w:szCs w:val="20"/>
+                <w:lang w:val="en-AU" w:eastAsia="zh-CN"/>
+              </w:rPr>
+              <w:t>.10</w:t>
+            </w:r>
+          </w:p>
+        </w:tc>
+        <w:tc>
+          <w:tcPr>
+            <w:tcW w:w="0" w:type="auto"/>
+            <w:tcMar>
+              <w:top w:w="75" w:type="dxa"/>
+              <w:left w:w="135" w:type="dxa"/>
+              <w:bottom w:w="75" w:type="dxa"/>
+              <w:right w:w="135" w:type="dxa"/>
+            </w:tcMar>
+            <w:hideMark/>
+          </w:tcPr>
+          <w:p>
+            <w:pPr>
+              <w:spacing w:after="0" w:line="240" w:lineRule="auto"/>
+              <w:ind w:firstLine="0"/>
+              <w:rPr>
+                <w:rFonts w:eastAsia="Times New Roman"/>
+                <w:sz w:val="20"/>
+                <w:szCs w:val="20"/>
+                <w:lang w:val="en-AU" w:eastAsia="zh-CN"/>
+              </w:rPr>
+            </w:pPr>
+            <w:r>
+              <w:rPr>
+                <w:rFonts w:eastAsia="Times New Roman"/>
+                <w:sz w:val="20"/>
+                <w:szCs w:val="20"/>
+                <w:lang w:val="en-AU" w:eastAsia="zh-CN"/>
+              </w:rPr>
+              <w:t>0</w:t>
+            </w:r>
+            <w:r>
+              <w:rPr>
+                <w:rFonts w:eastAsia="Times New Roman"/>
+                <w:sz w:val="20"/>
+                <w:szCs w:val="20"/>
+                <w:lang w:val="en-AU" w:eastAsia="zh-CN"/>
+              </w:rPr>
+              <w:t>.0</w:t>
+            </w:r>
+            <w:r>
+              <w:rPr>
+                <w:rFonts w:eastAsia="Times New Roman"/>
+                <w:sz w:val="20"/>
+                <w:szCs w:val="20"/>
+                <w:lang w:val="en-AU" w:eastAsia="zh-CN"/>
+              </w:rPr>
+              <w:t>1</w:t>
+            </w:r>
+          </w:p>
+        </w:tc>
+        <w:tc>
+          <w:tcPr>
+            <w:tcW w:w="0" w:type="auto"/>
+            <w:tcMar>
+              <w:top w:w="75" w:type="dxa"/>
+              <w:left w:w="135" w:type="dxa"/>
+              <w:bottom w:w="75" w:type="dxa"/>
+              <w:right w:w="135" w:type="dxa"/>
+            </w:tcMar>
+            <w:hideMark/>
+          </w:tcPr>
+          <w:p>
+            <w:pPr>
+              <w:spacing w:after="0" w:line="240" w:lineRule="auto"/>
+              <w:ind w:firstLine="0"/>
+              <w:rPr>
+                <w:rFonts w:eastAsia="Times New Roman"/>
+                <w:sz w:val="20"/>
+                <w:szCs w:val="20"/>
+                <w:lang w:val="en-AU" w:eastAsia="zh-CN"/>
+              </w:rPr>
+            </w:pPr>
+            <w:r>
+              <w:rPr>
+                <w:rFonts w:eastAsia="Times New Roman"/>
+                <w:sz w:val="20"/>
+                <w:szCs w:val="20"/>
+                <w:lang w:val="en-AU" w:eastAsia="zh-CN"/>
+              </w:rPr>
+              <w:t>0.00</w:t>
+            </w:r>
+          </w:p>
+        </w:tc>
+        <w:tc>
+          <w:tcPr>
+            <w:tcW w:w="0" w:type="auto"/>
+            <w:tcMar>
+              <w:top w:w="75" w:type="dxa"/>
+              <w:left w:w="135" w:type="dxa"/>
+              <w:bottom w:w="75" w:type="dxa"/>
+              <w:right w:w="135" w:type="dxa"/>
+            </w:tcMar>
+            <w:hideMark/>
+          </w:tcPr>
+          <w:p>
+            <w:pPr>
+              <w:spacing w:after="0" w:line="240" w:lineRule="auto"/>
+              <w:ind w:firstLine="0"/>
+              <w:rPr>
+                <w:rFonts w:eastAsia="Times New Roman"/>
+                <w:sz w:val="20"/>
+                <w:szCs w:val="20"/>
+                <w:lang w:val="en-AU" w:eastAsia="zh-CN"/>
+              </w:rPr>
+            </w:pPr>
+            <w:r>
+              <w:rPr>
+                <w:rFonts w:eastAsia="Times New Roman"/>
+                <w:sz w:val="20"/>
+                <w:szCs w:val="20"/>
+                <w:lang w:val="en-AU" w:eastAsia="zh-CN"/>
+              </w:rPr>
+              <w:t>0</w:t>
+            </w:r>
+            <w:r>
+              <w:rPr>
+                <w:rFonts w:eastAsia="Times New Roman"/>
+                <w:sz w:val="20"/>
+                <w:szCs w:val="20"/>
+                <w:lang w:val="en-AU" w:eastAsia="zh-CN"/>
+              </w:rPr>
+              <w:t>.12</w:t>
+            </w:r>
+          </w:p>
+        </w:tc>
+        <w:tc>
+          <w:tcPr>
+            <w:tcW w:w="0" w:type="auto"/>
+            <w:tcMar>
+              <w:top w:w="75" w:type="dxa"/>
+              <w:left w:w="135" w:type="dxa"/>
+              <w:bottom w:w="75" w:type="dxa"/>
+              <w:right w:w="135" w:type="dxa"/>
+            </w:tcMar>
+            <w:hideMark/>
+          </w:tcPr>
+          <w:p>
+            <w:pPr>
+              <w:spacing w:after="0" w:line="240" w:lineRule="auto"/>
+              <w:ind w:firstLine="0"/>
+              <w:rPr>
+                <w:rFonts w:eastAsia="Times New Roman"/>
+                <w:sz w:val="20"/>
+                <w:szCs w:val="20"/>
+                <w:lang w:val="en-AU" w:eastAsia="zh-CN"/>
+              </w:rPr>
+            </w:pPr>
+            <w:r>
+              <w:rPr>
+                <w:rFonts w:eastAsia="Times New Roman"/>
+                <w:sz w:val="20"/>
+                <w:szCs w:val="20"/>
+                <w:lang w:val="en-AU" w:eastAsia="zh-CN"/>
+              </w:rPr>
+              <w:t>0</w:t>
+            </w:r>
+            <w:r>
+              <w:rPr>
+                <w:rFonts w:eastAsia="Times New Roman"/>
+                <w:sz w:val="20"/>
+                <w:szCs w:val="20"/>
+                <w:lang w:val="en-AU" w:eastAsia="zh-CN"/>
+              </w:rPr>
+              <w:t>.002</w:t>
+            </w:r>
+          </w:p>
+        </w:tc>
+        <w:tc>
+          <w:tcPr>
+            <w:tcW w:w="0" w:type="auto"/>
+            <w:tcMar>
+              <w:top w:w="75" w:type="dxa"/>
+              <w:left w:w="135" w:type="dxa"/>
+              <w:bottom w:w="75" w:type="dxa"/>
+              <w:right w:w="135" w:type="dxa"/>
+            </w:tcMar>
+            <w:hideMark/>
+          </w:tcPr>
+          <w:p>
+            <w:pPr>
+              <w:spacing w:after="0" w:line="240" w:lineRule="auto"/>
+              <w:ind w:firstLine="0"/>
+              <w:rPr>
+                <w:rFonts w:eastAsia="Times New Roman"/>
+                <w:sz w:val="20"/>
+                <w:szCs w:val="20"/>
+                <w:lang w:val="en-AU" w:eastAsia="zh-CN"/>
+              </w:rPr>
+            </w:pPr>
+            <w:r>
+              <w:rPr>
+                <w:rFonts w:eastAsia="Times New Roman"/>
+                <w:sz w:val="20"/>
+                <w:szCs w:val="20"/>
+                <w:lang w:val="en-AU" w:eastAsia="zh-CN"/>
+              </w:rPr>
+              <w:t>0</w:t>
+            </w:r>
+            <w:r>
+              <w:rPr>
+                <w:rFonts w:eastAsia="Times New Roman"/>
+                <w:sz w:val="20"/>
+                <w:szCs w:val="20"/>
+                <w:lang w:val="en-AU" w:eastAsia="zh-CN"/>
+              </w:rPr>
+              <w:t>.08</w:t>
+            </w:r>
+          </w:p>
+        </w:tc>
+        <w:tc>
+          <w:tcPr>
+            <w:tcW w:w="0" w:type="auto"/>
+            <w:tcMar>
+              <w:top w:w="75" w:type="dxa"/>
+              <w:left w:w="135" w:type="dxa"/>
+              <w:bottom w:w="75" w:type="dxa"/>
+              <w:right w:w="135" w:type="dxa"/>
+            </w:tcMar>
+            <w:hideMark/>
+          </w:tcPr>
+          <w:p>
+            <w:pPr>
+              <w:spacing w:after="0" w:line="240" w:lineRule="auto"/>
+              <w:ind w:firstLine="0"/>
+              <w:rPr>
+                <w:rFonts w:eastAsia="Times New Roman"/>
+                <w:sz w:val="20"/>
+                <w:szCs w:val="20"/>
+                <w:lang w:val="en-AU" w:eastAsia="zh-CN"/>
+              </w:rPr>
+            </w:pPr>
+            <w:r>
+              <w:rPr>
+                <w:rFonts w:eastAsia="Times New Roman"/>
+                <w:sz w:val="20"/>
+                <w:szCs w:val="20"/>
+                <w:lang w:val="en-AU" w:eastAsia="zh-CN"/>
+              </w:rPr>
+              <w:t>0</w:t>
+            </w:r>
+            <w:r>
+              <w:rPr>
+                <w:rFonts w:eastAsia="Times New Roman"/>
+                <w:sz w:val="20"/>
+                <w:szCs w:val="20"/>
+                <w:lang w:val="en-AU" w:eastAsia="zh-CN"/>
+              </w:rPr>
+              <w:t>.11</w:t>
+            </w:r>
+          </w:p>
+        </w:tc>
+      </w:tr>
+      <w:tr>
+        <w:trPr>
+          <w:trHeight w:val="247"/>
+        </w:trPr>
+        <w:tc>
+          <w:tcPr>
+            <w:tcW w:w="0" w:type="auto"/>
+            <w:vMerge/>
+            <w:tcMar>
+              <w:top w:w="75" w:type="dxa"/>
+              <w:left w:w="135" w:type="dxa"/>
+              <w:bottom w:w="75" w:type="dxa"/>
+              <w:right w:w="135" w:type="dxa"/>
+            </w:tcMar>
+            <w:hideMark/>
+          </w:tcPr>
+          <w:p>
+            <w:pPr>
+              <w:spacing w:after="0" w:line="240" w:lineRule="auto"/>
+              <w:ind w:firstLine="0"/>
+              <w:rPr>
+                <w:rFonts w:eastAsia="Times New Roman"/>
+                <w:sz w:val="20"/>
+                <w:szCs w:val="20"/>
+                <w:lang w:val="en-AU" w:eastAsia="zh-CN"/>
+              </w:rPr>
+            </w:pPr>
+          </w:p>
+        </w:tc>
+        <w:tc>
+          <w:tcPr>
+            <w:tcW w:w="0" w:type="auto"/>
+            <w:tcMar>
+              <w:top w:w="75" w:type="dxa"/>
+              <w:left w:w="135" w:type="dxa"/>
+              <w:bottom w:w="75" w:type="dxa"/>
+              <w:right w:w="135" w:type="dxa"/>
+            </w:tcMar>
+            <w:hideMark/>
+          </w:tcPr>
+          <w:p>
+            <w:pPr>
+              <w:spacing w:after="0" w:line="240" w:lineRule="auto"/>
+              <w:ind w:firstLine="0"/>
+              <w:rPr>
+                <w:rFonts w:eastAsia="Times New Roman"/>
+                <w:sz w:val="20"/>
+                <w:szCs w:val="20"/>
+                <w:lang w:val="en-AU" w:eastAsia="zh-CN"/>
+              </w:rPr>
+            </w:pPr>
+            <w:r>
+              <w:rPr>
+                <w:rFonts w:eastAsia="Times New Roman"/>
+                <w:sz w:val="20"/>
+                <w:szCs w:val="20"/>
+                <w:lang w:val="en-AU" w:eastAsia="zh-CN"/>
+              </w:rPr>
+              <w:t>R</w:t>
+            </w:r>
+          </w:p>
+        </w:tc>
+        <w:tc>
+          <w:tcPr>
+            <w:tcW w:w="0" w:type="auto"/>
+            <w:tcMar>
+              <w:top w:w="75" w:type="dxa"/>
+              <w:left w:w="135" w:type="dxa"/>
+              <w:bottom w:w="75" w:type="dxa"/>
+              <w:right w:w="135" w:type="dxa"/>
+            </w:tcMar>
+            <w:hideMark/>
+          </w:tcPr>
+          <w:p>
+            <w:pPr>
+              <w:spacing w:after="0" w:line="240" w:lineRule="auto"/>
+              <w:ind w:firstLine="0"/>
+              <w:rPr>
+                <w:rFonts w:eastAsia="Times New Roman"/>
+                <w:sz w:val="20"/>
+                <w:szCs w:val="20"/>
+                <w:lang w:val="en-AU" w:eastAsia="zh-CN"/>
+              </w:rPr>
+            </w:pPr>
+            <w:r>
+              <w:rPr>
+                <w:rFonts w:eastAsia="Times New Roman"/>
+                <w:sz w:val="20"/>
+                <w:szCs w:val="20"/>
+                <w:lang w:val="en-AU" w:eastAsia="zh-CN"/>
+              </w:rPr>
+              <w:t>0</w:t>
+            </w:r>
+            <w:r>
+              <w:rPr>
+                <w:rFonts w:eastAsia="Times New Roman"/>
+                <w:sz w:val="20"/>
+                <w:szCs w:val="20"/>
+                <w:lang w:val="en-AU" w:eastAsia="zh-CN"/>
+              </w:rPr>
+              <w:t>.04</w:t>
+            </w:r>
+          </w:p>
+        </w:tc>
+        <w:tc>
+          <w:tcPr>
+            <w:tcW w:w="0" w:type="auto"/>
+            <w:tcMar>
+              <w:top w:w="75" w:type="dxa"/>
+              <w:left w:w="135" w:type="dxa"/>
+              <w:bottom w:w="75" w:type="dxa"/>
+              <w:right w:w="135" w:type="dxa"/>
+            </w:tcMar>
+            <w:hideMark/>
+          </w:tcPr>
+          <w:p>
+            <w:pPr>
+              <w:spacing w:after="0" w:line="240" w:lineRule="auto"/>
+              <w:ind w:firstLine="0"/>
+              <w:rPr>
+                <w:rFonts w:eastAsia="Times New Roman"/>
+                <w:sz w:val="20"/>
+                <w:szCs w:val="20"/>
+                <w:lang w:val="en-AU" w:eastAsia="zh-CN"/>
+              </w:rPr>
+            </w:pPr>
+            <w:r>
+              <w:rPr>
+                <w:rFonts w:eastAsia="Times New Roman"/>
+                <w:sz w:val="20"/>
+                <w:szCs w:val="20"/>
+                <w:lang w:val="en-AU" w:eastAsia="zh-CN"/>
+              </w:rPr>
+              <w:t>0</w:t>
+            </w:r>
+            <w:r>
+              <w:rPr>
+                <w:rFonts w:eastAsia="Times New Roman"/>
+                <w:sz w:val="20"/>
+                <w:szCs w:val="20"/>
+                <w:lang w:val="en-AU" w:eastAsia="zh-CN"/>
+              </w:rPr>
+              <w:t>.0</w:t>
+            </w:r>
+            <w:r>
+              <w:rPr>
+                <w:rFonts w:eastAsia="Times New Roman"/>
+                <w:sz w:val="20"/>
+                <w:szCs w:val="20"/>
+                <w:lang w:val="en-AU" w:eastAsia="zh-CN"/>
+              </w:rPr>
+              <w:t>2</w:t>
+            </w:r>
+          </w:p>
+        </w:tc>
+        <w:tc>
+          <w:tcPr>
+            <w:tcW w:w="0" w:type="auto"/>
+            <w:tcMar>
+              <w:top w:w="75" w:type="dxa"/>
+              <w:left w:w="135" w:type="dxa"/>
+              <w:bottom w:w="75" w:type="dxa"/>
+              <w:right w:w="135" w:type="dxa"/>
+            </w:tcMar>
+            <w:hideMark/>
+          </w:tcPr>
+          <w:p>
+            <w:pPr>
+              <w:spacing w:after="0" w:line="240" w:lineRule="auto"/>
+              <w:ind w:firstLine="0"/>
+              <w:rPr>
+                <w:rFonts w:eastAsia="Times New Roman"/>
+                <w:sz w:val="20"/>
+                <w:szCs w:val="20"/>
+                <w:lang w:val="en-AU" w:eastAsia="zh-CN"/>
+              </w:rPr>
+            </w:pPr>
+            <w:r>
+              <w:rPr>
+                <w:rFonts w:eastAsia="Times New Roman"/>
+                <w:sz w:val="20"/>
+                <w:szCs w:val="20"/>
+                <w:lang w:val="en-AU" w:eastAsia="zh-CN"/>
+              </w:rPr>
+              <w:t>0.00</w:t>
+            </w:r>
+          </w:p>
+        </w:tc>
+        <w:tc>
+          <w:tcPr>
+            <w:tcW w:w="0" w:type="auto"/>
+            <w:tcMar>
+              <w:top w:w="75" w:type="dxa"/>
+              <w:left w:w="135" w:type="dxa"/>
+              <w:bottom w:w="75" w:type="dxa"/>
+              <w:right w:w="135" w:type="dxa"/>
+            </w:tcMar>
+            <w:hideMark/>
+          </w:tcPr>
+          <w:p>
+            <w:pPr>
+              <w:spacing w:after="0" w:line="240" w:lineRule="auto"/>
+              <w:ind w:firstLine="0"/>
+              <w:rPr>
+                <w:rFonts w:eastAsia="Times New Roman"/>
+                <w:sz w:val="20"/>
+                <w:szCs w:val="20"/>
+                <w:lang w:val="en-AU" w:eastAsia="zh-CN"/>
+              </w:rPr>
+            </w:pPr>
+            <w:r>
+              <w:rPr>
+                <w:rFonts w:eastAsia="Times New Roman"/>
+                <w:sz w:val="20"/>
+                <w:szCs w:val="20"/>
+                <w:lang w:val="en-AU" w:eastAsia="zh-CN"/>
+              </w:rPr>
+              <w:t>0</w:t>
+            </w:r>
+            <w:r>
+              <w:rPr>
+                <w:rFonts w:eastAsia="Times New Roman"/>
+                <w:sz w:val="20"/>
+                <w:szCs w:val="20"/>
+                <w:lang w:val="en-AU" w:eastAsia="zh-CN"/>
+              </w:rPr>
+              <w:t>.003</w:t>
+            </w:r>
+          </w:p>
+        </w:tc>
+        <w:tc>
+          <w:tcPr>
+            <w:tcW w:w="0" w:type="auto"/>
+            <w:tcMar>
+              <w:top w:w="75" w:type="dxa"/>
+              <w:left w:w="135" w:type="dxa"/>
+              <w:bottom w:w="75" w:type="dxa"/>
+              <w:right w:w="135" w:type="dxa"/>
+            </w:tcMar>
+            <w:hideMark/>
+          </w:tcPr>
+          <w:p>
+            <w:pPr>
+              <w:spacing w:after="0" w:line="240" w:lineRule="auto"/>
+              <w:ind w:firstLine="0"/>
+              <w:rPr>
+                <w:rFonts w:eastAsia="Times New Roman"/>
+                <w:sz w:val="20"/>
+                <w:szCs w:val="20"/>
+                <w:lang w:val="en-AU" w:eastAsia="zh-CN"/>
+              </w:rPr>
+            </w:pPr>
+            <w:r>
+              <w:rPr>
+                <w:rFonts w:eastAsia="Times New Roman"/>
+                <w:sz w:val="20"/>
+                <w:szCs w:val="20"/>
+                <w:lang w:val="en-AU" w:eastAsia="zh-CN"/>
+              </w:rPr>
+              <w:t>0.00</w:t>
+            </w:r>
+          </w:p>
+        </w:tc>
+        <w:tc>
+          <w:tcPr>
+            <w:tcW w:w="0" w:type="auto"/>
+            <w:tcMar>
+              <w:top w:w="75" w:type="dxa"/>
+              <w:left w:w="135" w:type="dxa"/>
+              <w:bottom w:w="75" w:type="dxa"/>
+              <w:right w:w="135" w:type="dxa"/>
+            </w:tcMar>
+            <w:hideMark/>
+          </w:tcPr>
+          <w:p>
+            <w:pPr>
+              <w:spacing w:after="0" w:line="240" w:lineRule="auto"/>
+              <w:ind w:firstLine="0"/>
+              <w:rPr>
+                <w:rFonts w:eastAsia="Times New Roman"/>
+                <w:sz w:val="20"/>
+                <w:szCs w:val="20"/>
+                <w:lang w:val="en-AU" w:eastAsia="zh-CN"/>
+              </w:rPr>
+            </w:pPr>
+            <w:r>
+              <w:rPr>
+                <w:rFonts w:eastAsia="Times New Roman"/>
+                <w:sz w:val="20"/>
+                <w:szCs w:val="20"/>
+                <w:lang w:val="en-AU" w:eastAsia="zh-CN"/>
+              </w:rPr>
+              <w:t>0</w:t>
+            </w:r>
+            <w:r>
+              <w:rPr>
+                <w:rFonts w:eastAsia="Times New Roman"/>
+                <w:sz w:val="20"/>
+                <w:szCs w:val="20"/>
+                <w:lang w:val="en-AU" w:eastAsia="zh-CN"/>
+              </w:rPr>
+              <w:t>.0</w:t>
+            </w:r>
+            <w:r>
+              <w:rPr>
+                <w:rFonts w:eastAsia="Times New Roman"/>
+                <w:sz w:val="20"/>
+                <w:szCs w:val="20"/>
+                <w:lang w:val="en-AU" w:eastAsia="zh-CN"/>
+              </w:rPr>
+              <w:t>2</w:t>
+            </w:r>
+          </w:p>
+        </w:tc>
+        <w:tc>
+          <w:tcPr>
+            <w:tcW w:w="0" w:type="auto"/>
+            <w:tcMar>
+              <w:top w:w="75" w:type="dxa"/>
+              <w:left w:w="135" w:type="dxa"/>
+              <w:bottom w:w="75" w:type="dxa"/>
+              <w:right w:w="135" w:type="dxa"/>
+            </w:tcMar>
+            <w:hideMark/>
+          </w:tcPr>
+          <w:p>
+            <w:pPr>
+              <w:spacing w:after="0" w:line="240" w:lineRule="auto"/>
+              <w:ind w:firstLine="0"/>
+              <w:rPr>
+                <w:rFonts w:eastAsia="Times New Roman"/>
+                <w:sz w:val="20"/>
+                <w:szCs w:val="20"/>
+                <w:lang w:val="en-AU" w:eastAsia="zh-CN"/>
+              </w:rPr>
+            </w:pPr>
+            <w:r>
+              <w:rPr>
+                <w:rFonts w:eastAsia="Times New Roman"/>
+                <w:sz w:val="20"/>
+                <w:szCs w:val="20"/>
+                <w:lang w:val="en-AU" w:eastAsia="zh-CN"/>
+              </w:rPr>
+              <w:t>0</w:t>
+            </w:r>
+            <w:r>
+              <w:rPr>
+                <w:rFonts w:eastAsia="Times New Roman"/>
+                <w:sz w:val="20"/>
+                <w:szCs w:val="20"/>
+                <w:lang w:val="en-AU" w:eastAsia="zh-CN"/>
+              </w:rPr>
+              <w:t>.001</w:t>
+            </w:r>
+          </w:p>
+        </w:tc>
+      </w:tr>
+      <w:tr>
+        <w:trPr>
+          <w:trHeight w:val="247"/>
+        </w:trPr>
+        <w:tc>
+          <w:tcPr>
+            <w:tcW w:w="0" w:type="auto"/>
+            <w:vMerge w:val="restart"/>
+            <w:tcMar>
+              <w:top w:w="75" w:type="dxa"/>
+              <w:left w:w="135" w:type="dxa"/>
+              <w:bottom w:w="75" w:type="dxa"/>
+              <w:right w:w="135" w:type="dxa"/>
+            </w:tcMar>
+            <w:hideMark/>
+          </w:tcPr>
+          <w:p>
+            <w:pPr>
+              <w:spacing w:after="0" w:line="240" w:lineRule="auto"/>
+              <w:ind w:firstLine="0"/>
+              <w:rPr>
+                <w:rFonts w:eastAsia="Times New Roman"/>
+                <w:sz w:val="20"/>
+                <w:szCs w:val="20"/>
+                <w:lang w:val="en-AU" w:eastAsia="zh-CN"/>
+              </w:rPr>
+            </w:pPr>
+            <w:r>
+              <w:rPr>
+                <w:rFonts w:eastAsia="Times New Roman"/>
+                <w:sz w:val="20"/>
+                <w:szCs w:val="20"/>
+                <w:lang w:val="en-AU" w:eastAsia="zh-CN"/>
+              </w:rPr>
+              <w:t>YI</w:t>
+            </w:r>
+          </w:p>
+        </w:tc>
+        <w:tc>
+          <w:tcPr>
+            <w:tcW w:w="0" w:type="auto"/>
+            <w:tcMar>
+              <w:top w:w="75" w:type="dxa"/>
+              <w:left w:w="135" w:type="dxa"/>
+              <w:bottom w:w="75" w:type="dxa"/>
+              <w:right w:w="135" w:type="dxa"/>
+            </w:tcMar>
+            <w:hideMark/>
+          </w:tcPr>
+          <w:p>
+            <w:pPr>
+              <w:spacing w:after="0" w:line="240" w:lineRule="auto"/>
+              <w:ind w:firstLine="0"/>
+              <w:rPr>
+                <w:rFonts w:eastAsia="Times New Roman"/>
+                <w:sz w:val="20"/>
+                <w:szCs w:val="20"/>
+                <w:lang w:val="en-AU" w:eastAsia="zh-CN"/>
+              </w:rPr>
+            </w:pPr>
+            <w:r>
+              <w:rPr>
+                <w:rFonts w:eastAsia="Times New Roman"/>
+                <w:sz w:val="20"/>
+                <w:szCs w:val="20"/>
+                <w:lang w:val="en-AU" w:eastAsia="zh-CN"/>
+              </w:rPr>
+              <w:t>NR</w:t>
+            </w:r>
+          </w:p>
+        </w:tc>
+        <w:tc>
+          <w:tcPr>
+            <w:tcW w:w="0" w:type="auto"/>
+            <w:tcMar>
+              <w:top w:w="75" w:type="dxa"/>
+              <w:left w:w="135" w:type="dxa"/>
+              <w:bottom w:w="75" w:type="dxa"/>
+              <w:right w:w="135" w:type="dxa"/>
+            </w:tcMar>
+            <w:hideMark/>
+          </w:tcPr>
+          <w:p>
+            <w:pPr>
+              <w:spacing w:after="0" w:line="240" w:lineRule="auto"/>
+              <w:ind w:firstLine="0"/>
+              <w:rPr>
+                <w:rFonts w:eastAsia="Times New Roman"/>
+                <w:sz w:val="20"/>
+                <w:szCs w:val="20"/>
+                <w:lang w:val="en-AU" w:eastAsia="zh-CN"/>
+              </w:rPr>
+            </w:pPr>
+            <w:r>
+              <w:rPr>
+                <w:rFonts w:eastAsia="Times New Roman"/>
+                <w:sz w:val="20"/>
+                <w:szCs w:val="20"/>
+                <w:lang w:val="en-AU" w:eastAsia="zh-CN"/>
+              </w:rPr>
+              <w:t>0</w:t>
+            </w:r>
+            <w:r>
+              <w:rPr>
+                <w:rFonts w:eastAsia="Times New Roman"/>
+                <w:sz w:val="20"/>
+                <w:szCs w:val="20"/>
+                <w:lang w:val="en-AU" w:eastAsia="zh-CN"/>
+              </w:rPr>
+              <w:t>.26</w:t>
+            </w:r>
+          </w:p>
+        </w:tc>
+        <w:tc>
+          <w:tcPr>
+            <w:tcW w:w="0" w:type="auto"/>
+            <w:tcMar>
+              <w:top w:w="75" w:type="dxa"/>
+              <w:left w:w="135" w:type="dxa"/>
+              <w:bottom w:w="75" w:type="dxa"/>
+              <w:right w:w="135" w:type="dxa"/>
+            </w:tcMar>
+            <w:hideMark/>
+          </w:tcPr>
+          <w:p>
+            <w:pPr>
+              <w:spacing w:after="0" w:line="240" w:lineRule="auto"/>
+              <w:ind w:firstLine="0"/>
+              <w:rPr>
+                <w:rFonts w:eastAsia="Times New Roman"/>
+                <w:sz w:val="20"/>
+                <w:szCs w:val="20"/>
+                <w:lang w:val="en-AU" w:eastAsia="zh-CN"/>
+              </w:rPr>
+            </w:pPr>
+            <w:r>
+              <w:rPr>
+                <w:rFonts w:eastAsia="Times New Roman"/>
+                <w:sz w:val="20"/>
+                <w:szCs w:val="20"/>
+                <w:lang w:val="en-AU" w:eastAsia="zh-CN"/>
+              </w:rPr>
+              <w:t>0</w:t>
+            </w:r>
+            <w:r>
+              <w:rPr>
+                <w:rFonts w:eastAsia="Times New Roman"/>
+                <w:sz w:val="20"/>
+                <w:szCs w:val="20"/>
+                <w:lang w:val="en-AU" w:eastAsia="zh-CN"/>
+              </w:rPr>
+              <w:t>.11</w:t>
+            </w:r>
+          </w:p>
+        </w:tc>
+        <w:tc>
+          <w:tcPr>
+            <w:tcW w:w="0" w:type="auto"/>
+            <w:tcMar>
+              <w:top w:w="75" w:type="dxa"/>
+              <w:left w:w="135" w:type="dxa"/>
+              <w:bottom w:w="75" w:type="dxa"/>
+              <w:right w:w="135" w:type="dxa"/>
+            </w:tcMar>
+            <w:hideMark/>
+          </w:tcPr>
+          <w:p>
+            <w:pPr>
+              <w:spacing w:after="0" w:line="240" w:lineRule="auto"/>
+              <w:ind w:firstLine="0"/>
+              <w:rPr>
+                <w:rFonts w:eastAsia="Times New Roman"/>
+                <w:sz w:val="20"/>
+                <w:szCs w:val="20"/>
+                <w:lang w:val="en-AU" w:eastAsia="zh-CN"/>
+              </w:rPr>
+            </w:pPr>
+            <w:r>
+              <w:rPr>
+                <w:rFonts w:eastAsia="Times New Roman"/>
+                <w:sz w:val="20"/>
+                <w:szCs w:val="20"/>
+                <w:lang w:val="en-AU" w:eastAsia="zh-CN"/>
+              </w:rPr>
+              <w:t>0</w:t>
+            </w:r>
+            <w:r>
+              <w:rPr>
+                <w:rFonts w:eastAsia="Times New Roman"/>
+                <w:sz w:val="20"/>
+                <w:szCs w:val="20"/>
+                <w:lang w:val="en-AU" w:eastAsia="zh-CN"/>
+              </w:rPr>
+              <w:t>.16</w:t>
+            </w:r>
+          </w:p>
+        </w:tc>
+        <w:tc>
+          <w:tcPr>
+            <w:tcW w:w="0" w:type="auto"/>
+            <w:tcMar>
+              <w:top w:w="75" w:type="dxa"/>
+              <w:left w:w="135" w:type="dxa"/>
+              <w:bottom w:w="75" w:type="dxa"/>
+              <w:right w:w="135" w:type="dxa"/>
+            </w:tcMar>
+            <w:hideMark/>
+          </w:tcPr>
+          <w:p>
+            <w:pPr>
+              <w:spacing w:after="0" w:line="240" w:lineRule="auto"/>
+              <w:ind w:firstLine="0"/>
+              <w:rPr>
+                <w:rFonts w:eastAsia="Times New Roman"/>
+                <w:sz w:val="20"/>
+                <w:szCs w:val="20"/>
+                <w:lang w:val="en-AU" w:eastAsia="zh-CN"/>
+              </w:rPr>
+            </w:pPr>
+            <w:r>
+              <w:rPr>
+                <w:rFonts w:eastAsia="Times New Roman"/>
+                <w:sz w:val="20"/>
+                <w:szCs w:val="20"/>
+                <w:lang w:val="en-AU" w:eastAsia="zh-CN"/>
+              </w:rPr>
+              <w:t>0</w:t>
+            </w:r>
+            <w:r>
+              <w:rPr>
+                <w:rFonts w:eastAsia="Times New Roman"/>
+                <w:sz w:val="20"/>
+                <w:szCs w:val="20"/>
+                <w:lang w:val="en-AU" w:eastAsia="zh-CN"/>
+              </w:rPr>
+              <w:t>.20</w:t>
+            </w:r>
+          </w:p>
+        </w:tc>
+        <w:tc>
+          <w:tcPr>
+            <w:tcW w:w="0" w:type="auto"/>
+            <w:tcMar>
+              <w:top w:w="75" w:type="dxa"/>
+              <w:left w:w="135" w:type="dxa"/>
+              <w:bottom w:w="75" w:type="dxa"/>
+              <w:right w:w="135" w:type="dxa"/>
+            </w:tcMar>
+            <w:hideMark/>
+          </w:tcPr>
+          <w:p>
+            <w:pPr>
+              <w:spacing w:after="0" w:line="240" w:lineRule="auto"/>
+              <w:ind w:firstLine="0"/>
+              <w:rPr>
+                <w:rFonts w:eastAsia="Times New Roman"/>
+                <w:sz w:val="20"/>
+                <w:szCs w:val="20"/>
+                <w:lang w:val="en-AU" w:eastAsia="zh-CN"/>
+              </w:rPr>
+            </w:pPr>
+            <w:r>
+              <w:rPr>
+                <w:rFonts w:eastAsia="Times New Roman"/>
+                <w:sz w:val="20"/>
+                <w:szCs w:val="20"/>
+                <w:lang w:val="en-AU" w:eastAsia="zh-CN"/>
+              </w:rPr>
+              <w:t>0</w:t>
+            </w:r>
+            <w:r>
+              <w:rPr>
+                <w:rFonts w:eastAsia="Times New Roman"/>
+                <w:sz w:val="20"/>
+                <w:szCs w:val="20"/>
+                <w:lang w:val="en-AU" w:eastAsia="zh-CN"/>
+              </w:rPr>
+              <w:t>.09</w:t>
+            </w:r>
+          </w:p>
+        </w:tc>
+        <w:tc>
+          <w:tcPr>
+            <w:tcW w:w="0" w:type="auto"/>
+            <w:tcMar>
+              <w:top w:w="75" w:type="dxa"/>
+              <w:left w:w="135" w:type="dxa"/>
+              <w:bottom w:w="75" w:type="dxa"/>
+              <w:right w:w="135" w:type="dxa"/>
+            </w:tcMar>
+            <w:hideMark/>
+          </w:tcPr>
+          <w:p>
+            <w:pPr>
+              <w:spacing w:after="0" w:line="240" w:lineRule="auto"/>
+              <w:ind w:firstLine="0"/>
+              <w:rPr>
+                <w:rFonts w:eastAsia="Times New Roman"/>
+                <w:sz w:val="20"/>
+                <w:szCs w:val="20"/>
+                <w:lang w:val="en-AU" w:eastAsia="zh-CN"/>
+              </w:rPr>
+            </w:pPr>
+            <w:r>
+              <w:rPr>
+                <w:rFonts w:eastAsia="Times New Roman"/>
+                <w:sz w:val="20"/>
+                <w:szCs w:val="20"/>
+                <w:lang w:val="en-AU" w:eastAsia="zh-CN"/>
+              </w:rPr>
+              <w:t>0</w:t>
+            </w:r>
+            <w:r>
+              <w:rPr>
+                <w:rFonts w:eastAsia="Times New Roman"/>
+                <w:sz w:val="20"/>
+                <w:szCs w:val="20"/>
+                <w:lang w:val="en-AU" w:eastAsia="zh-CN"/>
+              </w:rPr>
+              <w:t>.15</w:t>
+            </w:r>
+          </w:p>
+        </w:tc>
+        <w:tc>
+          <w:tcPr>
+            <w:tcW w:w="0" w:type="auto"/>
+            <w:tcMar>
+              <w:top w:w="75" w:type="dxa"/>
+              <w:left w:w="135" w:type="dxa"/>
+              <w:bottom w:w="75" w:type="dxa"/>
+              <w:right w:w="135" w:type="dxa"/>
+            </w:tcMar>
+            <w:hideMark/>
+          </w:tcPr>
+          <w:p>
+            <w:pPr>
+              <w:spacing w:after="0" w:line="240" w:lineRule="auto"/>
+              <w:ind w:firstLine="0"/>
+              <w:rPr>
+                <w:rFonts w:eastAsia="Times New Roman"/>
+                <w:sz w:val="20"/>
+                <w:szCs w:val="20"/>
+                <w:lang w:val="en-AU" w:eastAsia="zh-CN"/>
+              </w:rPr>
+            </w:pPr>
+            <w:r>
+              <w:rPr>
+                <w:rFonts w:eastAsia="Times New Roman"/>
+                <w:sz w:val="20"/>
+                <w:szCs w:val="20"/>
+                <w:lang w:val="en-AU" w:eastAsia="zh-CN"/>
+              </w:rPr>
+              <w:t>0</w:t>
+            </w:r>
+            <w:r>
+              <w:rPr>
+                <w:rFonts w:eastAsia="Times New Roman"/>
+                <w:sz w:val="20"/>
+                <w:szCs w:val="20"/>
+                <w:lang w:val="en-AU" w:eastAsia="zh-CN"/>
+              </w:rPr>
+              <w:t>.12</w:t>
+            </w:r>
+          </w:p>
+        </w:tc>
+      </w:tr>
+      <w:tr>
+        <w:trPr>
+          <w:trHeight w:val="247"/>
+        </w:trPr>
+        <w:tc>
+          <w:tcPr>
+            <w:tcW w:w="0" w:type="auto"/>
+            <w:vMerge/>
+            <w:tcMar>
+              <w:top w:w="75" w:type="dxa"/>
+              <w:left w:w="135" w:type="dxa"/>
+              <w:bottom w:w="75" w:type="dxa"/>
+              <w:right w:w="135" w:type="dxa"/>
+            </w:tcMar>
+            <w:hideMark/>
+          </w:tcPr>
+          <w:p>
+            <w:pPr>
+              <w:spacing w:after="0" w:line="240" w:lineRule="auto"/>
+              <w:ind w:firstLine="0"/>
+              <w:rPr>
+                <w:rFonts w:eastAsia="Times New Roman"/>
+                <w:sz w:val="20"/>
+                <w:szCs w:val="20"/>
+                <w:lang w:val="en-AU" w:eastAsia="zh-CN"/>
+              </w:rPr>
+            </w:pPr>
+          </w:p>
+        </w:tc>
+        <w:tc>
+          <w:tcPr>
+            <w:tcW w:w="0" w:type="auto"/>
+            <w:tcMar>
+              <w:top w:w="75" w:type="dxa"/>
+              <w:left w:w="135" w:type="dxa"/>
+              <w:bottom w:w="75" w:type="dxa"/>
+              <w:right w:w="135" w:type="dxa"/>
+            </w:tcMar>
+            <w:hideMark/>
+          </w:tcPr>
+          <w:p>
+            <w:pPr>
+              <w:spacing w:after="0" w:line="240" w:lineRule="auto"/>
+              <w:ind w:firstLine="0"/>
+              <w:rPr>
+                <w:rFonts w:eastAsia="Times New Roman"/>
+                <w:sz w:val="20"/>
+                <w:szCs w:val="20"/>
+                <w:lang w:val="en-AU" w:eastAsia="zh-CN"/>
+              </w:rPr>
+            </w:pPr>
+            <w:r>
+              <w:rPr>
+                <w:rFonts w:eastAsia="Times New Roman"/>
+                <w:sz w:val="20"/>
+                <w:szCs w:val="20"/>
+                <w:lang w:val="en-AU" w:eastAsia="zh-CN"/>
+              </w:rPr>
+              <w:t>R</w:t>
+            </w:r>
+          </w:p>
+        </w:tc>
+        <w:tc>
+          <w:tcPr>
+            <w:tcW w:w="0" w:type="auto"/>
+            <w:tcMar>
+              <w:top w:w="75" w:type="dxa"/>
+              <w:left w:w="135" w:type="dxa"/>
+              <w:bottom w:w="75" w:type="dxa"/>
+              <w:right w:w="135" w:type="dxa"/>
+            </w:tcMar>
+            <w:hideMark/>
+          </w:tcPr>
+          <w:p>
+            <w:pPr>
+              <w:spacing w:after="0" w:line="240" w:lineRule="auto"/>
+              <w:ind w:firstLine="0"/>
+              <w:rPr>
+                <w:rFonts w:eastAsia="Times New Roman"/>
+                <w:sz w:val="20"/>
+                <w:szCs w:val="20"/>
+                <w:lang w:val="en-AU" w:eastAsia="zh-CN"/>
+              </w:rPr>
+            </w:pPr>
+            <w:r>
+              <w:rPr>
+                <w:rFonts w:eastAsia="Times New Roman"/>
+                <w:sz w:val="20"/>
+                <w:szCs w:val="20"/>
+                <w:lang w:val="en-AU" w:eastAsia="zh-CN"/>
+              </w:rPr>
+              <w:t>0</w:t>
+            </w:r>
+            <w:r>
+              <w:rPr>
+                <w:rFonts w:eastAsia="Times New Roman"/>
+                <w:sz w:val="20"/>
+                <w:szCs w:val="20"/>
+                <w:lang w:val="en-AU" w:eastAsia="zh-CN"/>
+              </w:rPr>
+              <w:t>.0</w:t>
+            </w:r>
+            <w:r>
+              <w:rPr>
+                <w:rFonts w:eastAsia="Times New Roman"/>
+                <w:sz w:val="20"/>
+                <w:szCs w:val="20"/>
+                <w:lang w:val="en-AU" w:eastAsia="zh-CN"/>
+              </w:rPr>
+              <w:t>1</w:t>
+            </w:r>
+          </w:p>
+        </w:tc>
+        <w:tc>
+          <w:tcPr>
+            <w:tcW w:w="0" w:type="auto"/>
+            <w:tcMar>
+              <w:top w:w="75" w:type="dxa"/>
+              <w:left w:w="135" w:type="dxa"/>
+              <w:bottom w:w="75" w:type="dxa"/>
+              <w:right w:w="135" w:type="dxa"/>
+            </w:tcMar>
+            <w:hideMark/>
+          </w:tcPr>
+          <w:p>
+            <w:pPr>
+              <w:spacing w:after="0" w:line="240" w:lineRule="auto"/>
+              <w:ind w:firstLine="0"/>
+              <w:rPr>
+                <w:rFonts w:eastAsia="Times New Roman"/>
+                <w:sz w:val="20"/>
+                <w:szCs w:val="20"/>
+                <w:lang w:val="en-AU" w:eastAsia="zh-CN"/>
+              </w:rPr>
+            </w:pPr>
+            <w:r>
+              <w:rPr>
+                <w:rFonts w:eastAsia="Times New Roman"/>
+                <w:sz w:val="20"/>
+                <w:szCs w:val="20"/>
+                <w:lang w:val="en-AU" w:eastAsia="zh-CN"/>
+              </w:rPr>
+              <w:t>0.00</w:t>
+            </w:r>
+          </w:p>
+        </w:tc>
+        <w:tc>
+          <w:tcPr>
+            <w:tcW w:w="0" w:type="auto"/>
+            <w:tcMar>
+              <w:top w:w="75" w:type="dxa"/>
+              <w:left w:w="135" w:type="dxa"/>
+              <w:bottom w:w="75" w:type="dxa"/>
+              <w:right w:w="135" w:type="dxa"/>
+            </w:tcMar>
+            <w:hideMark/>
+          </w:tcPr>
+          <w:p>
+            <w:pPr>
+              <w:spacing w:after="0" w:line="240" w:lineRule="auto"/>
+              <w:ind w:firstLine="0"/>
+              <w:rPr>
+                <w:rFonts w:eastAsia="Times New Roman"/>
+                <w:sz w:val="20"/>
+                <w:szCs w:val="20"/>
+                <w:lang w:val="en-AU" w:eastAsia="zh-CN"/>
+              </w:rPr>
+            </w:pPr>
+            <w:r>
+              <w:rPr>
+                <w:rFonts w:eastAsia="Times New Roman"/>
+                <w:sz w:val="20"/>
+                <w:szCs w:val="20"/>
+                <w:lang w:val="en-AU" w:eastAsia="zh-CN"/>
+              </w:rPr>
+              <w:t>0.00</w:t>
+            </w:r>
+          </w:p>
+        </w:tc>
+        <w:tc>
+          <w:tcPr>
+            <w:tcW w:w="0" w:type="auto"/>
+            <w:tcMar>
+              <w:top w:w="75" w:type="dxa"/>
+              <w:left w:w="135" w:type="dxa"/>
+              <w:bottom w:w="75" w:type="dxa"/>
+              <w:right w:w="135" w:type="dxa"/>
+            </w:tcMar>
+            <w:hideMark/>
+          </w:tcPr>
+          <w:p>
+            <w:pPr>
+              <w:spacing w:after="0" w:line="240" w:lineRule="auto"/>
+              <w:ind w:firstLine="0"/>
+              <w:rPr>
+                <w:rFonts w:eastAsia="Times New Roman"/>
+                <w:sz w:val="20"/>
+                <w:szCs w:val="20"/>
+                <w:lang w:val="en-AU" w:eastAsia="zh-CN"/>
+              </w:rPr>
+            </w:pPr>
+            <w:r>
+              <w:rPr>
+                <w:rFonts w:eastAsia="Times New Roman"/>
+                <w:sz w:val="20"/>
+                <w:szCs w:val="20"/>
+                <w:lang w:val="en-AU" w:eastAsia="zh-CN"/>
+              </w:rPr>
+              <w:t>0.00</w:t>
+            </w:r>
+          </w:p>
+        </w:tc>
+        <w:tc>
+          <w:tcPr>
+            <w:tcW w:w="0" w:type="auto"/>
+            <w:tcMar>
+              <w:top w:w="75" w:type="dxa"/>
+              <w:left w:w="135" w:type="dxa"/>
+              <w:bottom w:w="75" w:type="dxa"/>
+              <w:right w:w="135" w:type="dxa"/>
+            </w:tcMar>
+            <w:hideMark/>
+          </w:tcPr>
+          <w:p>
+            <w:pPr>
+              <w:spacing w:after="0" w:line="240" w:lineRule="auto"/>
+              <w:ind w:firstLine="0"/>
+              <w:rPr>
+                <w:rFonts w:eastAsia="Times New Roman"/>
+                <w:sz w:val="20"/>
+                <w:szCs w:val="20"/>
+                <w:lang w:val="en-AU" w:eastAsia="zh-CN"/>
+              </w:rPr>
+            </w:pPr>
+            <w:r>
+              <w:rPr>
+                <w:rFonts w:eastAsia="Times New Roman"/>
+                <w:sz w:val="20"/>
+                <w:szCs w:val="20"/>
+                <w:lang w:val="en-AU" w:eastAsia="zh-CN"/>
+              </w:rPr>
+              <w:t>0</w:t>
+            </w:r>
+            <w:r>
+              <w:rPr>
+                <w:rFonts w:eastAsia="Times New Roman"/>
+                <w:sz w:val="20"/>
+                <w:szCs w:val="20"/>
+                <w:lang w:val="en-AU" w:eastAsia="zh-CN"/>
+              </w:rPr>
+              <w:t>.01</w:t>
+            </w:r>
+          </w:p>
+        </w:tc>
+        <w:tc>
+          <w:tcPr>
+            <w:tcW w:w="0" w:type="auto"/>
+            <w:tcMar>
+              <w:top w:w="75" w:type="dxa"/>
+              <w:left w:w="135" w:type="dxa"/>
+              <w:bottom w:w="75" w:type="dxa"/>
+              <w:right w:w="135" w:type="dxa"/>
+            </w:tcMar>
+            <w:hideMark/>
+          </w:tcPr>
+          <w:p>
+            <w:pPr>
+              <w:spacing w:after="0" w:line="240" w:lineRule="auto"/>
+              <w:ind w:firstLine="0"/>
+              <w:rPr>
+                <w:rFonts w:eastAsia="Times New Roman"/>
+                <w:sz w:val="20"/>
+                <w:szCs w:val="20"/>
+                <w:lang w:val="en-AU" w:eastAsia="zh-CN"/>
+              </w:rPr>
+            </w:pPr>
+            <w:r>
+              <w:rPr>
+                <w:rFonts w:eastAsia="Times New Roman"/>
+                <w:sz w:val="20"/>
+                <w:szCs w:val="20"/>
+                <w:lang w:val="en-AU" w:eastAsia="zh-CN"/>
+              </w:rPr>
+              <w:t>0.00</w:t>
+            </w:r>
+          </w:p>
+        </w:tc>
+        <w:tc>
+          <w:tcPr>
+            <w:tcW w:w="0" w:type="auto"/>
+            <w:tcMar>
+              <w:top w:w="75" w:type="dxa"/>
+              <w:left w:w="135" w:type="dxa"/>
+              <w:bottom w:w="75" w:type="dxa"/>
+              <w:right w:w="135" w:type="dxa"/>
+            </w:tcMar>
+            <w:hideMark/>
+          </w:tcPr>
+          <w:p>
+            <w:pPr>
+              <w:spacing w:after="0" w:line="240" w:lineRule="auto"/>
+              <w:ind w:firstLine="0"/>
+              <w:rPr>
+                <w:rFonts w:eastAsia="Times New Roman"/>
+                <w:sz w:val="20"/>
+                <w:szCs w:val="20"/>
+                <w:lang w:val="en-AU" w:eastAsia="zh-CN"/>
+              </w:rPr>
+            </w:pPr>
+            <w:r>
+              <w:rPr>
+                <w:rFonts w:eastAsia="Times New Roman"/>
+                <w:sz w:val="20"/>
+                <w:szCs w:val="20"/>
+                <w:lang w:val="en-AU" w:eastAsia="zh-CN"/>
+              </w:rPr>
+              <w:t>0</w:t>
+            </w:r>
+            <w:r>
+              <w:rPr>
+                <w:rFonts w:eastAsia="Times New Roman"/>
+                <w:sz w:val="20"/>
+                <w:szCs w:val="20"/>
+                <w:lang w:val="en-AU" w:eastAsia="zh-CN"/>
+              </w:rPr>
+              <w:t>.01</w:t>
+            </w:r>
+          </w:p>
+        </w:tc>
+      </w:tr>
+    </w:tbl>
     <w:p>
       <w:pPr>
         <w:ind w:firstLine="0"/>
@@ -5704,14 +11109,2494 @@
       <w:pPr>
         <w:ind w:firstLine="0"/>
         <w:rPr>
-          <w:lang w:eastAsia="zh-CN"/>
-        </w:rPr>
-      </w:pPr>
+          <w:b/>
+          <w:bCs/>
+          <w:lang w:eastAsia="zh-CN"/>
+        </w:rPr>
+      </w:pPr>
+      <w:r>
+        <w:rPr>
+          <w:b/>
+          <w:bCs/>
+          <w:lang w:eastAsia="zh-CN"/>
+        </w:rPr>
+        <w:t>Additional cirSD model</w:t>
+      </w:r>
+    </w:p>
+    <w:p>
+      <w:pPr>
+        <w:pStyle w:val="Heading3"/>
+        <w:spacing w:before="216" w:after="84"/>
+        <w:rPr>
+          <w:rFonts w:ascii="Arial" w:hAnsi="Arial" w:cs="Arial"/>
+          <w:color w:val="000000" w:themeColor="text1"/>
+          <w:sz w:val="29"/>
+          <w:szCs w:val="29"/>
+        </w:rPr>
+      </w:pPr>
+      <w:r>
+        <w:rPr>
+          <w:rFonts w:ascii="Arial" w:hAnsi="Arial" w:cs="Arial"/>
+          <w:color w:val="000000" w:themeColor="text1"/>
+          <w:sz w:val="29"/>
+          <w:szCs w:val="29"/>
+        </w:rPr>
+        <w:t>What cirSD Bayes adds (discrete)</w:t>
+      </w:r>
+    </w:p>
+    <w:p>
+      <w:pPr>
+        <w:pStyle w:val="ui-markdownparagraph"/>
+        <w:spacing w:before="90" w:beforeAutospacing="0" w:after="90" w:afterAutospacing="0"/>
+        <w:rPr>
+          <w:rFonts w:ascii="Arial" w:hAnsi="Arial" w:cs="Arial"/>
+          <w:color w:val="000000" w:themeColor="text1"/>
+          <w:sz w:val="21"/>
+          <w:szCs w:val="21"/>
+        </w:rPr>
+      </w:pPr>
+      <w:r>
+        <w:rPr>
+          <w:rStyle w:val="font-semibold"/>
+          <w:rFonts w:ascii="Arial" w:hAnsi="Arial" w:cs="Arial"/>
+          <w:b/>
+          <w:bCs/>
+          <w:color w:val="000000" w:themeColor="text1"/>
+          <w:sz w:val="21"/>
+          <w:szCs w:val="21"/>
+        </w:rPr>
+        <w:t>1. Redundancy gain is even clearer in variability units</w:t>
+      </w:r>
+      <w:r>
+        <w:rPr>
+          <w:rFonts w:ascii="Arial" w:hAnsi="Arial" w:cs="Arial"/>
+          <w:color w:val="000000" w:themeColor="text1"/>
+          <w:sz w:val="21"/>
+          <w:szCs w:val="21"/>
+        </w:rPr>
+        <w:br/>
+        <w:t>NR−R cirSD at 50 ms: AQ </w:t>
+      </w:r>
+      <w:r>
+        <w:rPr>
+          <w:rStyle w:val="font-semibold"/>
+          <w:rFonts w:ascii="Arial" w:hAnsi="Arial" w:cs="Arial"/>
+          <w:b/>
+          <w:bCs/>
+          <w:color w:val="000000" w:themeColor="text1"/>
+          <w:sz w:val="21"/>
+          <w:szCs w:val="21"/>
+        </w:rPr>
+        <w:t>29.6°</w:t>
+      </w:r>
+      <w:r>
+        <w:rPr>
+          <w:rFonts w:ascii="Arial" w:hAnsi="Arial" w:cs="Arial"/>
+          <w:color w:val="000000" w:themeColor="text1"/>
+          <w:sz w:val="21"/>
+          <w:szCs w:val="21"/>
+        </w:rPr>
+        <w:t>, HC </w:t>
+      </w:r>
+      <w:r>
+        <w:rPr>
+          <w:rStyle w:val="font-semibold"/>
+          <w:rFonts w:ascii="Arial" w:hAnsi="Arial" w:cs="Arial"/>
+          <w:b/>
+          <w:bCs/>
+          <w:color w:val="000000" w:themeColor="text1"/>
+          <w:sz w:val="21"/>
+          <w:szCs w:val="21"/>
+        </w:rPr>
+        <w:t>16.7°</w:t>
+      </w:r>
+      <w:r>
+        <w:rPr>
+          <w:rFonts w:ascii="Arial" w:hAnsi="Arial" w:cs="Arial"/>
+          <w:color w:val="000000" w:themeColor="text1"/>
+          <w:sz w:val="21"/>
+          <w:szCs w:val="21"/>
+        </w:rPr>
+        <w:t>, YILIU </w:t>
+      </w:r>
+      <w:r>
+        <w:rPr>
+          <w:rStyle w:val="font-semibold"/>
+          <w:rFonts w:ascii="Arial" w:hAnsi="Arial" w:cs="Arial"/>
+          <w:b/>
+          <w:bCs/>
+          <w:color w:val="000000" w:themeColor="text1"/>
+          <w:sz w:val="21"/>
+          <w:szCs w:val="21"/>
+        </w:rPr>
+        <w:t>30.5°</w:t>
+      </w:r>
+      <w:r>
+        <w:rPr>
+          <w:rFonts w:ascii="Arial" w:hAnsi="Arial" w:cs="Arial"/>
+          <w:color w:val="000000" w:themeColor="text1"/>
+          <w:sz w:val="21"/>
+          <w:szCs w:val="21"/>
+        </w:rPr>
+        <w:t xml:space="preserve"> (all CrIs </w:t>
+      </w:r>
+      <w:r>
+        <w:rPr>
+          <w:rFonts w:ascii="Cambria Math" w:hAnsi="Cambria Math" w:cs="Cambria Math"/>
+          <w:color w:val="000000" w:themeColor="text1"/>
+          <w:sz w:val="21"/>
+          <w:szCs w:val="21"/>
+        </w:rPr>
+        <w:t>≫</w:t>
+      </w:r>
+      <w:r>
+        <w:rPr>
+          <w:rFonts w:ascii="Arial" w:hAnsi="Arial" w:cs="Arial"/>
+          <w:color w:val="000000" w:themeColor="text1"/>
+          <w:sz w:val="21"/>
+          <w:szCs w:val="21"/>
+        </w:rPr>
+        <w:t xml:space="preserve"> 0).</w:t>
+      </w:r>
+      <w:r>
+        <w:rPr>
+          <w:rFonts w:ascii="Arial" w:hAnsi="Arial" w:cs="Arial"/>
+          <w:color w:val="000000" w:themeColor="text1"/>
+          <w:sz w:val="21"/>
+          <w:szCs w:val="21"/>
+        </w:rPr>
+        <w:br/>
+        <w:t>Same pattern at </w:t>
+      </w:r>
+      <w:r>
+        <w:rPr>
+          <w:rStyle w:val="font-semibold"/>
+          <w:rFonts w:ascii="Arial" w:hAnsi="Arial" w:cs="Arial"/>
+          <w:b/>
+          <w:bCs/>
+          <w:color w:val="000000" w:themeColor="text1"/>
+          <w:sz w:val="21"/>
+          <w:szCs w:val="21"/>
+        </w:rPr>
+        <w:t>every</w:t>
+      </w:r>
+      <w:r>
+        <w:rPr>
+          <w:rFonts w:ascii="Arial" w:hAnsi="Arial" w:cs="Arial"/>
+          <w:color w:val="000000" w:themeColor="text1"/>
+          <w:sz w:val="21"/>
+          <w:szCs w:val="21"/>
+        </w:rPr>
+        <w:t> duration (all gain cells exclude 0).</w:t>
+      </w:r>
+      <w:r>
+        <w:rPr>
+          <w:rFonts w:ascii="Arial" w:hAnsi="Arial" w:cs="Arial"/>
+          <w:color w:val="000000" w:themeColor="text1"/>
+          <w:sz w:val="21"/>
+          <w:szCs w:val="21"/>
+        </w:rPr>
+        <w:br/>
+        <w:t>→ Same claim as AbsErr, but louder: R is not just lower mean error; responses are </w:t>
+      </w:r>
+      <w:r>
+        <w:rPr>
+          <w:rStyle w:val="font-semibold"/>
+          <w:rFonts w:ascii="Arial" w:hAnsi="Arial" w:cs="Arial"/>
+          <w:b/>
+          <w:bCs/>
+          <w:color w:val="000000" w:themeColor="text1"/>
+          <w:sz w:val="21"/>
+          <w:szCs w:val="21"/>
+        </w:rPr>
+        <w:t>much more concentrated</w:t>
+      </w:r>
+      <w:r>
+        <w:rPr>
+          <w:rFonts w:ascii="Arial" w:hAnsi="Arial" w:cs="Arial"/>
+          <w:color w:val="000000" w:themeColor="text1"/>
+          <w:sz w:val="21"/>
+          <w:szCs w:val="21"/>
+        </w:rPr>
+        <w:t>.</w:t>
+      </w:r>
+    </w:p>
+    <w:p>
+      <w:pPr>
+        <w:pStyle w:val="ui-markdownparagraph"/>
+        <w:spacing w:before="90" w:beforeAutospacing="0" w:after="90" w:afterAutospacing="0"/>
+        <w:rPr>
+          <w:rFonts w:ascii="Arial" w:hAnsi="Arial" w:cs="Arial"/>
+          <w:color w:val="000000" w:themeColor="text1"/>
+          <w:sz w:val="21"/>
+          <w:szCs w:val="21"/>
+        </w:rPr>
+      </w:pPr>
+      <w:r>
+        <w:rPr>
+          <w:rStyle w:val="font-semibold"/>
+          <w:rFonts w:ascii="Arial" w:hAnsi="Arial" w:cs="Arial"/>
+          <w:b/>
+          <w:bCs/>
+          <w:color w:val="000000" w:themeColor="text1"/>
+          <w:sz w:val="21"/>
+          <w:szCs w:val="21"/>
+        </w:rPr>
+        <w:t>2. Duration clearly reduces noise for both cues</w:t>
+      </w:r>
+      <w:r>
+        <w:rPr>
+          <w:rFonts w:ascii="Arial" w:hAnsi="Arial" w:cs="Arial"/>
+          <w:color w:val="000000" w:themeColor="text1"/>
+          <w:sz w:val="21"/>
+          <w:szCs w:val="21"/>
+        </w:rPr>
+        <w:t> (this is the AbsErr gap-filler)</w:t>
+      </w:r>
+    </w:p>
+    <w:tbl>
+      <w:tblPr>
+        <w:tblW w:w="0" w:type="auto"/>
+        <w:tblCellMar>
+          <w:top w:w="15" w:type="dxa"/>
+          <w:left w:w="15" w:type="dxa"/>
+          <w:bottom w:w="15" w:type="dxa"/>
+          <w:right w:w="15" w:type="dxa"/>
+        </w:tblCellMar>
+        <w:tblLook w:val="04A0" w:firstRow="1" w:lastRow="0" w:firstColumn="1" w:lastColumn="0" w:noHBand="0" w:noVBand="1"/>
+      </w:tblPr>
+      <w:tblGrid>
+        <w:gridCol w:w="2097"/>
+        <w:gridCol w:w="3857"/>
+        <w:gridCol w:w="3406"/>
+      </w:tblGrid>
+      <w:tr>
+        <w:trPr>
+          <w:tblHeader/>
+        </w:trPr>
+        <w:tc>
+          <w:tcPr>
+            <w:tcW w:w="0" w:type="auto"/>
+            <w:noWrap/>
+            <w:tcMar>
+              <w:top w:w="75" w:type="dxa"/>
+              <w:left w:w="135" w:type="dxa"/>
+              <w:bottom w:w="75" w:type="dxa"/>
+              <w:right w:w="135" w:type="dxa"/>
+            </w:tcMar>
+            <w:hideMark/>
+          </w:tcPr>
+          <w:p>
+            <w:pPr>
+              <w:rPr>
+                <w:b/>
+                <w:bCs/>
+                <w:color w:val="000000" w:themeColor="text1"/>
+                <w:szCs w:val="24"/>
+              </w:rPr>
+            </w:pPr>
+            <w:r>
+              <w:rPr>
+                <w:b/>
+                <w:bCs/>
+                <w:color w:val="000000" w:themeColor="text1"/>
+              </w:rPr>
+              <w:lastRenderedPageBreak/>
+              <w:t>Contrast</w:t>
+            </w:r>
+          </w:p>
+        </w:tc>
+        <w:tc>
+          <w:tcPr>
+            <w:tcW w:w="0" w:type="auto"/>
+            <w:noWrap/>
+            <w:tcMar>
+              <w:top w:w="75" w:type="dxa"/>
+              <w:left w:w="135" w:type="dxa"/>
+              <w:bottom w:w="75" w:type="dxa"/>
+              <w:right w:w="135" w:type="dxa"/>
+            </w:tcMar>
+            <w:hideMark/>
+          </w:tcPr>
+          <w:p>
+            <w:pPr>
+              <w:rPr>
+                <w:b/>
+                <w:bCs/>
+                <w:color w:val="000000" w:themeColor="text1"/>
+              </w:rPr>
+            </w:pPr>
+            <w:r>
+              <w:rPr>
+                <w:b/>
+                <w:bCs/>
+                <w:color w:val="000000" w:themeColor="text1"/>
+              </w:rPr>
+              <w:t>AbsErr (discrete)</w:t>
+            </w:r>
+          </w:p>
+        </w:tc>
+        <w:tc>
+          <w:tcPr>
+            <w:tcW w:w="0" w:type="auto"/>
+            <w:noWrap/>
+            <w:tcMar>
+              <w:top w:w="75" w:type="dxa"/>
+              <w:left w:w="135" w:type="dxa"/>
+              <w:bottom w:w="75" w:type="dxa"/>
+              <w:right w:w="135" w:type="dxa"/>
+            </w:tcMar>
+            <w:hideMark/>
+          </w:tcPr>
+          <w:p>
+            <w:pPr>
+              <w:rPr>
+                <w:b/>
+                <w:bCs/>
+                <w:color w:val="000000" w:themeColor="text1"/>
+              </w:rPr>
+            </w:pPr>
+            <w:r>
+              <w:rPr>
+                <w:b/>
+                <w:bCs/>
+                <w:color w:val="000000" w:themeColor="text1"/>
+              </w:rPr>
+              <w:t>cirSD (discrete)</w:t>
+            </w:r>
+          </w:p>
+        </w:tc>
+      </w:tr>
+      <w:tr>
+        <w:tc>
+          <w:tcPr>
+            <w:tcW w:w="0" w:type="auto"/>
+            <w:tcMar>
+              <w:top w:w="75" w:type="dxa"/>
+              <w:left w:w="135" w:type="dxa"/>
+              <w:bottom w:w="75" w:type="dxa"/>
+              <w:right w:w="135" w:type="dxa"/>
+            </w:tcMar>
+            <w:hideMark/>
+          </w:tcPr>
+          <w:p>
+            <w:pPr>
+              <w:rPr>
+                <w:color w:val="000000" w:themeColor="text1"/>
+              </w:rPr>
+            </w:pPr>
+            <w:r>
+              <w:rPr>
+                <w:color w:val="000000" w:themeColor="text1"/>
+              </w:rPr>
+              <w:t>NR 50→350</w:t>
+            </w:r>
+          </w:p>
+        </w:tc>
+        <w:tc>
+          <w:tcPr>
+            <w:tcW w:w="0" w:type="auto"/>
+            <w:tcMar>
+              <w:top w:w="75" w:type="dxa"/>
+              <w:left w:w="135" w:type="dxa"/>
+              <w:bottom w:w="75" w:type="dxa"/>
+              <w:right w:w="135" w:type="dxa"/>
+            </w:tcMar>
+            <w:hideMark/>
+          </w:tcPr>
+          <w:p>
+            <w:pPr>
+              <w:rPr>
+                <w:color w:val="000000" w:themeColor="text1"/>
+              </w:rPr>
+            </w:pPr>
+            <w:r>
+              <w:rPr>
+                <w:color w:val="000000" w:themeColor="text1"/>
+              </w:rPr>
+              <w:t>AQ neg*; HC/YILIU often include 0</w:t>
+            </w:r>
+          </w:p>
+        </w:tc>
+        <w:tc>
+          <w:tcPr>
+            <w:tcW w:w="0" w:type="auto"/>
+            <w:tcMar>
+              <w:top w:w="75" w:type="dxa"/>
+              <w:left w:w="135" w:type="dxa"/>
+              <w:bottom w:w="75" w:type="dxa"/>
+              <w:right w:w="135" w:type="dxa"/>
+            </w:tcMar>
+            <w:hideMark/>
+          </w:tcPr>
+          <w:p>
+            <w:pPr>
+              <w:rPr>
+                <w:color w:val="000000" w:themeColor="text1"/>
+              </w:rPr>
+            </w:pPr>
+            <w:r>
+              <w:rPr>
+                <w:color w:val="000000" w:themeColor="text1"/>
+              </w:rPr>
+              <w:t>AQ/HC </w:t>
+            </w:r>
+            <w:r>
+              <w:rPr>
+                <w:rStyle w:val="font-semibold"/>
+                <w:b/>
+                <w:bCs/>
+                <w:color w:val="000000" w:themeColor="text1"/>
+              </w:rPr>
+              <w:t>neg</w:t>
+            </w:r>
+            <w:r>
+              <w:rPr>
+                <w:color w:val="000000" w:themeColor="text1"/>
+              </w:rPr>
+              <w:t>*; YILIU ~0</w:t>
+            </w:r>
+          </w:p>
+        </w:tc>
+      </w:tr>
+      <w:tr>
+        <w:tc>
+          <w:tcPr>
+            <w:tcW w:w="0" w:type="auto"/>
+            <w:tcMar>
+              <w:top w:w="75" w:type="dxa"/>
+              <w:left w:w="135" w:type="dxa"/>
+              <w:bottom w:w="75" w:type="dxa"/>
+              <w:right w:w="135" w:type="dxa"/>
+            </w:tcMar>
+            <w:hideMark/>
+          </w:tcPr>
+          <w:p>
+            <w:pPr>
+              <w:rPr>
+                <w:color w:val="000000" w:themeColor="text1"/>
+              </w:rPr>
+            </w:pPr>
+            <w:r>
+              <w:rPr>
+                <w:color w:val="000000" w:themeColor="text1"/>
+              </w:rPr>
+              <w:t>R 50→350</w:t>
+            </w:r>
+          </w:p>
+        </w:tc>
+        <w:tc>
+          <w:tcPr>
+            <w:tcW w:w="0" w:type="auto"/>
+            <w:tcMar>
+              <w:top w:w="75" w:type="dxa"/>
+              <w:left w:w="135" w:type="dxa"/>
+              <w:bottom w:w="75" w:type="dxa"/>
+              <w:right w:w="135" w:type="dxa"/>
+            </w:tcMar>
+            <w:hideMark/>
+          </w:tcPr>
+          <w:p>
+            <w:pPr>
+              <w:rPr>
+                <w:color w:val="000000" w:themeColor="text1"/>
+              </w:rPr>
+            </w:pPr>
+            <w:r>
+              <w:rPr>
+                <w:color w:val="000000" w:themeColor="text1"/>
+              </w:rPr>
+              <w:t>All include 0 / near ROPE</w:t>
+            </w:r>
+          </w:p>
+        </w:tc>
+        <w:tc>
+          <w:tcPr>
+            <w:tcW w:w="0" w:type="auto"/>
+            <w:tcMar>
+              <w:top w:w="75" w:type="dxa"/>
+              <w:left w:w="135" w:type="dxa"/>
+              <w:bottom w:w="75" w:type="dxa"/>
+              <w:right w:w="135" w:type="dxa"/>
+            </w:tcMar>
+            <w:hideMark/>
+          </w:tcPr>
+          <w:p>
+            <w:pPr>
+              <w:rPr>
+                <w:color w:val="000000" w:themeColor="text1"/>
+              </w:rPr>
+            </w:pPr>
+            <w:r>
+              <w:rPr>
+                <w:rStyle w:val="font-semibold"/>
+                <w:b/>
+                <w:bCs/>
+                <w:color w:val="000000" w:themeColor="text1"/>
+              </w:rPr>
+              <w:t>All three neg</w:t>
+            </w:r>
+            <w:r>
+              <w:rPr>
+                <w:color w:val="000000" w:themeColor="text1"/>
+              </w:rPr>
+              <w:t>* (−4.8 to −7.8°)</w:t>
+            </w:r>
+          </w:p>
+        </w:tc>
+      </w:tr>
+      <w:tr>
+        <w:tc>
+          <w:tcPr>
+            <w:tcW w:w="0" w:type="auto"/>
+            <w:tcMar>
+              <w:top w:w="75" w:type="dxa"/>
+              <w:left w:w="135" w:type="dxa"/>
+              <w:bottom w:w="75" w:type="dxa"/>
+              <w:right w:w="135" w:type="dxa"/>
+            </w:tcMar>
+            <w:hideMark/>
+          </w:tcPr>
+          <w:p>
+            <w:pPr>
+              <w:rPr>
+                <w:color w:val="000000" w:themeColor="text1"/>
+              </w:rPr>
+            </w:pPr>
+            <w:r>
+              <w:rPr>
+                <w:color w:val="000000" w:themeColor="text1"/>
+              </w:rPr>
+              <w:t>Linear trend</w:t>
+            </w:r>
+          </w:p>
+        </w:tc>
+        <w:tc>
+          <w:tcPr>
+            <w:tcW w:w="0" w:type="auto"/>
+            <w:tcMar>
+              <w:top w:w="75" w:type="dxa"/>
+              <w:left w:w="135" w:type="dxa"/>
+              <w:bottom w:w="75" w:type="dxa"/>
+              <w:right w:w="135" w:type="dxa"/>
+            </w:tcMar>
+            <w:hideMark/>
+          </w:tcPr>
+          <w:p>
+            <w:pPr>
+              <w:rPr>
+                <w:color w:val="000000" w:themeColor="text1"/>
+              </w:rPr>
+            </w:pPr>
+            <w:r>
+              <w:rPr>
+                <w:color w:val="000000" w:themeColor="text1"/>
+              </w:rPr>
+              <w:t>Strong for NR; weak for R</w:t>
+            </w:r>
+          </w:p>
+        </w:tc>
+        <w:tc>
+          <w:tcPr>
+            <w:tcW w:w="0" w:type="auto"/>
+            <w:tcMar>
+              <w:top w:w="75" w:type="dxa"/>
+              <w:left w:w="135" w:type="dxa"/>
+              <w:bottom w:w="75" w:type="dxa"/>
+              <w:right w:w="135" w:type="dxa"/>
+            </w:tcMar>
+            <w:hideMark/>
+          </w:tcPr>
+          <w:p>
+            <w:pPr>
+              <w:rPr>
+                <w:color w:val="000000" w:themeColor="text1"/>
+              </w:rPr>
+            </w:pPr>
+            <w:r>
+              <w:rPr>
+                <w:rStyle w:val="Emphasis"/>
+                <w:color w:val="000000" w:themeColor="text1"/>
+              </w:rPr>
+              <w:t>Strong neg for NR and R</w:t>
+            </w:r>
+            <w:r>
+              <w:rPr>
+                <w:color w:val="000000" w:themeColor="text1"/>
+              </w:rPr>
+              <w:t>*</w:t>
+            </w:r>
+          </w:p>
+        </w:tc>
+      </w:tr>
+    </w:tbl>
+    <w:p>
+      <w:pPr>
+        <w:pStyle w:val="ui-markdownparagraph"/>
+        <w:spacing w:before="90" w:beforeAutospacing="0" w:after="90" w:afterAutospacing="0"/>
+        <w:rPr>
+          <w:rFonts w:ascii="Arial" w:hAnsi="Arial" w:cs="Arial"/>
+          <w:color w:val="000000" w:themeColor="text1"/>
+          <w:sz w:val="21"/>
+          <w:szCs w:val="21"/>
+        </w:rPr>
+      </w:pPr>
+      <w:r>
+        <w:rPr>
+          <w:rFonts w:ascii="Arial" w:hAnsi="Arial" w:cs="Arial"/>
+          <w:color w:val="000000" w:themeColor="text1"/>
+          <w:sz w:val="21"/>
+          <w:szCs w:val="21"/>
+        </w:rPr>
+        <w:t>→ Supports your line: people can encode the feature quickly (AbsErr for R already flat), but </w:t>
+      </w:r>
+      <w:r>
+        <w:rPr>
+          <w:rStyle w:val="font-semibold"/>
+          <w:rFonts w:ascii="Arial" w:hAnsi="Arial" w:cs="Arial"/>
+          <w:b/>
+          <w:bCs/>
+          <w:color w:val="000000" w:themeColor="text1"/>
+          <w:sz w:val="21"/>
+          <w:szCs w:val="21"/>
+        </w:rPr>
+        <w:t>longer encoding mainly stabilizes the report</w:t>
+      </w:r>
+      <w:r>
+        <w:rPr>
+          <w:rFonts w:ascii="Arial" w:hAnsi="Arial" w:cs="Arial"/>
+          <w:color w:val="000000" w:themeColor="text1"/>
+          <w:sz w:val="21"/>
+          <w:szCs w:val="21"/>
+        </w:rPr>
+        <w:t> (cirSD falls for both cues).</w:t>
+      </w:r>
+    </w:p>
+    <w:p>
+      <w:pPr>
+        <w:pStyle w:val="ui-markdownparagraph"/>
+        <w:spacing w:before="90" w:beforeAutospacing="0" w:after="90" w:afterAutospacing="0"/>
+        <w:rPr>
+          <w:rFonts w:ascii="Arial" w:hAnsi="Arial" w:cs="Arial"/>
+          <w:color w:val="000000" w:themeColor="text1"/>
+          <w:sz w:val="21"/>
+          <w:szCs w:val="21"/>
+        </w:rPr>
+      </w:pPr>
+      <w:r>
+        <w:rPr>
+          <w:rStyle w:val="font-semibold"/>
+          <w:rFonts w:ascii="Arial" w:hAnsi="Arial" w:cs="Arial"/>
+          <w:b/>
+          <w:bCs/>
+          <w:color w:val="000000" w:themeColor="text1"/>
+          <w:sz w:val="21"/>
+          <w:szCs w:val="21"/>
+        </w:rPr>
+        <w:t>3. No clean NR “catch-up” in cirSD either</w:t>
+      </w:r>
+      <w:r>
+        <w:rPr>
+          <w:rFonts w:ascii="Arial" w:hAnsi="Arial" w:cs="Arial"/>
+          <w:color w:val="000000" w:themeColor="text1"/>
+          <w:sz w:val="21"/>
+          <w:szCs w:val="21"/>
+        </w:rPr>
+        <w:br/>
+        <w:t>Average-session catch-up: AQ +4°</w:t>
+      </w:r>
+      <w:r>
+        <w:rPr>
+          <w:rStyle w:val="Emphasis"/>
+          <w:rFonts w:ascii="Arial" w:hAnsi="Arial" w:cs="Arial"/>
+          <w:color w:val="000000" w:themeColor="text1"/>
+          <w:sz w:val="21"/>
+          <w:szCs w:val="21"/>
+        </w:rPr>
+        <w:t>; HC </w:t>
+      </w:r>
+      <w:r>
+        <w:rPr>
+          <w:rStyle w:val="font-semibold"/>
+          <w:rFonts w:ascii="Arial" w:hAnsi="Arial" w:cs="Arial"/>
+          <w:b/>
+          <w:bCs/>
+          <w:i/>
+          <w:iCs/>
+          <w:color w:val="000000" w:themeColor="text1"/>
+          <w:sz w:val="21"/>
+          <w:szCs w:val="21"/>
+        </w:rPr>
+        <w:t>−4.7°</w:t>
+      </w:r>
+      <w:r>
+        <w:rPr>
+          <w:rFonts w:ascii="Arial" w:hAnsi="Arial" w:cs="Arial"/>
+          <w:color w:val="000000" w:themeColor="text1"/>
+          <w:sz w:val="21"/>
+          <w:szCs w:val="21"/>
+        </w:rPr>
+        <w:t>; YILIU </w:t>
+      </w:r>
+      <w:r>
+        <w:rPr>
+          <w:rStyle w:val="font-semibold"/>
+          <w:rFonts w:ascii="Arial" w:hAnsi="Arial" w:cs="Arial"/>
+          <w:b/>
+          <w:bCs/>
+          <w:color w:val="000000" w:themeColor="text1"/>
+          <w:sz w:val="21"/>
+          <w:szCs w:val="21"/>
+        </w:rPr>
+        <w:t>−4.1°</w:t>
+      </w:r>
+      <w:r>
+        <w:rPr>
+          <w:rFonts w:ascii="Arial" w:hAnsi="Arial" w:cs="Arial"/>
+          <w:color w:val="000000" w:themeColor="text1"/>
+          <w:sz w:val="21"/>
+          <w:szCs w:val="21"/>
+        </w:rPr>
+        <w:t>* — </w:t>
+      </w:r>
+      <w:r>
+        <w:rPr>
+          <w:rStyle w:val="font-semibold"/>
+          <w:rFonts w:ascii="Arial" w:hAnsi="Arial" w:cs="Arial"/>
+          <w:b/>
+          <w:bCs/>
+          <w:color w:val="000000" w:themeColor="text1"/>
+          <w:sz w:val="21"/>
+          <w:szCs w:val="21"/>
+        </w:rPr>
+        <w:t>not</w:t>
+      </w:r>
+      <w:r>
+        <w:rPr>
+          <w:rFonts w:ascii="Arial" w:hAnsi="Arial" w:cs="Arial"/>
+          <w:color w:val="000000" w:themeColor="text1"/>
+          <w:sz w:val="21"/>
+          <w:szCs w:val="21"/>
+        </w:rPr>
+        <w:t> a shared “NR closes the gap” pattern.</w:t>
+      </w:r>
+      <w:r>
+        <w:rPr>
+          <w:rFonts w:ascii="Arial" w:hAnsi="Arial" w:cs="Arial"/>
+          <w:color w:val="000000" w:themeColor="text1"/>
+          <w:sz w:val="21"/>
+          <w:szCs w:val="21"/>
+        </w:rPr>
+        <w:br/>
+        <w:t>→ Encoding-rate catch-up still not the story; if anything R often improves </w:t>
+      </w:r>
+      <w:r>
+        <w:rPr>
+          <w:rStyle w:val="Emphasis"/>
+          <w:rFonts w:ascii="Arial" w:hAnsi="Arial" w:cs="Arial"/>
+          <w:color w:val="000000" w:themeColor="text1"/>
+          <w:sz w:val="21"/>
+          <w:szCs w:val="21"/>
+        </w:rPr>
+        <w:t>more</w:t>
+      </w:r>
+      <w:r>
+        <w:rPr>
+          <w:rFonts w:ascii="Arial" w:hAnsi="Arial" w:cs="Arial"/>
+          <w:color w:val="000000" w:themeColor="text1"/>
+          <w:sz w:val="21"/>
+          <w:szCs w:val="21"/>
+        </w:rPr>
+        <w:t> in cirSD with duration.</w:t>
+      </w:r>
+    </w:p>
+    <w:p>
+      <w:pPr>
+        <w:pStyle w:val="ui-markdownparagraph"/>
+        <w:spacing w:before="90" w:beforeAutospacing="0" w:after="90" w:afterAutospacing="0"/>
+        <w:rPr>
+          <w:rFonts w:ascii="Arial" w:hAnsi="Arial" w:cs="Arial"/>
+          <w:color w:val="000000" w:themeColor="text1"/>
+          <w:sz w:val="21"/>
+          <w:szCs w:val="21"/>
+        </w:rPr>
+      </w:pPr>
+      <w:r>
+        <w:rPr>
+          <w:rStyle w:val="font-semibold"/>
+          <w:rFonts w:ascii="Arial" w:hAnsi="Arial" w:cs="Arial"/>
+          <w:b/>
+          <w:bCs/>
+          <w:color w:val="000000" w:themeColor="text1"/>
+          <w:sz w:val="21"/>
+          <w:szCs w:val="21"/>
+        </w:rPr>
+        <w:t>4. Practice / S1 vs S10: cirSD is where learning shows up</w:t>
+      </w:r>
+    </w:p>
+    <w:p>
+      <w:pPr>
+        <w:pStyle w:val="ui-markdownparagraph"/>
+        <w:spacing w:before="90" w:beforeAutospacing="0" w:after="90" w:afterAutospacing="0"/>
+        <w:rPr>
+          <w:rFonts w:ascii="Arial" w:hAnsi="Arial" w:cs="Arial"/>
+          <w:color w:val="000000" w:themeColor="text1"/>
+          <w:sz w:val="21"/>
+          <w:szCs w:val="21"/>
+        </w:rPr>
+      </w:pPr>
+      <w:r>
+        <w:rPr>
+          <w:rFonts w:ascii="Arial" w:hAnsi="Arial" w:cs="Arial"/>
+          <w:color w:val="000000" w:themeColor="text1"/>
+          <w:sz w:val="21"/>
+          <w:szCs w:val="21"/>
+        </w:rPr>
+        <w:t>Short-duration </w:t>
+      </w:r>
+      <w:r>
+        <w:rPr>
+          <w:rStyle w:val="font-semibold"/>
+          <w:rFonts w:ascii="Arial" w:hAnsi="Arial" w:cs="Arial"/>
+          <w:b/>
+          <w:bCs/>
+          <w:color w:val="000000" w:themeColor="text1"/>
+          <w:sz w:val="21"/>
+          <w:szCs w:val="21"/>
+        </w:rPr>
+        <w:t>mean</w:t>
+      </w:r>
+      <w:r>
+        <w:rPr>
+          <w:rFonts w:ascii="Arial" w:hAnsi="Arial" w:cs="Arial"/>
+          <w:color w:val="000000" w:themeColor="text1"/>
+          <w:sz w:val="21"/>
+          <w:szCs w:val="21"/>
+        </w:rPr>
+        <w:t> S1−S10 (discrete companion):</w:t>
+      </w:r>
+    </w:p>
+    <w:tbl>
+      <w:tblPr>
+        <w:tblW w:w="0" w:type="auto"/>
+        <w:tblCellMar>
+          <w:top w:w="15" w:type="dxa"/>
+          <w:left w:w="15" w:type="dxa"/>
+          <w:bottom w:w="15" w:type="dxa"/>
+          <w:right w:w="15" w:type="dxa"/>
+        </w:tblCellMar>
+        <w:tblLook w:val="04A0" w:firstRow="1" w:lastRow="0" w:firstColumn="1" w:lastColumn="0" w:noHBand="0" w:noVBand="1"/>
+      </w:tblPr>
+      <w:tblGrid>
+        <w:gridCol w:w="1644"/>
+        <w:gridCol w:w="1404"/>
+        <w:gridCol w:w="3433"/>
+        <w:gridCol w:w="2624"/>
+      </w:tblGrid>
+      <w:tr>
+        <w:trPr>
+          <w:tblHeader/>
+        </w:trPr>
+        <w:tc>
+          <w:tcPr>
+            <w:tcW w:w="0" w:type="auto"/>
+            <w:noWrap/>
+            <w:tcMar>
+              <w:top w:w="75" w:type="dxa"/>
+              <w:left w:w="135" w:type="dxa"/>
+              <w:bottom w:w="75" w:type="dxa"/>
+              <w:right w:w="135" w:type="dxa"/>
+            </w:tcMar>
+            <w:hideMark/>
+          </w:tcPr>
+          <w:p>
+            <w:pPr>
+              <w:rPr>
+                <w:b/>
+                <w:bCs/>
+                <w:color w:val="000000" w:themeColor="text1"/>
+                <w:szCs w:val="24"/>
+              </w:rPr>
+            </w:pPr>
+            <w:r>
+              <w:rPr>
+                <w:b/>
+                <w:bCs/>
+                <w:color w:val="000000" w:themeColor="text1"/>
+              </w:rPr>
+              <w:t>ID</w:t>
+            </w:r>
+          </w:p>
+        </w:tc>
+        <w:tc>
+          <w:tcPr>
+            <w:tcW w:w="0" w:type="auto"/>
+            <w:noWrap/>
+            <w:tcMar>
+              <w:top w:w="75" w:type="dxa"/>
+              <w:left w:w="135" w:type="dxa"/>
+              <w:bottom w:w="75" w:type="dxa"/>
+              <w:right w:w="135" w:type="dxa"/>
+            </w:tcMar>
+            <w:hideMark/>
+          </w:tcPr>
+          <w:p>
+            <w:pPr>
+              <w:rPr>
+                <w:b/>
+                <w:bCs/>
+                <w:color w:val="000000" w:themeColor="text1"/>
+              </w:rPr>
+            </w:pPr>
+            <w:r>
+              <w:rPr>
+                <w:b/>
+                <w:bCs/>
+                <w:color w:val="000000" w:themeColor="text1"/>
+              </w:rPr>
+              <w:t>Cue</w:t>
+            </w:r>
+          </w:p>
+        </w:tc>
+        <w:tc>
+          <w:tcPr>
+            <w:tcW w:w="0" w:type="auto"/>
+            <w:noWrap/>
+            <w:tcMar>
+              <w:top w:w="75" w:type="dxa"/>
+              <w:left w:w="135" w:type="dxa"/>
+              <w:bottom w:w="75" w:type="dxa"/>
+              <w:right w:w="135" w:type="dxa"/>
+            </w:tcMar>
+            <w:hideMark/>
+          </w:tcPr>
+          <w:p>
+            <w:pPr>
+              <w:rPr>
+                <w:b/>
+                <w:bCs/>
+                <w:color w:val="000000" w:themeColor="text1"/>
+              </w:rPr>
+            </w:pPr>
+            <w:r>
+              <w:rPr>
+                <w:b/>
+                <w:bCs/>
+                <w:color w:val="000000" w:themeColor="text1"/>
+              </w:rPr>
+              <w:t>AbsErr Bayes</w:t>
+            </w:r>
+          </w:p>
+        </w:tc>
+        <w:tc>
+          <w:tcPr>
+            <w:tcW w:w="0" w:type="auto"/>
+            <w:noWrap/>
+            <w:tcMar>
+              <w:top w:w="75" w:type="dxa"/>
+              <w:left w:w="135" w:type="dxa"/>
+              <w:bottom w:w="75" w:type="dxa"/>
+              <w:right w:w="135" w:type="dxa"/>
+            </w:tcMar>
+            <w:hideMark/>
+          </w:tcPr>
+          <w:p>
+            <w:pPr>
+              <w:rPr>
+                <w:b/>
+                <w:bCs/>
+                <w:color w:val="000000" w:themeColor="text1"/>
+              </w:rPr>
+            </w:pPr>
+            <w:r>
+              <w:rPr>
+                <w:b/>
+                <w:bCs/>
+                <w:color w:val="000000" w:themeColor="text1"/>
+              </w:rPr>
+              <w:t>cirSD bootstrap</w:t>
+            </w:r>
+          </w:p>
+        </w:tc>
+      </w:tr>
+      <w:tr>
+        <w:tc>
+          <w:tcPr>
+            <w:tcW w:w="0" w:type="auto"/>
+            <w:tcMar>
+              <w:top w:w="75" w:type="dxa"/>
+              <w:left w:w="135" w:type="dxa"/>
+              <w:bottom w:w="75" w:type="dxa"/>
+              <w:right w:w="135" w:type="dxa"/>
+            </w:tcMar>
+            <w:hideMark/>
+          </w:tcPr>
+          <w:p>
+            <w:pPr>
+              <w:rPr>
+                <w:color w:val="000000" w:themeColor="text1"/>
+              </w:rPr>
+            </w:pPr>
+            <w:r>
+              <w:rPr>
+                <w:color w:val="000000" w:themeColor="text1"/>
+              </w:rPr>
+              <w:t>AQ</w:t>
+            </w:r>
+          </w:p>
+        </w:tc>
+        <w:tc>
+          <w:tcPr>
+            <w:tcW w:w="0" w:type="auto"/>
+            <w:tcMar>
+              <w:top w:w="75" w:type="dxa"/>
+              <w:left w:w="135" w:type="dxa"/>
+              <w:bottom w:w="75" w:type="dxa"/>
+              <w:right w:w="135" w:type="dxa"/>
+            </w:tcMar>
+            <w:hideMark/>
+          </w:tcPr>
+          <w:p>
+            <w:pPr>
+              <w:rPr>
+                <w:color w:val="000000" w:themeColor="text1"/>
+              </w:rPr>
+            </w:pPr>
+            <w:r>
+              <w:rPr>
+                <w:color w:val="000000" w:themeColor="text1"/>
+              </w:rPr>
+              <w:t>NR</w:t>
+            </w:r>
+          </w:p>
+        </w:tc>
+        <w:tc>
+          <w:tcPr>
+            <w:tcW w:w="0" w:type="auto"/>
+            <w:tcMar>
+              <w:top w:w="75" w:type="dxa"/>
+              <w:left w:w="135" w:type="dxa"/>
+              <w:bottom w:w="75" w:type="dxa"/>
+              <w:right w:w="135" w:type="dxa"/>
+            </w:tcMar>
+            <w:hideMark/>
+          </w:tcPr>
+          <w:p>
+            <w:pPr>
+              <w:rPr>
+                <w:color w:val="000000" w:themeColor="text1"/>
+              </w:rPr>
+            </w:pPr>
+            <w:r>
+              <w:rPr>
+                <w:color w:val="000000" w:themeColor="text1"/>
+              </w:rPr>
+              <w:t>includes 0 (~45% ROPE)</w:t>
+            </w:r>
+          </w:p>
+        </w:tc>
+        <w:tc>
+          <w:tcPr>
+            <w:tcW w:w="0" w:type="auto"/>
+            <w:tcMar>
+              <w:top w:w="75" w:type="dxa"/>
+              <w:left w:w="135" w:type="dxa"/>
+              <w:bottom w:w="75" w:type="dxa"/>
+              <w:right w:w="135" w:type="dxa"/>
+            </w:tcMar>
+            <w:hideMark/>
+          </w:tcPr>
+          <w:p>
+            <w:pPr>
+              <w:rPr>
+                <w:color w:val="000000" w:themeColor="text1"/>
+              </w:rPr>
+            </w:pPr>
+            <w:r>
+              <w:rPr>
+                <w:rStyle w:val="font-semibold"/>
+                <w:b/>
+                <w:bCs/>
+                <w:color w:val="000000" w:themeColor="text1"/>
+              </w:rPr>
+              <w:t>+15.9° excl 0</w:t>
+            </w:r>
+          </w:p>
+        </w:tc>
+      </w:tr>
+      <w:tr>
+        <w:tc>
+          <w:tcPr>
+            <w:tcW w:w="0" w:type="auto"/>
+            <w:tcMar>
+              <w:top w:w="75" w:type="dxa"/>
+              <w:left w:w="135" w:type="dxa"/>
+              <w:bottom w:w="75" w:type="dxa"/>
+              <w:right w:w="135" w:type="dxa"/>
+            </w:tcMar>
+            <w:hideMark/>
+          </w:tcPr>
+          <w:p>
+            <w:pPr>
+              <w:rPr>
+                <w:color w:val="000000" w:themeColor="text1"/>
+              </w:rPr>
+            </w:pPr>
+            <w:r>
+              <w:rPr>
+                <w:color w:val="000000" w:themeColor="text1"/>
+              </w:rPr>
+              <w:t>AQ</w:t>
+            </w:r>
+          </w:p>
+        </w:tc>
+        <w:tc>
+          <w:tcPr>
+            <w:tcW w:w="0" w:type="auto"/>
+            <w:tcMar>
+              <w:top w:w="75" w:type="dxa"/>
+              <w:left w:w="135" w:type="dxa"/>
+              <w:bottom w:w="75" w:type="dxa"/>
+              <w:right w:w="135" w:type="dxa"/>
+            </w:tcMar>
+            <w:hideMark/>
+          </w:tcPr>
+          <w:p>
+            <w:pPr>
+              <w:rPr>
+                <w:color w:val="000000" w:themeColor="text1"/>
+              </w:rPr>
+            </w:pPr>
+            <w:r>
+              <w:rPr>
+                <w:color w:val="000000" w:themeColor="text1"/>
+              </w:rPr>
+              <w:t>R</w:t>
+            </w:r>
+          </w:p>
+        </w:tc>
+        <w:tc>
+          <w:tcPr>
+            <w:tcW w:w="0" w:type="auto"/>
+            <w:tcMar>
+              <w:top w:w="75" w:type="dxa"/>
+              <w:left w:w="135" w:type="dxa"/>
+              <w:bottom w:w="75" w:type="dxa"/>
+              <w:right w:w="135" w:type="dxa"/>
+            </w:tcMar>
+            <w:hideMark/>
+          </w:tcPr>
+          <w:p>
+            <w:pPr>
+              <w:rPr>
+                <w:color w:val="000000" w:themeColor="text1"/>
+              </w:rPr>
+            </w:pPr>
+            <w:r>
+              <w:rPr>
+                <w:color w:val="000000" w:themeColor="text1"/>
+              </w:rPr>
+              <w:t>includes 0</w:t>
+            </w:r>
+          </w:p>
+        </w:tc>
+        <w:tc>
+          <w:tcPr>
+            <w:tcW w:w="0" w:type="auto"/>
+            <w:tcMar>
+              <w:top w:w="75" w:type="dxa"/>
+              <w:left w:w="135" w:type="dxa"/>
+              <w:bottom w:w="75" w:type="dxa"/>
+              <w:right w:w="135" w:type="dxa"/>
+            </w:tcMar>
+            <w:hideMark/>
+          </w:tcPr>
+          <w:p>
+            <w:pPr>
+              <w:rPr>
+                <w:color w:val="000000" w:themeColor="text1"/>
+              </w:rPr>
+            </w:pPr>
+            <w:r>
+              <w:rPr>
+                <w:color w:val="000000" w:themeColor="text1"/>
+              </w:rPr>
+              <w:t>includes 0</w:t>
+            </w:r>
+          </w:p>
+        </w:tc>
+      </w:tr>
+      <w:tr>
+        <w:tc>
+          <w:tcPr>
+            <w:tcW w:w="0" w:type="auto"/>
+            <w:tcMar>
+              <w:top w:w="75" w:type="dxa"/>
+              <w:left w:w="135" w:type="dxa"/>
+              <w:bottom w:w="75" w:type="dxa"/>
+              <w:right w:w="135" w:type="dxa"/>
+            </w:tcMar>
+            <w:hideMark/>
+          </w:tcPr>
+          <w:p>
+            <w:pPr>
+              <w:rPr>
+                <w:color w:val="000000" w:themeColor="text1"/>
+              </w:rPr>
+            </w:pPr>
+            <w:r>
+              <w:rPr>
+                <w:color w:val="000000" w:themeColor="text1"/>
+              </w:rPr>
+              <w:t>HC</w:t>
+            </w:r>
+          </w:p>
+        </w:tc>
+        <w:tc>
+          <w:tcPr>
+            <w:tcW w:w="0" w:type="auto"/>
+            <w:tcMar>
+              <w:top w:w="75" w:type="dxa"/>
+              <w:left w:w="135" w:type="dxa"/>
+              <w:bottom w:w="75" w:type="dxa"/>
+              <w:right w:w="135" w:type="dxa"/>
+            </w:tcMar>
+            <w:hideMark/>
+          </w:tcPr>
+          <w:p>
+            <w:pPr>
+              <w:rPr>
+                <w:color w:val="000000" w:themeColor="text1"/>
+              </w:rPr>
+            </w:pPr>
+            <w:r>
+              <w:rPr>
+                <w:color w:val="000000" w:themeColor="text1"/>
+              </w:rPr>
+              <w:t>NR</w:t>
+            </w:r>
+          </w:p>
+        </w:tc>
+        <w:tc>
+          <w:tcPr>
+            <w:tcW w:w="0" w:type="auto"/>
+            <w:tcMar>
+              <w:top w:w="75" w:type="dxa"/>
+              <w:left w:w="135" w:type="dxa"/>
+              <w:bottom w:w="75" w:type="dxa"/>
+              <w:right w:w="135" w:type="dxa"/>
+            </w:tcMar>
+            <w:hideMark/>
+          </w:tcPr>
+          <w:p>
+            <w:pPr>
+              <w:rPr>
+                <w:color w:val="000000" w:themeColor="text1"/>
+              </w:rPr>
+            </w:pPr>
+            <w:r>
+              <w:rPr>
+                <w:color w:val="000000" w:themeColor="text1"/>
+              </w:rPr>
+              <w:t>includes 0</w:t>
+            </w:r>
+          </w:p>
+        </w:tc>
+        <w:tc>
+          <w:tcPr>
+            <w:tcW w:w="0" w:type="auto"/>
+            <w:tcMar>
+              <w:top w:w="75" w:type="dxa"/>
+              <w:left w:w="135" w:type="dxa"/>
+              <w:bottom w:w="75" w:type="dxa"/>
+              <w:right w:w="135" w:type="dxa"/>
+            </w:tcMar>
+            <w:hideMark/>
+          </w:tcPr>
+          <w:p>
+            <w:pPr>
+              <w:rPr>
+                <w:color w:val="000000" w:themeColor="text1"/>
+              </w:rPr>
+            </w:pPr>
+            <w:r>
+              <w:rPr>
+                <w:color w:val="000000" w:themeColor="text1"/>
+              </w:rPr>
+              <w:t>includes 0</w:t>
+            </w:r>
+          </w:p>
+        </w:tc>
+      </w:tr>
+      <w:tr>
+        <w:tc>
+          <w:tcPr>
+            <w:tcW w:w="0" w:type="auto"/>
+            <w:tcMar>
+              <w:top w:w="75" w:type="dxa"/>
+              <w:left w:w="135" w:type="dxa"/>
+              <w:bottom w:w="75" w:type="dxa"/>
+              <w:right w:w="135" w:type="dxa"/>
+            </w:tcMar>
+            <w:hideMark/>
+          </w:tcPr>
+          <w:p>
+            <w:pPr>
+              <w:rPr>
+                <w:color w:val="000000" w:themeColor="text1"/>
+              </w:rPr>
+            </w:pPr>
+            <w:r>
+              <w:rPr>
+                <w:color w:val="000000" w:themeColor="text1"/>
+              </w:rPr>
+              <w:t>HC</w:t>
+            </w:r>
+          </w:p>
+        </w:tc>
+        <w:tc>
+          <w:tcPr>
+            <w:tcW w:w="0" w:type="auto"/>
+            <w:tcMar>
+              <w:top w:w="75" w:type="dxa"/>
+              <w:left w:w="135" w:type="dxa"/>
+              <w:bottom w:w="75" w:type="dxa"/>
+              <w:right w:w="135" w:type="dxa"/>
+            </w:tcMar>
+            <w:hideMark/>
+          </w:tcPr>
+          <w:p>
+            <w:pPr>
+              <w:rPr>
+                <w:color w:val="000000" w:themeColor="text1"/>
+              </w:rPr>
+            </w:pPr>
+            <w:r>
+              <w:rPr>
+                <w:color w:val="000000" w:themeColor="text1"/>
+              </w:rPr>
+              <w:t>R</w:t>
+            </w:r>
+          </w:p>
+        </w:tc>
+        <w:tc>
+          <w:tcPr>
+            <w:tcW w:w="0" w:type="auto"/>
+            <w:tcMar>
+              <w:top w:w="75" w:type="dxa"/>
+              <w:left w:w="135" w:type="dxa"/>
+              <w:bottom w:w="75" w:type="dxa"/>
+              <w:right w:w="135" w:type="dxa"/>
+            </w:tcMar>
+            <w:hideMark/>
+          </w:tcPr>
+          <w:p>
+            <w:pPr>
+              <w:rPr>
+                <w:color w:val="000000" w:themeColor="text1"/>
+              </w:rPr>
+            </w:pPr>
+            <w:r>
+              <w:rPr>
+                <w:color w:val="000000" w:themeColor="text1"/>
+              </w:rPr>
+              <w:t>includes 0</w:t>
+            </w:r>
+          </w:p>
+        </w:tc>
+        <w:tc>
+          <w:tcPr>
+            <w:tcW w:w="0" w:type="auto"/>
+            <w:tcMar>
+              <w:top w:w="75" w:type="dxa"/>
+              <w:left w:w="135" w:type="dxa"/>
+              <w:bottom w:w="75" w:type="dxa"/>
+              <w:right w:w="135" w:type="dxa"/>
+            </w:tcMar>
+            <w:hideMark/>
+          </w:tcPr>
+          <w:p>
+            <w:pPr>
+              <w:rPr>
+                <w:color w:val="000000" w:themeColor="text1"/>
+              </w:rPr>
+            </w:pPr>
+            <w:r>
+              <w:rPr>
+                <w:rStyle w:val="font-semibold"/>
+                <w:b/>
+                <w:bCs/>
+                <w:color w:val="000000" w:themeColor="text1"/>
+              </w:rPr>
+              <w:t>+18.9° excl 0</w:t>
+            </w:r>
+          </w:p>
+        </w:tc>
+      </w:tr>
+      <w:tr>
+        <w:tc>
+          <w:tcPr>
+            <w:tcW w:w="0" w:type="auto"/>
+            <w:tcMar>
+              <w:top w:w="75" w:type="dxa"/>
+              <w:left w:w="135" w:type="dxa"/>
+              <w:bottom w:w="75" w:type="dxa"/>
+              <w:right w:w="135" w:type="dxa"/>
+            </w:tcMar>
+            <w:hideMark/>
+          </w:tcPr>
+          <w:p>
+            <w:pPr>
+              <w:rPr>
+                <w:color w:val="000000" w:themeColor="text1"/>
+              </w:rPr>
+            </w:pPr>
+            <w:r>
+              <w:rPr>
+                <w:color w:val="000000" w:themeColor="text1"/>
+              </w:rPr>
+              <w:t>YILIU</w:t>
+            </w:r>
+          </w:p>
+        </w:tc>
+        <w:tc>
+          <w:tcPr>
+            <w:tcW w:w="0" w:type="auto"/>
+            <w:tcMar>
+              <w:top w:w="75" w:type="dxa"/>
+              <w:left w:w="135" w:type="dxa"/>
+              <w:bottom w:w="75" w:type="dxa"/>
+              <w:right w:w="135" w:type="dxa"/>
+            </w:tcMar>
+            <w:hideMark/>
+          </w:tcPr>
+          <w:p>
+            <w:pPr>
+              <w:rPr>
+                <w:color w:val="000000" w:themeColor="text1"/>
+              </w:rPr>
+            </w:pPr>
+            <w:r>
+              <w:rPr>
+                <w:color w:val="000000" w:themeColor="text1"/>
+              </w:rPr>
+              <w:t>NR</w:t>
+            </w:r>
+          </w:p>
+        </w:tc>
+        <w:tc>
+          <w:tcPr>
+            <w:tcW w:w="0" w:type="auto"/>
+            <w:tcMar>
+              <w:top w:w="75" w:type="dxa"/>
+              <w:left w:w="135" w:type="dxa"/>
+              <w:bottom w:w="75" w:type="dxa"/>
+              <w:right w:w="135" w:type="dxa"/>
+            </w:tcMar>
+            <w:hideMark/>
+          </w:tcPr>
+          <w:p>
+            <w:pPr>
+              <w:rPr>
+                <w:color w:val="000000" w:themeColor="text1"/>
+              </w:rPr>
+            </w:pPr>
+            <w:r>
+              <w:rPr>
+                <w:color w:val="000000" w:themeColor="text1"/>
+              </w:rPr>
+              <w:t>includes 0</w:t>
+            </w:r>
+          </w:p>
+        </w:tc>
+        <w:tc>
+          <w:tcPr>
+            <w:tcW w:w="0" w:type="auto"/>
+            <w:tcMar>
+              <w:top w:w="75" w:type="dxa"/>
+              <w:left w:w="135" w:type="dxa"/>
+              <w:bottom w:w="75" w:type="dxa"/>
+              <w:right w:w="135" w:type="dxa"/>
+            </w:tcMar>
+            <w:hideMark/>
+          </w:tcPr>
+          <w:p>
+            <w:pPr>
+              <w:rPr>
+                <w:color w:val="000000" w:themeColor="text1"/>
+              </w:rPr>
+            </w:pPr>
+            <w:r>
+              <w:rPr>
+                <w:rStyle w:val="font-semibold"/>
+                <w:b/>
+                <w:bCs/>
+                <w:color w:val="000000" w:themeColor="text1"/>
+              </w:rPr>
+              <w:t>+21.3° excl 0</w:t>
+            </w:r>
+          </w:p>
+        </w:tc>
+      </w:tr>
+      <w:tr>
+        <w:tc>
+          <w:tcPr>
+            <w:tcW w:w="0" w:type="auto"/>
+            <w:tcMar>
+              <w:top w:w="75" w:type="dxa"/>
+              <w:left w:w="135" w:type="dxa"/>
+              <w:bottom w:w="75" w:type="dxa"/>
+              <w:right w:w="135" w:type="dxa"/>
+            </w:tcMar>
+            <w:hideMark/>
+          </w:tcPr>
+          <w:p>
+            <w:pPr>
+              <w:rPr>
+                <w:color w:val="000000" w:themeColor="text1"/>
+              </w:rPr>
+            </w:pPr>
+            <w:r>
+              <w:rPr>
+                <w:color w:val="000000" w:themeColor="text1"/>
+              </w:rPr>
+              <w:lastRenderedPageBreak/>
+              <w:t>YILIU</w:t>
+            </w:r>
+          </w:p>
+        </w:tc>
+        <w:tc>
+          <w:tcPr>
+            <w:tcW w:w="0" w:type="auto"/>
+            <w:tcMar>
+              <w:top w:w="75" w:type="dxa"/>
+              <w:left w:w="135" w:type="dxa"/>
+              <w:bottom w:w="75" w:type="dxa"/>
+              <w:right w:w="135" w:type="dxa"/>
+            </w:tcMar>
+            <w:hideMark/>
+          </w:tcPr>
+          <w:p>
+            <w:pPr>
+              <w:rPr>
+                <w:color w:val="000000" w:themeColor="text1"/>
+              </w:rPr>
+            </w:pPr>
+            <w:r>
+              <w:rPr>
+                <w:color w:val="000000" w:themeColor="text1"/>
+              </w:rPr>
+              <w:t>R</w:t>
+            </w:r>
+          </w:p>
+        </w:tc>
+        <w:tc>
+          <w:tcPr>
+            <w:tcW w:w="0" w:type="auto"/>
+            <w:tcMar>
+              <w:top w:w="75" w:type="dxa"/>
+              <w:left w:w="135" w:type="dxa"/>
+              <w:bottom w:w="75" w:type="dxa"/>
+              <w:right w:w="135" w:type="dxa"/>
+            </w:tcMar>
+            <w:hideMark/>
+          </w:tcPr>
+          <w:p>
+            <w:pPr>
+              <w:rPr>
+                <w:color w:val="000000" w:themeColor="text1"/>
+              </w:rPr>
+            </w:pPr>
+            <w:r>
+              <w:rPr>
+                <w:color w:val="000000" w:themeColor="text1"/>
+              </w:rPr>
+              <w:t>includes 0</w:t>
+            </w:r>
+          </w:p>
+        </w:tc>
+        <w:tc>
+          <w:tcPr>
+            <w:tcW w:w="0" w:type="auto"/>
+            <w:tcMar>
+              <w:top w:w="75" w:type="dxa"/>
+              <w:left w:w="135" w:type="dxa"/>
+              <w:bottom w:w="75" w:type="dxa"/>
+              <w:right w:w="135" w:type="dxa"/>
+            </w:tcMar>
+            <w:hideMark/>
+          </w:tcPr>
+          <w:p>
+            <w:pPr>
+              <w:rPr>
+                <w:color w:val="000000" w:themeColor="text1"/>
+              </w:rPr>
+            </w:pPr>
+            <w:r>
+              <w:rPr>
+                <w:rStyle w:val="font-semibold"/>
+                <w:b/>
+                <w:bCs/>
+                <w:color w:val="000000" w:themeColor="text1"/>
+              </w:rPr>
+              <w:t>+13.9° excl 0</w:t>
+            </w:r>
+          </w:p>
+        </w:tc>
+      </w:tr>
+    </w:tbl>
+    <w:p>
+      <w:pPr>
+        <w:pStyle w:val="ui-markdownparagraph"/>
+        <w:spacing w:before="90" w:beforeAutospacing="0" w:after="90" w:afterAutospacing="0"/>
+        <w:rPr>
+          <w:rFonts w:ascii="Arial" w:hAnsi="Arial" w:cs="Arial"/>
+          <w:color w:val="000000" w:themeColor="text1"/>
+          <w:sz w:val="21"/>
+          <w:szCs w:val="21"/>
+        </w:rPr>
+      </w:pPr>
+      <w:r>
+        <w:rPr>
+          <w:rFonts w:ascii="Arial" w:hAnsi="Arial" w:cs="Arial"/>
+          <w:color w:val="000000" w:themeColor="text1"/>
+          <w:sz w:val="21"/>
+          <w:szCs w:val="21"/>
+        </w:rPr>
+        <w:t>All 18 short-duration cell estimates are </w:t>
+      </w:r>
+      <w:r>
+        <w:rPr>
+          <w:rStyle w:val="font-semibold"/>
+          <w:rFonts w:ascii="Arial" w:hAnsi="Arial" w:cs="Arial"/>
+          <w:b/>
+          <w:bCs/>
+          <w:color w:val="000000" w:themeColor="text1"/>
+          <w:sz w:val="21"/>
+          <w:szCs w:val="21"/>
+        </w:rPr>
+        <w:t>positive</w:t>
+      </w:r>
+      <w:r>
+        <w:rPr>
+          <w:rFonts w:ascii="Arial" w:hAnsi="Arial" w:cs="Arial"/>
+          <w:color w:val="000000" w:themeColor="text1"/>
+          <w:sz w:val="21"/>
+          <w:szCs w:val="21"/>
+        </w:rPr>
+        <w:t> (S1 noisier); 6/18 exclude 0.</w:t>
+      </w:r>
+      <w:r>
+        <w:rPr>
+          <w:rFonts w:ascii="Arial" w:hAnsi="Arial" w:cs="Arial"/>
+          <w:color w:val="000000" w:themeColor="text1"/>
+          <w:sz w:val="21"/>
+          <w:szCs w:val="21"/>
+        </w:rPr>
+        <w:br/>
+        <w:t>→ Mean AbsErr barely moves with practice; </w:t>
+      </w:r>
+      <w:r>
+        <w:rPr>
+          <w:rStyle w:val="font-semibold"/>
+          <w:rFonts w:ascii="Arial" w:hAnsi="Arial" w:cs="Arial"/>
+          <w:b/>
+          <w:bCs/>
+          <w:color w:val="000000" w:themeColor="text1"/>
+          <w:sz w:val="21"/>
+          <w:szCs w:val="21"/>
+        </w:rPr>
+        <w:t>dispersion does</w:t>
+      </w:r>
+      <w:r>
+        <w:rPr>
+          <w:rFonts w:ascii="Arial" w:hAnsi="Arial" w:cs="Arial"/>
+          <w:color w:val="000000" w:themeColor="text1"/>
+          <w:sz w:val="21"/>
+          <w:szCs w:val="21"/>
+        </w:rPr>
+        <w:t>.</w:t>
+      </w:r>
+    </w:p>
+    <w:p>
+      <w:pPr>
+        <w:spacing w:before="240" w:after="240"/>
+        <w:rPr>
+          <w:rFonts w:ascii="Arial" w:hAnsi="Arial" w:cs="Arial"/>
+          <w:color w:val="000000" w:themeColor="text1"/>
+          <w:sz w:val="21"/>
+          <w:szCs w:val="21"/>
+        </w:rPr>
+      </w:pPr>
+      <w:r>
+        <w:rPr>
+          <w:noProof/>
+          <w:color w:val="000000" w:themeColor="text1"/>
+        </w:rPr>
+        <w:pict w14:anchorId="6C3320D6">
+          <v:rect id="_x0000_i1027" style="width:0;height:1.5pt" o:hralign="center" o:hrstd="t" o:hr="t" fillcolor="#a0a0a0" stroked="f"/>
+        </w:pict>
+      </w:r>
+    </w:p>
+    <w:p>
+      <w:pPr>
+        <w:pStyle w:val="Heading3"/>
+        <w:spacing w:before="216" w:after="84"/>
+        <w:rPr>
+          <w:rFonts w:ascii="Arial" w:hAnsi="Arial" w:cs="Arial"/>
+          <w:color w:val="000000" w:themeColor="text1"/>
+          <w:sz w:val="29"/>
+          <w:szCs w:val="29"/>
+        </w:rPr>
+      </w:pPr>
+      <w:r>
+        <w:rPr>
+          <w:rFonts w:ascii="Arial" w:hAnsi="Arial" w:cs="Arial"/>
+          <w:color w:val="000000" w:themeColor="text1"/>
+          <w:sz w:val="29"/>
+          <w:szCs w:val="29"/>
+        </w:rPr>
+        <w:t>Does this make a compelling narrative?</w:t>
+      </w:r>
+    </w:p>
+    <w:p>
+      <w:pPr>
+        <w:pStyle w:val="ui-markdownparagraph"/>
+        <w:spacing w:before="90" w:beforeAutospacing="0" w:after="90" w:afterAutospacing="0"/>
+        <w:rPr>
+          <w:rFonts w:ascii="Arial" w:hAnsi="Arial" w:cs="Arial"/>
+          <w:color w:val="000000" w:themeColor="text1"/>
+          <w:sz w:val="21"/>
+          <w:szCs w:val="21"/>
+        </w:rPr>
+      </w:pPr>
+      <w:r>
+        <w:rPr>
+          <w:rStyle w:val="font-semibold"/>
+          <w:rFonts w:ascii="Arial" w:hAnsi="Arial" w:cs="Arial"/>
+          <w:b/>
+          <w:bCs/>
+          <w:color w:val="000000" w:themeColor="text1"/>
+          <w:sz w:val="21"/>
+          <w:szCs w:val="21"/>
+        </w:rPr>
+        <w:t>Yes, if you structure it as two layers:</w:t>
+      </w:r>
+    </w:p>
+    <w:tbl>
+      <w:tblPr>
+        <w:tblW w:w="0" w:type="auto"/>
+        <w:tblCellMar>
+          <w:top w:w="15" w:type="dxa"/>
+          <w:left w:w="15" w:type="dxa"/>
+          <w:bottom w:w="15" w:type="dxa"/>
+          <w:right w:w="15" w:type="dxa"/>
+        </w:tblCellMar>
+        <w:tblLook w:val="04A0" w:firstRow="1" w:lastRow="0" w:firstColumn="1" w:lastColumn="0" w:noHBand="0" w:noVBand="1"/>
+      </w:tblPr>
+      <w:tblGrid>
+        <w:gridCol w:w="2400"/>
+        <w:gridCol w:w="3294"/>
+        <w:gridCol w:w="3666"/>
+      </w:tblGrid>
+      <w:tr>
+        <w:trPr>
+          <w:tblHeader/>
+        </w:trPr>
+        <w:tc>
+          <w:tcPr>
+            <w:tcW w:w="0" w:type="auto"/>
+            <w:noWrap/>
+            <w:tcMar>
+              <w:top w:w="75" w:type="dxa"/>
+              <w:left w:w="135" w:type="dxa"/>
+              <w:bottom w:w="75" w:type="dxa"/>
+              <w:right w:w="135" w:type="dxa"/>
+            </w:tcMar>
+            <w:hideMark/>
+          </w:tcPr>
+          <w:p>
+            <w:pPr>
+              <w:rPr>
+                <w:b/>
+                <w:bCs/>
+                <w:color w:val="000000" w:themeColor="text1"/>
+                <w:szCs w:val="24"/>
+              </w:rPr>
+            </w:pPr>
+            <w:r>
+              <w:rPr>
+                <w:b/>
+                <w:bCs/>
+                <w:color w:val="000000" w:themeColor="text1"/>
+              </w:rPr>
+              <w:t>Layer</w:t>
+            </w:r>
+          </w:p>
+        </w:tc>
+        <w:tc>
+          <w:tcPr>
+            <w:tcW w:w="0" w:type="auto"/>
+            <w:noWrap/>
+            <w:tcMar>
+              <w:top w:w="75" w:type="dxa"/>
+              <w:left w:w="135" w:type="dxa"/>
+              <w:bottom w:w="75" w:type="dxa"/>
+              <w:right w:w="135" w:type="dxa"/>
+            </w:tcMar>
+            <w:hideMark/>
+          </w:tcPr>
+          <w:p>
+            <w:pPr>
+              <w:rPr>
+                <w:b/>
+                <w:bCs/>
+                <w:color w:val="000000" w:themeColor="text1"/>
+              </w:rPr>
+            </w:pPr>
+            <w:r>
+              <w:rPr>
+                <w:b/>
+                <w:bCs/>
+                <w:color w:val="000000" w:themeColor="text1"/>
+              </w:rPr>
+              <w:t>Claim</w:t>
+            </w:r>
+          </w:p>
+        </w:tc>
+        <w:tc>
+          <w:tcPr>
+            <w:tcW w:w="0" w:type="auto"/>
+            <w:noWrap/>
+            <w:tcMar>
+              <w:top w:w="75" w:type="dxa"/>
+              <w:left w:w="135" w:type="dxa"/>
+              <w:bottom w:w="75" w:type="dxa"/>
+              <w:right w:w="135" w:type="dxa"/>
+            </w:tcMar>
+            <w:hideMark/>
+          </w:tcPr>
+          <w:p>
+            <w:pPr>
+              <w:rPr>
+                <w:b/>
+                <w:bCs/>
+                <w:color w:val="000000" w:themeColor="text1"/>
+              </w:rPr>
+            </w:pPr>
+            <w:r>
+              <w:rPr>
+                <w:b/>
+                <w:bCs/>
+                <w:color w:val="000000" w:themeColor="text1"/>
+              </w:rPr>
+              <w:t>Best evidence</w:t>
+            </w:r>
+          </w:p>
+        </w:tc>
+      </w:tr>
+      <w:tr>
+        <w:tc>
+          <w:tcPr>
+            <w:tcW w:w="0" w:type="auto"/>
+            <w:tcMar>
+              <w:top w:w="75" w:type="dxa"/>
+              <w:left w:w="135" w:type="dxa"/>
+              <w:bottom w:w="75" w:type="dxa"/>
+              <w:right w:w="135" w:type="dxa"/>
+            </w:tcMar>
+            <w:hideMark/>
+          </w:tcPr>
+          <w:p>
+            <w:pPr>
+              <w:rPr>
+                <w:color w:val="000000" w:themeColor="text1"/>
+              </w:rPr>
+            </w:pPr>
+            <w:r>
+              <w:rPr>
+                <w:color w:val="000000" w:themeColor="text1"/>
+              </w:rPr>
+              <w:t>A. Mechanism of </w:t>
+            </w:r>
+            <w:r>
+              <w:rPr>
+                <w:rStyle w:val="font-semibold"/>
+                <w:b/>
+                <w:bCs/>
+                <w:color w:val="000000" w:themeColor="text1"/>
+              </w:rPr>
+              <w:t>redundancy gain</w:t>
+            </w:r>
+          </w:p>
+        </w:tc>
+        <w:tc>
+          <w:tcPr>
+            <w:tcW w:w="0" w:type="auto"/>
+            <w:tcMar>
+              <w:top w:w="75" w:type="dxa"/>
+              <w:left w:w="135" w:type="dxa"/>
+              <w:bottom w:w="75" w:type="dxa"/>
+              <w:right w:w="135" w:type="dxa"/>
+            </w:tcMar>
+            <w:hideMark/>
+          </w:tcPr>
+          <w:p>
+            <w:pPr>
+              <w:rPr>
+                <w:color w:val="000000" w:themeColor="text1"/>
+              </w:rPr>
+            </w:pPr>
+            <w:r>
+              <w:rPr>
+                <w:color w:val="000000" w:themeColor="text1"/>
+              </w:rPr>
+              <w:t>Stable NR−R advantage across durations; no reliable NR catch-up</w:t>
+            </w:r>
+          </w:p>
+        </w:tc>
+        <w:tc>
+          <w:tcPr>
+            <w:tcW w:w="0" w:type="auto"/>
+            <w:tcMar>
+              <w:top w:w="75" w:type="dxa"/>
+              <w:left w:w="135" w:type="dxa"/>
+              <w:bottom w:w="75" w:type="dxa"/>
+              <w:right w:w="135" w:type="dxa"/>
+            </w:tcMar>
+            <w:hideMark/>
+          </w:tcPr>
+          <w:p>
+            <w:pPr>
+              <w:rPr>
+                <w:color w:val="000000" w:themeColor="text1"/>
+              </w:rPr>
+            </w:pPr>
+            <w:r>
+              <w:rPr>
+                <w:color w:val="000000" w:themeColor="text1"/>
+              </w:rPr>
+              <w:t>AbsErr Bayes + cirSD Bayes gains</w:t>
+            </w:r>
+          </w:p>
+        </w:tc>
+      </w:tr>
+      <w:tr>
+        <w:tc>
+          <w:tcPr>
+            <w:tcW w:w="0" w:type="auto"/>
+            <w:tcMar>
+              <w:top w:w="75" w:type="dxa"/>
+              <w:left w:w="135" w:type="dxa"/>
+              <w:bottom w:w="75" w:type="dxa"/>
+              <w:right w:w="135" w:type="dxa"/>
+            </w:tcMar>
+            <w:hideMark/>
+          </w:tcPr>
+          <w:p>
+            <w:pPr>
+              <w:rPr>
+                <w:color w:val="000000" w:themeColor="text1"/>
+              </w:rPr>
+            </w:pPr>
+            <w:r>
+              <w:rPr>
+                <w:color w:val="000000" w:themeColor="text1"/>
+              </w:rPr>
+              <w:t>B. Role of </w:t>
+            </w:r>
+            <w:r>
+              <w:rPr>
+                <w:rStyle w:val="font-semibold"/>
+                <w:b/>
+                <w:bCs/>
+                <w:color w:val="000000" w:themeColor="text1"/>
+              </w:rPr>
+              <w:t>encoding duration / practice</w:t>
+            </w:r>
+          </w:p>
+        </w:tc>
+        <w:tc>
+          <w:tcPr>
+            <w:tcW w:w="0" w:type="auto"/>
+            <w:tcMar>
+              <w:top w:w="75" w:type="dxa"/>
+              <w:left w:w="135" w:type="dxa"/>
+              <w:bottom w:w="75" w:type="dxa"/>
+              <w:right w:w="135" w:type="dxa"/>
+            </w:tcMar>
+            <w:hideMark/>
+          </w:tcPr>
+          <w:p>
+            <w:pPr>
+              <w:rPr>
+                <w:color w:val="000000" w:themeColor="text1"/>
+              </w:rPr>
+            </w:pPr>
+            <w:r>
+              <w:rPr>
+                <w:color w:val="000000" w:themeColor="text1"/>
+              </w:rPr>
+              <w:t>Mainly </w:t>
+            </w:r>
+            <w:r>
+              <w:rPr>
+                <w:rStyle w:val="font-semibold"/>
+                <w:b/>
+                <w:bCs/>
+                <w:color w:val="000000" w:themeColor="text1"/>
+              </w:rPr>
+              <w:t>noise reduction / stability</w:t>
+            </w:r>
+            <w:r>
+              <w:rPr>
+                <w:color w:val="000000" w:themeColor="text1"/>
+              </w:rPr>
+              <w:t>, not closing the R−NR gap</w:t>
+            </w:r>
+          </w:p>
+        </w:tc>
+        <w:tc>
+          <w:tcPr>
+            <w:tcW w:w="0" w:type="auto"/>
+            <w:tcMar>
+              <w:top w:w="75" w:type="dxa"/>
+              <w:left w:w="135" w:type="dxa"/>
+              <w:bottom w:w="75" w:type="dxa"/>
+              <w:right w:w="135" w:type="dxa"/>
+            </w:tcMar>
+            <w:hideMark/>
+          </w:tcPr>
+          <w:p>
+            <w:pPr>
+              <w:rPr>
+                <w:color w:val="000000" w:themeColor="text1"/>
+              </w:rPr>
+            </w:pPr>
+            <w:r>
+              <w:rPr>
+                <w:color w:val="000000" w:themeColor="text1"/>
+              </w:rPr>
+              <w:t>cirSD duration trends + S1 vs S10 cirSD; AbsErr weak for R duration &amp; S1−S10</w:t>
+            </w:r>
+          </w:p>
+        </w:tc>
+      </w:tr>
+    </w:tbl>
+    <w:p>
+      <w:pPr>
+        <w:pStyle w:val="ui-markdownparagraph"/>
+        <w:spacing w:before="90" w:beforeAutospacing="0" w:after="90" w:afterAutospacing="0"/>
+        <w:rPr>
+          <w:rFonts w:ascii="Arial" w:hAnsi="Arial" w:cs="Arial"/>
+          <w:color w:val="000000" w:themeColor="text1"/>
+          <w:sz w:val="21"/>
+          <w:szCs w:val="21"/>
+        </w:rPr>
+      </w:pPr>
+      <w:r>
+        <w:rPr>
+          <w:rFonts w:ascii="Arial" w:hAnsi="Arial" w:cs="Arial"/>
+          <w:color w:val="000000" w:themeColor="text1"/>
+          <w:sz w:val="21"/>
+          <w:szCs w:val="21"/>
+        </w:rPr>
+        <w:t>That matches your conclusion, with a tighter wording:</w:t>
+      </w:r>
+    </w:p>
+    <w:p>
+      <w:pPr>
+        <w:pStyle w:val="ui-markdownparagraph"/>
+        <w:spacing w:before="0" w:beforeAutospacing="0" w:after="0" w:afterAutospacing="0"/>
+        <w:rPr>
+          <w:rFonts w:ascii="Arial" w:hAnsi="Arial" w:cs="Arial"/>
+          <w:color w:val="000000" w:themeColor="text1"/>
+          <w:sz w:val="21"/>
+          <w:szCs w:val="21"/>
+        </w:rPr>
+      </w:pPr>
+      <w:r>
+        <w:rPr>
+          <w:rFonts w:ascii="Arial" w:hAnsi="Arial" w:cs="Arial"/>
+          <w:color w:val="000000" w:themeColor="text1"/>
+          <w:sz w:val="21"/>
+          <w:szCs w:val="21"/>
+        </w:rPr>
+        <w:t>Redundancy precision gain is stable across duration (AbsErr and cirSD). That favors a post-encoding (or post-selection) account of the </w:t>
+      </w:r>
+      <w:r>
+        <w:rPr>
+          <w:rStyle w:val="Emphasis"/>
+          <w:rFonts w:ascii="Arial" w:hAnsi="Arial" w:cs="Arial"/>
+          <w:color w:val="000000" w:themeColor="text1"/>
+          <w:sz w:val="21"/>
+          <w:szCs w:val="21"/>
+        </w:rPr>
+        <w:t>gain</w:t>
+      </w:r>
+      <w:r>
+        <w:rPr>
+          <w:rFonts w:ascii="Arial" w:hAnsi="Arial" w:cs="Arial"/>
+          <w:color w:val="000000" w:themeColor="text1"/>
+          <w:sz w:val="21"/>
+          <w:szCs w:val="21"/>
+        </w:rPr>
+        <w:t>, not NR catching up with more encoding time. Encoding duration and practice still matter — they mainly reduce response variability (cirSD), while mean AbsErr for R is already near floor at short durations.</w:t>
+      </w:r>
+    </w:p>
+    <w:p>
+      <w:pPr>
+        <w:pStyle w:val="ui-markdownparagraph"/>
+        <w:spacing w:before="90" w:beforeAutospacing="0" w:after="90" w:afterAutospacing="0"/>
+        <w:rPr>
+          <w:rFonts w:ascii="Arial" w:hAnsi="Arial" w:cs="Arial"/>
+          <w:color w:val="000000" w:themeColor="text1"/>
+          <w:sz w:val="21"/>
+          <w:szCs w:val="21"/>
+        </w:rPr>
+      </w:pPr>
+      <w:r>
+        <w:rPr>
+          <w:rStyle w:val="font-semibold"/>
+          <w:rFonts w:ascii="Arial" w:hAnsi="Arial" w:cs="Arial"/>
+          <w:b/>
+          <w:bCs/>
+          <w:color w:val="000000" w:themeColor="text1"/>
+          <w:sz w:val="21"/>
+          <w:szCs w:val="21"/>
+        </w:rPr>
+        <w:t>Mixture</w:t>
+      </w:r>
+      <w:r>
+        <w:rPr>
+          <w:rFonts w:ascii="Arial" w:hAnsi="Arial" w:cs="Arial"/>
+          <w:color w:val="000000" w:themeColor="text1"/>
+          <w:sz w:val="21"/>
+          <w:szCs w:val="21"/>
+        </w:rPr>
+        <w:t> then closes the loop: higher κ / higher p_target / lower β for R = the same “more precise target reports,” not just fewer random guesses.</w:t>
+      </w:r>
+    </w:p>
+    <w:p>
+      <w:pPr>
+        <w:spacing w:before="240" w:after="240"/>
+        <w:rPr>
+          <w:rFonts w:ascii="Arial" w:hAnsi="Arial" w:cs="Arial"/>
+          <w:color w:val="000000" w:themeColor="text1"/>
+          <w:sz w:val="21"/>
+          <w:szCs w:val="21"/>
+        </w:rPr>
+      </w:pPr>
+      <w:r>
+        <w:rPr>
+          <w:noProof/>
+          <w:color w:val="000000" w:themeColor="text1"/>
+        </w:rPr>
+        <w:pict w14:anchorId="7FA2FBD0">
+          <v:rect id="_x0000_i1026" alt="" style="width:451.3pt;height:.05pt;mso-width-percent:0;mso-height-percent:0;mso-width-percent:0;mso-height-percent:0" o:hralign="center" o:hrstd="t" o:hr="t" fillcolor="#a0a0a0" stroked="f"/>
+        </w:pict>
+      </w:r>
+    </w:p>
+    <w:p>
+      <w:pPr>
+        <w:pStyle w:val="Heading3"/>
+        <w:spacing w:before="216" w:after="84"/>
+        <w:rPr>
+          <w:rFonts w:ascii="Arial" w:hAnsi="Arial" w:cs="Arial"/>
+          <w:color w:val="000000" w:themeColor="text1"/>
+          <w:sz w:val="29"/>
+          <w:szCs w:val="29"/>
+        </w:rPr>
+      </w:pPr>
+      <w:r>
+        <w:rPr>
+          <w:rFonts w:ascii="Arial" w:hAnsi="Arial" w:cs="Arial"/>
+          <w:color w:val="000000" w:themeColor="text1"/>
+          <w:sz w:val="29"/>
+          <w:szCs w:val="29"/>
+        </w:rPr>
+        <w:lastRenderedPageBreak/>
+        <w:t>What </w:t>
+      </w:r>
+      <w:r>
+        <w:rPr>
+          <w:rStyle w:val="Emphasis"/>
+          <w:rFonts w:ascii="Arial" w:hAnsi="Arial" w:cs="Arial"/>
+          <w:color w:val="000000" w:themeColor="text1"/>
+          <w:sz w:val="29"/>
+          <w:szCs w:val="29"/>
+        </w:rPr>
+        <w:t>not</w:t>
+      </w:r>
+      <w:r>
+        <w:rPr>
+          <w:rFonts w:ascii="Arial" w:hAnsi="Arial" w:cs="Arial"/>
+          <w:color w:val="000000" w:themeColor="text1"/>
+          <w:sz w:val="29"/>
+          <w:szCs w:val="29"/>
+        </w:rPr>
+        <w:t> to lean on in the talk</w:t>
+      </w:r>
+    </w:p>
+    <w:p>
+      <w:pPr>
+        <w:pStyle w:val="ui-markdownlist-item"/>
+        <w:numPr>
+          <w:ilvl w:val="0"/>
+          <w:numId w:val="6"/>
+        </w:numPr>
+        <w:rPr>
+          <w:rFonts w:ascii="Arial" w:hAnsi="Arial" w:cs="Arial"/>
+          <w:color w:val="000000" w:themeColor="text1"/>
+          <w:sz w:val="21"/>
+          <w:szCs w:val="21"/>
+        </w:rPr>
+      </w:pPr>
+      <w:r>
+        <w:rPr>
+          <w:rStyle w:val="font-semibold"/>
+          <w:rFonts w:ascii="Arial" w:hAnsi="Arial" w:cs="Arial"/>
+          <w:b/>
+          <w:bCs/>
+          <w:color w:val="000000" w:themeColor="text1"/>
+          <w:sz w:val="21"/>
+          <w:szCs w:val="21"/>
+        </w:rPr>
+        <w:t>cirSD Bayes CrI widths / “certainty”</w:t>
+      </w:r>
+      <w:r>
+        <w:rPr>
+          <w:rFonts w:ascii="Arial" w:hAnsi="Arial" w:cs="Arial"/>
+          <w:color w:val="000000" w:themeColor="text1"/>
+          <w:sz w:val="21"/>
+          <w:szCs w:val="21"/>
+        </w:rPr>
+        <w:t> — overconfident from bootstrap replicates; say “pattern replicates AbsErr, effects larger in cirSD units.”</w:t>
+      </w:r>
+    </w:p>
+    <w:p>
+      <w:pPr>
+        <w:pStyle w:val="ui-markdownlist-item"/>
+        <w:numPr>
+          <w:ilvl w:val="0"/>
+          <w:numId w:val="6"/>
+        </w:numPr>
+        <w:rPr>
+          <w:rFonts w:ascii="Arial" w:hAnsi="Arial" w:cs="Arial"/>
+          <w:color w:val="000000" w:themeColor="text1"/>
+          <w:sz w:val="21"/>
+          <w:szCs w:val="21"/>
+        </w:rPr>
+      </w:pPr>
+      <w:r>
+        <w:rPr>
+          <w:rStyle w:val="font-semibold"/>
+          <w:rFonts w:ascii="Arial" w:hAnsi="Arial" w:cs="Arial"/>
+          <w:b/>
+          <w:bCs/>
+          <w:color w:val="000000" w:themeColor="text1"/>
+          <w:sz w:val="21"/>
+          <w:szCs w:val="21"/>
+        </w:rPr>
+        <w:t>Practice changing the 50→350 slope</w:t>
+      </w:r>
+      <w:r>
+        <w:rPr>
+          <w:rFonts w:ascii="Arial" w:hAnsi="Arial" w:cs="Arial"/>
+          <w:color w:val="000000" w:themeColor="text1"/>
+          <w:sz w:val="21"/>
+          <w:szCs w:val="21"/>
+        </w:rPr>
+        <w:t> — still messy and person-specific in both AbsErr and cirSD; better to talk </w:t>
+      </w:r>
+      <w:r>
+        <w:rPr>
+          <w:rStyle w:val="font-semibold"/>
+          <w:rFonts w:ascii="Arial" w:hAnsi="Arial" w:cs="Arial"/>
+          <w:b/>
+          <w:bCs/>
+          <w:color w:val="000000" w:themeColor="text1"/>
+          <w:sz w:val="21"/>
+          <w:szCs w:val="21"/>
+        </w:rPr>
+        <w:t>S1 vs S10 level of variability</w:t>
+      </w:r>
+      <w:r>
+        <w:rPr>
+          <w:rFonts w:ascii="Arial" w:hAnsi="Arial" w:cs="Arial"/>
+          <w:color w:val="000000" w:themeColor="text1"/>
+          <w:sz w:val="21"/>
+          <w:szCs w:val="21"/>
+        </w:rPr>
+        <w:t>, not slope rewriting.</w:t>
+      </w:r>
+    </w:p>
+    <w:p>
+      <w:pPr>
+        <w:pStyle w:val="ui-markdownlist-item"/>
+        <w:numPr>
+          <w:ilvl w:val="0"/>
+          <w:numId w:val="6"/>
+        </w:numPr>
+        <w:rPr>
+          <w:rFonts w:ascii="Arial" w:hAnsi="Arial" w:cs="Arial"/>
+          <w:color w:val="000000" w:themeColor="text1"/>
+          <w:sz w:val="21"/>
+          <w:szCs w:val="21"/>
+        </w:rPr>
+      </w:pPr>
+      <w:r>
+        <w:rPr>
+          <w:rStyle w:val="font-semibold"/>
+          <w:rFonts w:ascii="Arial" w:hAnsi="Arial" w:cs="Arial"/>
+          <w:b/>
+          <w:bCs/>
+          <w:color w:val="000000" w:themeColor="text1"/>
+          <w:sz w:val="21"/>
+          <w:szCs w:val="21"/>
+        </w:rPr>
+        <w:t>Catch-up in cirSD</w:t>
+      </w:r>
+      <w:r>
+        <w:rPr>
+          <w:rFonts w:ascii="Arial" w:hAnsi="Arial" w:cs="Arial"/>
+          <w:color w:val="000000" w:themeColor="text1"/>
+          <w:sz w:val="21"/>
+          <w:szCs w:val="21"/>
+        </w:rPr>
+        <w:t> — heterogeneous; do not sell as NR catch-up.</w:t>
+      </w:r>
+    </w:p>
+    <w:p>
+      <w:pPr>
+        <w:spacing w:before="240" w:after="240"/>
+        <w:rPr>
+          <w:rFonts w:ascii="Arial" w:hAnsi="Arial" w:cs="Arial"/>
+          <w:color w:val="000000" w:themeColor="text1"/>
+          <w:sz w:val="21"/>
+          <w:szCs w:val="21"/>
+        </w:rPr>
+      </w:pPr>
+      <w:r>
+        <w:rPr>
+          <w:noProof/>
+          <w:color w:val="000000" w:themeColor="text1"/>
+        </w:rPr>
+        <w:pict w14:anchorId="7BD990EC">
+          <v:rect id="_x0000_i1025" style="width:0;height:1.5pt" o:hralign="center" o:hrstd="t" o:hr="t" fillcolor="#a0a0a0" stroked="f"/>
+        </w:pict>
+      </w:r>
+    </w:p>
+    <w:p>
+      <w:pPr>
+        <w:pStyle w:val="Heading3"/>
+        <w:spacing w:before="216" w:after="84"/>
+        <w:rPr>
+          <w:rFonts w:ascii="Arial" w:hAnsi="Arial" w:cs="Arial"/>
+          <w:color w:val="000000" w:themeColor="text1"/>
+          <w:sz w:val="29"/>
+          <w:szCs w:val="29"/>
+        </w:rPr>
+      </w:pPr>
+      <w:r>
+        <w:rPr>
+          <w:rFonts w:ascii="Arial" w:hAnsi="Arial" w:cs="Arial"/>
+          <w:color w:val="000000" w:themeColor="text1"/>
+          <w:sz w:val="29"/>
+          <w:szCs w:val="29"/>
+        </w:rPr>
+        <w:t>Cont vs disc cirSD</w:t>
+      </w:r>
+    </w:p>
+    <w:p>
+      <w:pPr>
+        <w:pStyle w:val="ui-markdownparagraph"/>
+        <w:spacing w:before="90" w:beforeAutospacing="0" w:after="90" w:afterAutospacing="0"/>
+        <w:rPr>
+          <w:rFonts w:ascii="Arial" w:hAnsi="Arial" w:cs="Arial"/>
+          <w:color w:val="000000" w:themeColor="text1"/>
+          <w:sz w:val="21"/>
+          <w:szCs w:val="21"/>
+        </w:rPr>
+      </w:pPr>
+      <w:r>
+        <w:rPr>
+          <w:rFonts w:ascii="Arial" w:hAnsi="Arial" w:cs="Arial"/>
+          <w:color w:val="000000" w:themeColor="text1"/>
+          <w:sz w:val="21"/>
+          <w:szCs w:val="21"/>
+        </w:rPr>
+        <w:t>Core messages (gain at all durations; duration lowers cirSD for R and NR) </w:t>
+      </w:r>
+      <w:r>
+        <w:rPr>
+          <w:rStyle w:val="font-semibold"/>
+          <w:rFonts w:ascii="Arial" w:hAnsi="Arial" w:cs="Arial"/>
+          <w:b/>
+          <w:bCs/>
+          <w:color w:val="000000" w:themeColor="text1"/>
+          <w:sz w:val="21"/>
+          <w:szCs w:val="21"/>
+        </w:rPr>
+        <w:t>agree</w:t>
+      </w:r>
+      <w:r>
+        <w:rPr>
+          <w:rFonts w:ascii="Arial" w:hAnsi="Arial" w:cs="Arial"/>
+          <w:color w:val="000000" w:themeColor="text1"/>
+          <w:sz w:val="21"/>
+          <w:szCs w:val="21"/>
+        </w:rPr>
+        <w:t>. Early/late catch-up and practice slopes differ more (as with AbsErr). For the internal presentation, </w:t>
+      </w:r>
+      <w:r>
+        <w:rPr>
+          <w:rStyle w:val="font-semibold"/>
+          <w:rFonts w:ascii="Arial" w:hAnsi="Arial" w:cs="Arial"/>
+          <w:b/>
+          <w:bCs/>
+          <w:color w:val="000000" w:themeColor="text1"/>
+          <w:sz w:val="21"/>
+          <w:szCs w:val="21"/>
+        </w:rPr>
+        <w:t>discrete is enough</w:t>
+      </w:r>
+      <w:r>
+        <w:rPr>
+          <w:rFonts w:ascii="Arial" w:hAnsi="Arial" w:cs="Arial"/>
+          <w:color w:val="000000" w:themeColor="text1"/>
+          <w:sz w:val="21"/>
+          <w:szCs w:val="21"/>
+        </w:rPr>
+        <w:t>; continuous is a sensitivity check.</w:t>
+      </w:r>
+    </w:p>
+    <w:p>
+      <w:pPr>
+        <w:pStyle w:val="ui-markdownparagraph"/>
+        <w:spacing w:before="90" w:beforeAutospacing="0" w:after="0" w:afterAutospacing="0"/>
+        <w:rPr>
+          <w:rFonts w:ascii="Arial" w:hAnsi="Arial" w:cs="Arial"/>
+          <w:color w:val="000000" w:themeColor="text1"/>
+          <w:sz w:val="21"/>
+          <w:szCs w:val="21"/>
+        </w:rPr>
+      </w:pPr>
+      <w:r>
+        <w:rPr>
+          <w:rFonts w:ascii="Arial" w:hAnsi="Arial" w:cs="Arial"/>
+          <w:color w:val="000000" w:themeColor="text1"/>
+          <w:sz w:val="21"/>
+          <w:szCs w:val="21"/>
+        </w:rPr>
+        <w:t>I can turn this into the same slide-script format as the AbsErr report (cirSD + AbsErr vs cirSD bridge + mixture one-liners) if you want that next.</w:t>
+      </w:r>
     </w:p>
     <w:p>
       <w:pPr>
         <w:ind w:firstLine="0"/>
         <w:rPr>
+          <w:rFonts w:hint="eastAsia"/>
           <w:lang w:eastAsia="zh-CN"/>
         </w:rPr>
       </w:pPr>
@@ -5728,15 +13613,6 @@
       <w:pPr>
         <w:ind w:firstLine="0"/>
         <w:rPr>
-          <w:lang w:eastAsia="zh-CN"/>
-        </w:rPr>
-      </w:pPr>
-    </w:p>
-    <w:p>
-      <w:pPr>
-        <w:ind w:firstLine="0"/>
-        <w:rPr>
-          <w:rFonts w:hint="eastAsia"/>
           <w:lang w:eastAsia="zh-CN"/>
         </w:rPr>
       </w:pPr>
@@ -5774,17 +13650,9 @@
         <w:spacing w:after="0"/>
         <w:ind w:left="720" w:hanging="720"/>
         <w:rPr>
-          <w:rFonts w:hint="eastAsia"/>
-          <w:lang w:eastAsia="zh-CN"/>
-        </w:rPr>
-      </w:pPr>
-      <w:r>
-        <w:rPr>
-          <w:rFonts w:hint="eastAsia"/>
-          <w:lang w:eastAsia="zh-CN"/>
-        </w:rPr>
-        <w:t xml:space="preserve"> </w:t>
-      </w:r>
+          <w:lang w:eastAsia="zh-CN"/>
+        </w:rPr>
+      </w:pPr>
     </w:p>
     <w:sectPr>
       <w:headerReference w:type="default" r:id="rId16"/>
@@ -6490,6 +14358,155 @@
       </w:rPr>
     </w:lvl>
   </w:abstractNum>
+  <w:abstractNum w:abstractNumId="5" w15:restartNumberingAfterBreak="0">
+    <w:nsid w:val="770F5BF1"/>
+    <w:multiLevelType w:val="multilevel"/>
+    <w:tmpl w:val="DFE0116C"/>
+    <w:lvl w:ilvl="0">
+      <w:start w:val="1"/>
+      <w:numFmt w:val="bullet"/>
+      <w:lvlText w:val=""/>
+      <w:lvlJc w:val="left"/>
+      <w:pPr>
+        <w:tabs>
+          <w:tab w:val="num" w:pos="720"/>
+        </w:tabs>
+        <w:ind w:left="720" w:hanging="360"/>
+      </w:pPr>
+      <w:rPr>
+        <w:rFonts w:ascii="Symbol" w:hAnsi="Symbol" w:hint="default"/>
+        <w:sz w:val="20"/>
+      </w:rPr>
+    </w:lvl>
+    <w:lvl w:ilvl="1" w:tentative="1">
+      <w:start w:val="1"/>
+      <w:numFmt w:val="bullet"/>
+      <w:lvlText w:val="o"/>
+      <w:lvlJc w:val="left"/>
+      <w:pPr>
+        <w:tabs>
+          <w:tab w:val="num" w:pos="1440"/>
+        </w:tabs>
+        <w:ind w:left="1440" w:hanging="360"/>
+      </w:pPr>
+      <w:rPr>
+        <w:rFonts w:ascii="Courier New" w:hAnsi="Courier New" w:hint="default"/>
+        <w:sz w:val="20"/>
+      </w:rPr>
+    </w:lvl>
+    <w:lvl w:ilvl="2" w:tentative="1">
+      <w:start w:val="1"/>
+      <w:numFmt w:val="bullet"/>
+      <w:lvlText w:val=""/>
+      <w:lvlJc w:val="left"/>
+      <w:pPr>
+        <w:tabs>
+          <w:tab w:val="num" w:pos="2160"/>
+        </w:tabs>
+        <w:ind w:left="2160" w:hanging="360"/>
+      </w:pPr>
+      <w:rPr>
+        <w:rFonts w:ascii="Wingdings" w:hAnsi="Wingdings" w:hint="default"/>
+        <w:sz w:val="20"/>
+      </w:rPr>
+    </w:lvl>
+    <w:lvl w:ilvl="3" w:tentative="1">
+      <w:start w:val="1"/>
+      <w:numFmt w:val="bullet"/>
+      <w:lvlText w:val=""/>
+      <w:lvlJc w:val="left"/>
+      <w:pPr>
+        <w:tabs>
+          <w:tab w:val="num" w:pos="2880"/>
+        </w:tabs>
+        <w:ind w:left="2880" w:hanging="360"/>
+      </w:pPr>
+      <w:rPr>
+        <w:rFonts w:ascii="Wingdings" w:hAnsi="Wingdings" w:hint="default"/>
+        <w:sz w:val="20"/>
+      </w:rPr>
+    </w:lvl>
+    <w:lvl w:ilvl="4" w:tentative="1">
+      <w:start w:val="1"/>
+      <w:numFmt w:val="bullet"/>
+      <w:lvlText w:val=""/>
+      <w:lvlJc w:val="left"/>
+      <w:pPr>
+        <w:tabs>
+          <w:tab w:val="num" w:pos="3600"/>
+        </w:tabs>
+        <w:ind w:left="3600" w:hanging="360"/>
+      </w:pPr>
+      <w:rPr>
+        <w:rFonts w:ascii="Wingdings" w:hAnsi="Wingdings" w:hint="default"/>
+        <w:sz w:val="20"/>
+      </w:rPr>
+    </w:lvl>
+    <w:lvl w:ilvl="5" w:tentative="1">
+      <w:start w:val="1"/>
+      <w:numFmt w:val="bullet"/>
+      <w:lvlText w:val=""/>
+      <w:lvlJc w:val="left"/>
+      <w:pPr>
+        <w:tabs>
+          <w:tab w:val="num" w:pos="4320"/>
+        </w:tabs>
+        <w:ind w:left="4320" w:hanging="360"/>
+      </w:pPr>
+      <w:rPr>
+        <w:rFonts w:ascii="Wingdings" w:hAnsi="Wingdings" w:hint="default"/>
+        <w:sz w:val="20"/>
+      </w:rPr>
+    </w:lvl>
+    <w:lvl w:ilvl="6" w:tentative="1">
+      <w:start w:val="1"/>
+      <w:numFmt w:val="bullet"/>
+      <w:lvlText w:val=""/>
+      <w:lvlJc w:val="left"/>
+      <w:pPr>
+        <w:tabs>
+          <w:tab w:val="num" w:pos="5040"/>
+        </w:tabs>
+        <w:ind w:left="5040" w:hanging="360"/>
+      </w:pPr>
+      <w:rPr>
+        <w:rFonts w:ascii="Wingdings" w:hAnsi="Wingdings" w:hint="default"/>
+        <w:sz w:val="20"/>
+      </w:rPr>
+    </w:lvl>
+    <w:lvl w:ilvl="7" w:tentative="1">
+      <w:start w:val="1"/>
+      <w:numFmt w:val="bullet"/>
+      <w:lvlText w:val=""/>
+      <w:lvlJc w:val="left"/>
+      <w:pPr>
+        <w:tabs>
+          <w:tab w:val="num" w:pos="5760"/>
+        </w:tabs>
+        <w:ind w:left="5760" w:hanging="360"/>
+      </w:pPr>
+      <w:rPr>
+        <w:rFonts w:ascii="Wingdings" w:hAnsi="Wingdings" w:hint="default"/>
+        <w:sz w:val="20"/>
+      </w:rPr>
+    </w:lvl>
+    <w:lvl w:ilvl="8" w:tentative="1">
+      <w:start w:val="1"/>
+      <w:numFmt w:val="bullet"/>
+      <w:lvlText w:val=""/>
+      <w:lvlJc w:val="left"/>
+      <w:pPr>
+        <w:tabs>
+          <w:tab w:val="num" w:pos="6480"/>
+        </w:tabs>
+        <w:ind w:left="6480" w:hanging="360"/>
+      </w:pPr>
+      <w:rPr>
+        <w:rFonts w:ascii="Wingdings" w:hAnsi="Wingdings" w:hint="default"/>
+        <w:sz w:val="20"/>
+      </w:rPr>
+    </w:lvl>
+  </w:abstractNum>
   <w:num w:numId="1" w16cid:durableId="1170020524">
     <w:abstractNumId w:val="4"/>
   </w:num>
@@ -6504,6 +14521,9 @@
   </w:num>
   <w:num w:numId="5" w16cid:durableId="2110158257">
     <w:abstractNumId w:val="1"/>
+  </w:num>
+  <w:num w:numId="6" w16cid:durableId="1799761590">
+    <w:abstractNumId w:val="5"/>
   </w:num>
 </w:numbering>
 </file>
@@ -7244,6 +15264,50 @@
       <w:szCs w:val="24"/>
     </w:rPr>
   </w:style>
+  <w:style w:type="character" w:customStyle="1" w:styleId="font-semibold">
+    <w:name w:val="font-semibold"/>
+    <w:basedOn w:val="DefaultParagraphFont"/>
+    <w:rsid w:val="00C11F4C"/>
+  </w:style>
+  <w:style w:type="paragraph" w:customStyle="1" w:styleId="ui-markdownparagraph">
+    <w:name w:val="ui-markdown__paragraph"/>
+    <w:basedOn w:val="Normal"/>
+    <w:rsid w:val="00935FD1"/>
+    <w:pPr>
+      <w:spacing w:before="100" w:beforeAutospacing="1" w:after="100" w:afterAutospacing="1" w:line="240" w:lineRule="auto"/>
+      <w:ind w:firstLine="0"/>
+    </w:pPr>
+    <w:rPr>
+      <w:rFonts w:eastAsia="Times New Roman"/>
+      <w:szCs w:val="24"/>
+      <w:lang w:val="en-AU" w:eastAsia="zh-CN"/>
+    </w:rPr>
+  </w:style>
+  <w:style w:type="character" w:styleId="Emphasis">
+    <w:name w:val="Emphasis"/>
+    <w:basedOn w:val="DefaultParagraphFont"/>
+    <w:uiPriority w:val="20"/>
+    <w:qFormat/>
+    <w:rsid w:val="00935FD1"/>
+    <w:rPr>
+      <w:i/>
+      <w:iCs/>
+    </w:rPr>
+  </w:style>
+  <w:style w:type="paragraph" w:customStyle="1" w:styleId="ui-markdownlist-item">
+    <w:name w:val="ui-markdown__list-item"/>
+    <w:basedOn w:val="Normal"/>
+    <w:rsid w:val="00935FD1"/>
+    <w:pPr>
+      <w:spacing w:before="100" w:beforeAutospacing="1" w:after="100" w:afterAutospacing="1" w:line="240" w:lineRule="auto"/>
+      <w:ind w:firstLine="0"/>
+    </w:pPr>
+    <w:rPr>
+      <w:rFonts w:eastAsia="Times New Roman"/>
+      <w:szCs w:val="24"/>
+      <w:lang w:val="en-AU" w:eastAsia="zh-CN"/>
+    </w:rPr>
+  </w:style>
 </w:styles>
 </file>
 
